--- a/por/docx/005.content.docx
+++ b/por/docx/005.content.docx
@@ -150,26 +150,6 @@
           <w:lang w:val="pt_PT" w:bidi="pt_PT"/>
         </w:rPr>
         <w:t>C</w:t>
-      </w:r>
-      <w:r>
-        <w:rPr>
-          <w:lang w:val="pt_PT" w:bidi="pt_PT"/>
-        </w:rPr>
-      </w:r>
-    </w:p>
-    <w:p>
-      <w:pPr/>
-      <w:r>
-        <w:rPr>
-          <w:lang w:val="pt_PT" w:bidi="pt_PT"/>
-        </w:rPr>
-      </w:r>
-      <w:r>
-        <w:rPr>
-          <w:i/>
-          <w:lang w:val="pt_PT" w:bidi="pt_PT"/>
-        </w:rPr>
-        <w:t>Caos social em Juízes, Capacitação espiritual, Cartas às sete igrejas, Casamento bíblico, Casamento e sexualidade, Casamento inter-racial e divórcio, Celebração, Chamando os mortos, Cidadania no Reino, Circuncisão, Circuncisão no Novo Testamento, Códigos de lei antigos, Comendo juntos, Compreendendo Jó, Compromisso de Deus com seu povo, Conclusão do Segundo Templo, Confiando em Deus em Isaías, Confiando em Deus nos Salmos, Confiando na força humana, Confusão humana e o propósito de Deus, Conhecendo Deus, Conselho de outros, Corações endurecidos, Crianças e pais</w:t>
       </w:r>
       <w:r>
         <w:rPr>

--- a/por/docx/005.content.docx
+++ b/por/docx/005.content.docx
@@ -19,7 +19,7 @@
         <w:rPr>
           <w:lang w:val="pt_PT" w:bidi="pt_PT"/>
         </w:rPr>
-        <w:t>Resource: Study Notes - Themes (Tyndale)</w:t>
+        <w:t>Resource: Tyndale Open Study Notes</w:t>
       </w:r>
       <w:r>
         <w:rPr>
@@ -112,7 +112,7 @@
         <w:rPr>
           <w:lang w:val="pt_PT" w:bidi="pt_PT"/>
         </w:rPr>
-        <w:t>Study Notes - Themes (Tyndale)</w:t>
+        <w:t>Tyndale Open Study Notes</w:t>
       </w:r>
     </w:p>
     <w:p>

--- a/por/docx/005.content.docx
+++ b/por/docx/005.content.docx
@@ -19,7 +19,7 @@
         <w:rPr>
           <w:lang w:val="pt_PT" w:bidi="pt_PT"/>
         </w:rPr>
-        <w:t>Resource: Tyndale Open Study Notes</w:t>
+        <w:t>Resource: Aquifer Open Study Notes (Themes)</w:t>
       </w:r>
       <w:r>
         <w:rPr>
@@ -112,7 +112,7 @@
         <w:rPr>
           <w:lang w:val="pt_PT" w:bidi="pt_PT"/>
         </w:rPr>
-        <w:t>Tyndale Open Study Notes</w:t>
+        <w:t>Aquifer Open Study Notes (Themes)</w:t>
       </w:r>
     </w:p>
     <w:p>

--- a/por/docx/005.content.docx
+++ b/por/docx/005.content.docx
@@ -233,54 +233,36 @@
         </w:rPr>
         <w:t>Jesus prometeu aos seus seguidores que retornaria para levá-los a estar com ele para sempre (</w:t>
       </w:r>
-      <w:hyperlink r:id="rId13">
-        <w:r>
-          <w:rPr>
-            <w:lang w:val="pt_PT" w:bidi="pt_PT"/>
-          </w:rPr>
-          <w:rPr>
-            <w:color w:val="0000EE"/>
-            <w:u w:val="single"/>
-          </w:rPr>
-          <w:t>João 14.1–3</w:t>
-        </w:r>
-      </w:hyperlink>
+      <w:r>
+        <w:rPr>
+          <w:lang w:val="pt_PT" w:bidi="pt_PT"/>
+        </w:rPr>
+        <w:t>João 14.1–3</w:t>
+      </w:r>
       <w:r>
         <w:rPr>
           <w:lang w:val="pt_PT" w:bidi="pt_PT"/>
         </w:rPr>
         <w:t>). Logo após Jesus ascender ao céu, os apóstolos receberam a mensagem de que ele voltaria um dia (</w:t>
       </w:r>
-      <w:hyperlink r:id="rId14">
-        <w:r>
-          <w:rPr>
-            <w:lang w:val="pt_PT" w:bidi="pt_PT"/>
-          </w:rPr>
-          <w:rPr>
-            <w:color w:val="0000EE"/>
-            <w:u w:val="single"/>
-          </w:rPr>
-          <w:t>Atos 1.9–11</w:t>
-        </w:r>
-      </w:hyperlink>
+      <w:r>
+        <w:rPr>
+          <w:lang w:val="pt_PT" w:bidi="pt_PT"/>
+        </w:rPr>
+        <w:t>Atos 1.9–11</w:t>
+      </w:r>
       <w:r>
         <w:rPr>
           <w:lang w:val="pt_PT" w:bidi="pt_PT"/>
         </w:rPr>
         <w:t>). Nas visões descritas no livro de Apocalipse, João ouve Jesus prometer retornar novamente (</w:t>
       </w:r>
-      <w:hyperlink r:id="rId15">
-        <w:r>
-          <w:rPr>
-            <w:lang w:val="pt_PT" w:bidi="pt_PT"/>
-          </w:rPr>
-          <w:rPr>
-            <w:color w:val="0000EE"/>
-            <w:u w:val="single"/>
-          </w:rPr>
-          <w:t>Apocalipse 22.6–20</w:t>
-        </w:r>
-      </w:hyperlink>
+      <w:r>
+        <w:rPr>
+          <w:lang w:val="pt_PT" w:bidi="pt_PT"/>
+        </w:rPr>
+        <w:t>Apocalipse 22.6–20</w:t>
+      </w:r>
       <w:r>
         <w:rPr>
           <w:lang w:val="pt_PT" w:bidi="pt_PT"/>
@@ -301,72 +283,48 @@
         </w:rPr>
         <w:t>A conclusão final de todas as coisas, "o Dia do Senhor" (</w:t>
       </w:r>
-      <w:hyperlink r:id="rId16">
-        <w:r>
-          <w:rPr>
-            <w:lang w:val="pt_PT" w:bidi="pt_PT"/>
-          </w:rPr>
-          <w:rPr>
-            <w:color w:val="0000EE"/>
-            <w:u w:val="single"/>
-          </w:rPr>
-          <w:t>2Ts 2.2</w:t>
-        </w:r>
-      </w:hyperlink>
+      <w:r>
+        <w:rPr>
+          <w:lang w:val="pt_PT" w:bidi="pt_PT"/>
+        </w:rPr>
+        <w:t>2Ts 2.2</w:t>
+      </w:r>
       <w:r>
         <w:rPr>
           <w:lang w:val="pt_PT" w:bidi="pt_PT"/>
         </w:rPr>
         <w:t>), virá como uma surpresa, "como um ladrão, na calada da noite" (</w:t>
       </w:r>
-      <w:hyperlink r:id="rId17">
-        <w:r>
-          <w:rPr>
-            <w:lang w:val="pt_PT" w:bidi="pt_PT"/>
-          </w:rPr>
-          <w:rPr>
-            <w:color w:val="0000EE"/>
-            <w:u w:val="single"/>
-          </w:rPr>
-          <w:t>1 Tesslonicenses 5.2</w:t>
-        </w:r>
-      </w:hyperlink>
+      <w:r>
+        <w:rPr>
+          <w:lang w:val="pt_PT" w:bidi="pt_PT"/>
+        </w:rPr>
+        <w:t>1 Tesslonicenses 5.2</w:t>
+      </w:r>
       <w:r>
         <w:rPr>
           <w:lang w:val="pt_PT" w:bidi="pt_PT"/>
         </w:rPr>
         <w:t>). Jesus disse que "somente o Pai" sabe quando esse dia será (</w:t>
       </w:r>
-      <w:hyperlink r:id="rId18">
-        <w:r>
-          <w:rPr>
-            <w:lang w:val="pt_PT" w:bidi="pt_PT"/>
-          </w:rPr>
-          <w:rPr>
-            <w:color w:val="0000EE"/>
-            <w:u w:val="single"/>
-          </w:rPr>
-          <w:t>Mateus 24.36</w:t>
-        </w:r>
-      </w:hyperlink>
-      <w:r>
-        <w:rPr>
-          <w:lang w:val="pt_PT" w:bidi="pt_PT"/>
-        </w:rPr>
-        <w:t xml:space="preserve">; </w:t>
-      </w:r>
-      <w:hyperlink r:id="rId19">
-        <w:r>
-          <w:rPr>
-            <w:lang w:val="pt_PT" w:bidi="pt_PT"/>
-          </w:rPr>
-          <w:rPr>
-            <w:color w:val="0000EE"/>
-            <w:u w:val="single"/>
-          </w:rPr>
-          <w:t>Atos 1.6–7</w:t>
-        </w:r>
-      </w:hyperlink>
+      <w:r>
+        <w:rPr>
+          <w:lang w:val="pt_PT" w:bidi="pt_PT"/>
+        </w:rPr>
+        <w:t>Mateus 24.36</w:t>
+      </w:r>
+      <w:r>
+        <w:rPr>
+          <w:lang w:val="pt_PT" w:bidi="pt_PT"/>
+        </w:rPr>
+        <w:t xml:space="preserve">; </w:t>
+      </w:r>
+      <w:r>
+        <w:rPr>
+          <w:lang w:val="pt_PT" w:bidi="pt_PT"/>
+        </w:rPr>
+        <w:t>Atos 1.6–7</w:t>
+      </w:r>
       <w:r>
         <w:rPr>
           <w:lang w:val="pt_PT" w:bidi="pt_PT"/>
@@ -401,54 +359,36 @@
         </w:rPr>
         <w:t>O apóstolo Paulo descreve eventos como "a rebelião" e o aparecimento do "homem da iniquidade" que acontecerão antes do "Dia do Senhor" (</w:t>
       </w:r>
-      <w:hyperlink r:id="rId20">
-        <w:r>
-          <w:rPr>
-            <w:lang w:val="pt_PT" w:bidi="pt_PT"/>
-          </w:rPr>
-          <w:rPr>
-            <w:color w:val="0000EE"/>
-            <w:u w:val="single"/>
-          </w:rPr>
-          <w:t>2 Tessalonicenses 2.1–12</w:t>
-        </w:r>
-      </w:hyperlink>
+      <w:r>
+        <w:rPr>
+          <w:lang w:val="pt_PT" w:bidi="pt_PT"/>
+        </w:rPr>
+        <w:t>2 Tessalonicenses 2.1–12</w:t>
+      </w:r>
       <w:r>
         <w:rPr>
           <w:lang w:val="pt_PT" w:bidi="pt_PT"/>
         </w:rPr>
         <w:t>). No entanto, ele não se concentra nos detalhes. Em vez disso, ele lembra seu público dessas coisas para refutar ensinamentos falsos e encorajar os cristãos que sofrem pela fé (</w:t>
       </w:r>
-      <w:hyperlink r:id="rId21">
-        <w:r>
-          <w:rPr>
-            <w:lang w:val="pt_PT" w:bidi="pt_PT"/>
-          </w:rPr>
-          <w:rPr>
-            <w:color w:val="0000EE"/>
-            <w:u w:val="single"/>
-          </w:rPr>
-          <w:t>2 Tessalonicenses 1.3–10</w:t>
-        </w:r>
-      </w:hyperlink>
-      <w:r>
-        <w:rPr>
-          <w:lang w:val="pt_PT" w:bidi="pt_PT"/>
-        </w:rPr>
-        <w:t xml:space="preserve">; </w:t>
-      </w:r>
-      <w:hyperlink r:id="rId22">
-        <w:r>
-          <w:rPr>
-            <w:lang w:val="pt_PT" w:bidi="pt_PT"/>
-          </w:rPr>
-          <w:rPr>
-            <w:color w:val="0000EE"/>
-            <w:u w:val="single"/>
-          </w:rPr>
-          <w:t>2.5</w:t>
-        </w:r>
-      </w:hyperlink>
+      <w:r>
+        <w:rPr>
+          <w:lang w:val="pt_PT" w:bidi="pt_PT"/>
+        </w:rPr>
+        <w:t>2 Tessalonicenses 1.3–10</w:t>
+      </w:r>
+      <w:r>
+        <w:rPr>
+          <w:lang w:val="pt_PT" w:bidi="pt_PT"/>
+        </w:rPr>
+        <w:t xml:space="preserve">; </w:t>
+      </w:r>
+      <w:r>
+        <w:rPr>
+          <w:lang w:val="pt_PT" w:bidi="pt_PT"/>
+        </w:rPr>
+        <w:t>2.5</w:t>
+      </w:r>
       <w:r>
         <w:rPr>
           <w:lang w:val="pt_PT" w:bidi="pt_PT"/>
@@ -505,18 +445,12 @@
         </w:rPr>
         <w:t>salvar os cristãos que sofrem (</w:t>
       </w:r>
-      <w:hyperlink r:id="rId23">
-        <w:r>
-          <w:rPr>
-            <w:lang w:val="pt_PT" w:bidi="pt_PT"/>
-          </w:rPr>
-          <w:rPr>
-            <w:color w:val="0000EE"/>
-            <w:u w:val="single"/>
-          </w:rPr>
-          <w:t>2 Tessalonicenses 1.7–10</w:t>
-        </w:r>
-      </w:hyperlink>
+      <w:r>
+        <w:rPr>
+          <w:lang w:val="pt_PT" w:bidi="pt_PT"/>
+        </w:rPr>
+        <w:t>2 Tessalonicenses 1.7–10</w:t>
+      </w:r>
       <w:r>
         <w:rPr>
           <w:lang w:val="pt_PT" w:bidi="pt_PT"/>
@@ -541,18 +475,12 @@
         </w:rPr>
         <w:t>reunir seus seguidores para estarem com ele para sempre (</w:t>
       </w:r>
-      <w:hyperlink r:id="rId24">
-        <w:r>
-          <w:rPr>
-            <w:lang w:val="pt_PT" w:bidi="pt_PT"/>
-          </w:rPr>
-          <w:rPr>
-            <w:color w:val="0000EE"/>
-            <w:u w:val="single"/>
-          </w:rPr>
-          <w:t>1 Tessalonicenses 4.13–17</w:t>
-        </w:r>
-      </w:hyperlink>
+      <w:r>
+        <w:rPr>
+          <w:lang w:val="pt_PT" w:bidi="pt_PT"/>
+        </w:rPr>
+        <w:t>1 Tessalonicenses 4.13–17</w:t>
+      </w:r>
       <w:r>
         <w:rPr>
           <w:lang w:val="pt_PT" w:bidi="pt_PT"/>
@@ -573,36 +501,24 @@
         </w:rPr>
         <w:t>Este evento futuro requer uma resposta agora. Aqueles que aceitam as boas-novas e vivem para Deus podem ter confiança no resgate. Aqueles que rejeitam Deus experimentarão destruição eterna. A escolha e o chamado de Deus para os cristãos são sua esperança e conforto (</w:t>
       </w:r>
-      <w:hyperlink r:id="rId25">
-        <w:r>
-          <w:rPr>
-            <w:lang w:val="pt_PT" w:bidi="pt_PT"/>
-          </w:rPr>
-          <w:rPr>
-            <w:color w:val="0000EE"/>
-            <w:u w:val="single"/>
-          </w:rPr>
-          <w:t>2 Tessalonicenses 2.13–14</w:t>
-        </w:r>
-      </w:hyperlink>
+      <w:r>
+        <w:rPr>
+          <w:lang w:val="pt_PT" w:bidi="pt_PT"/>
+        </w:rPr>
+        <w:t>2 Tessalonicenses 2.13–14</w:t>
+      </w:r>
       <w:r>
         <w:rPr>
           <w:lang w:val="pt_PT" w:bidi="pt_PT"/>
         </w:rPr>
         <w:t>). Eles podem permanecer firmes agora enquanto olham para o futuro (</w:t>
       </w:r>
-      <w:hyperlink r:id="rId26">
-        <w:r>
-          <w:rPr>
-            <w:lang w:val="pt_PT" w:bidi="pt_PT"/>
-          </w:rPr>
-          <w:rPr>
-            <w:color w:val="0000EE"/>
-            <w:u w:val="single"/>
-          </w:rPr>
-          <w:t>2.14–15</w:t>
-        </w:r>
-      </w:hyperlink>
+      <w:r>
+        <w:rPr>
+          <w:lang w:val="pt_PT" w:bidi="pt_PT"/>
+        </w:rPr>
+        <w:t>2.14–15</w:t>
+      </w:r>
       <w:r>
         <w:rPr>
           <w:lang w:val="pt_PT" w:bidi="pt_PT"/>
@@ -632,90 +548,60 @@
           <w:lang w:val="pt_PT" w:bidi="pt_PT"/>
         </w:rPr>
       </w:r>
-      <w:hyperlink r:id="rId27">
-        <w:r>
-          <w:rPr>
-            <w:lang w:val="pt_PT" w:bidi="pt_PT"/>
-          </w:rPr>
-          <w:rPr>
-            <w:color w:val="0000EE"/>
-            <w:u w:val="single"/>
-          </w:rPr>
-          <w:t>Mateus 25.1–46</w:t>
-        </w:r>
-      </w:hyperlink>
-      <w:r>
-        <w:rPr>
-          <w:lang w:val="pt_PT" w:bidi="pt_PT"/>
-        </w:rPr>
-        <w:t xml:space="preserve">; </w:t>
-      </w:r>
-      <w:hyperlink r:id="rId19">
-        <w:r>
-          <w:rPr>
-            <w:lang w:val="pt_PT" w:bidi="pt_PT"/>
-          </w:rPr>
-          <w:rPr>
-            <w:color w:val="0000EE"/>
-            <w:u w:val="single"/>
-          </w:rPr>
-          <w:t>Atos 1.6–7</w:t>
-        </w:r>
-      </w:hyperlink>
-      <w:r>
-        <w:rPr>
-          <w:lang w:val="pt_PT" w:bidi="pt_PT"/>
-        </w:rPr>
-        <w:t xml:space="preserve">; </w:t>
-      </w:r>
-      <w:hyperlink r:id="rId28">
-        <w:r>
-          <w:rPr>
-            <w:lang w:val="pt_PT" w:bidi="pt_PT"/>
-          </w:rPr>
-          <w:rPr>
-            <w:color w:val="0000EE"/>
-            <w:u w:val="single"/>
-          </w:rPr>
-          <w:t>1 Tessalonicenses 4.13–5.11</w:t>
-        </w:r>
-      </w:hyperlink>
-      <w:r>
-        <w:rPr>
-          <w:lang w:val="pt_PT" w:bidi="pt_PT"/>
-        </w:rPr>
-        <w:t xml:space="preserve">; </w:t>
-      </w:r>
-      <w:hyperlink r:id="rId23">
-        <w:r>
-          <w:rPr>
-            <w:lang w:val="pt_PT" w:bidi="pt_PT"/>
-          </w:rPr>
-          <w:rPr>
-            <w:color w:val="0000EE"/>
-            <w:u w:val="single"/>
-          </w:rPr>
-          <w:t>2 Tessalonicenses 1.7–10</w:t>
-        </w:r>
-      </w:hyperlink>
-      <w:r>
-        <w:rPr>
-          <w:lang w:val="pt_PT" w:bidi="pt_PT"/>
-        </w:rPr>
-        <w:t xml:space="preserve">; </w:t>
-      </w:r>
-      <w:hyperlink r:id="rId20">
-        <w:r>
-          <w:rPr>
-            <w:lang w:val="pt_PT" w:bidi="pt_PT"/>
-          </w:rPr>
-          <w:rPr>
-            <w:color w:val="0000EE"/>
-            <w:u w:val="single"/>
-          </w:rPr>
-          <w:t>2 Tessalonicenses 2.1–12.</w:t>
-        </w:r>
-      </w:hyperlink>
+      <w:r>
+        <w:rPr>
+          <w:lang w:val="pt_PT" w:bidi="pt_PT"/>
+        </w:rPr>
+        <w:t>Mateus 25.1–46</w:t>
+      </w:r>
+      <w:r>
+        <w:rPr>
+          <w:lang w:val="pt_PT" w:bidi="pt_PT"/>
+        </w:rPr>
+        <w:t xml:space="preserve">; </w:t>
+      </w:r>
+      <w:r>
+        <w:rPr>
+          <w:lang w:val="pt_PT" w:bidi="pt_PT"/>
+        </w:rPr>
+        <w:t>Atos 1.6–7</w:t>
+      </w:r>
+      <w:r>
+        <w:rPr>
+          <w:lang w:val="pt_PT" w:bidi="pt_PT"/>
+        </w:rPr>
+        <w:t xml:space="preserve">; </w:t>
+      </w:r>
+      <w:r>
+        <w:rPr>
+          <w:lang w:val="pt_PT" w:bidi="pt_PT"/>
+        </w:rPr>
+        <w:t>1 Tessalonicenses 4.13–5.11</w:t>
+      </w:r>
+      <w:r>
+        <w:rPr>
+          <w:lang w:val="pt_PT" w:bidi="pt_PT"/>
+        </w:rPr>
+        <w:t xml:space="preserve">; </w:t>
+      </w:r>
+      <w:r>
+        <w:rPr>
+          <w:lang w:val="pt_PT" w:bidi="pt_PT"/>
+        </w:rPr>
+        <w:t>2 Tessalonicenses 1.7–10</w:t>
+      </w:r>
+      <w:r>
+        <w:rPr>
+          <w:lang w:val="pt_PT" w:bidi="pt_PT"/>
+        </w:rPr>
+        <w:t xml:space="preserve">; </w:t>
+      </w:r>
+      <w:r>
+        <w:rPr>
+          <w:lang w:val="pt_PT" w:bidi="pt_PT"/>
+        </w:rPr>
+        <w:t>2 Tessalonicenses 2.1–12.</w:t>
+      </w:r>
       <w:r>
         <w:rPr>
           <w:lang w:val="pt_PT" w:bidi="pt_PT"/>
@@ -799,18 +685,13 @@
         </w:rPr>
         <w:t xml:space="preserve">Veja </w:t>
       </w:r>
-      <w:hyperlink r:id="rId29">
-        <w:r>
-          <w:rPr>
-            <w:lang w:val="pt_PT" w:bidi="pt_PT"/>
-          </w:rPr>
-          <w:rPr>
-            <w:color w:val="0000EE"/>
-            <w:u w:val="single"/>
-          </w:rPr>
-          <w:t>João 1.29–42</w:t>
-        </w:r>
-      </w:hyperlink>
+      <w:r>
+        <w:rPr>
+          <w:i/>
+          <w:lang w:val="pt_PT" w:bidi="pt_PT"/>
+        </w:rPr>
+        <w:t>João 1.29–42</w:t>
+      </w:r>
       <w:r>
         <w:rPr>
           <w:lang w:val="pt_PT" w:bidi="pt_PT"/>
@@ -838,18 +719,13 @@
         </w:rPr>
         <w:t xml:space="preserve">Veja </w:t>
       </w:r>
-      <w:hyperlink r:id="rId30">
-        <w:r>
-          <w:rPr>
-            <w:lang w:val="pt_PT" w:bidi="pt_PT"/>
-          </w:rPr>
-          <w:rPr>
-            <w:color w:val="0000EE"/>
-            <w:u w:val="single"/>
-          </w:rPr>
-          <w:t>Lucas 2.25–38</w:t>
-        </w:r>
-      </w:hyperlink>
+      <w:r>
+        <w:rPr>
+          <w:i/>
+          <w:lang w:val="pt_PT" w:bidi="pt_PT"/>
+        </w:rPr>
+        <w:t>Lucas 2.25–38</w:t>
+      </w:r>
       <w:r>
         <w:rPr>
           <w:lang w:val="pt_PT" w:bidi="pt_PT"/>
@@ -877,18 +753,13 @@
         </w:rPr>
         <w:t xml:space="preserve">Veja </w:t>
       </w:r>
-      <w:hyperlink r:id="rId31">
-        <w:r>
-          <w:rPr>
-            <w:lang w:val="pt_PT" w:bidi="pt_PT"/>
-          </w:rPr>
-          <w:rPr>
-            <w:color w:val="0000EE"/>
-            <w:u w:val="single"/>
-          </w:rPr>
-          <w:t>João 1.43–51</w:t>
-        </w:r>
-      </w:hyperlink>
+      <w:r>
+        <w:rPr>
+          <w:i/>
+          <w:lang w:val="pt_PT" w:bidi="pt_PT"/>
+        </w:rPr>
+        <w:t>João 1.43–51</w:t>
+      </w:r>
       <w:r>
         <w:rPr>
           <w:lang w:val="pt_PT" w:bidi="pt_PT"/>
@@ -916,18 +787,13 @@
         </w:rPr>
         <w:t xml:space="preserve">Veja </w:t>
       </w:r>
-      <w:hyperlink r:id="rId32">
-        <w:r>
-          <w:rPr>
-            <w:lang w:val="pt_PT" w:bidi="pt_PT"/>
-          </w:rPr>
-          <w:rPr>
-            <w:color w:val="0000EE"/>
-            <w:u w:val="single"/>
-          </w:rPr>
-          <w:t>Marcos 10.17–22</w:t>
-        </w:r>
-      </w:hyperlink>
+      <w:r>
+        <w:rPr>
+          <w:i/>
+          <w:lang w:val="pt_PT" w:bidi="pt_PT"/>
+        </w:rPr>
+        <w:t>Marcos 10.17–22</w:t>
+      </w:r>
       <w:r>
         <w:rPr>
           <w:lang w:val="pt_PT" w:bidi="pt_PT"/>
@@ -955,18 +821,13 @@
         </w:rPr>
         <w:t xml:space="preserve">Veja </w:t>
       </w:r>
-      <w:hyperlink r:id="rId33">
-        <w:r>
-          <w:rPr>
-            <w:lang w:val="pt_PT" w:bidi="pt_PT"/>
-          </w:rPr>
-          <w:rPr>
-            <w:color w:val="0000EE"/>
-            <w:u w:val="single"/>
-          </w:rPr>
-          <w:t>Mateus 9.9–13</w:t>
-        </w:r>
-      </w:hyperlink>
+      <w:r>
+        <w:rPr>
+          <w:i/>
+          <w:lang w:val="pt_PT" w:bidi="pt_PT"/>
+        </w:rPr>
+        <w:t>Mateus 9.9–13</w:t>
+      </w:r>
       <w:r>
         <w:rPr>
           <w:lang w:val="pt_PT" w:bidi="pt_PT"/>
@@ -994,18 +855,13 @@
         </w:rPr>
         <w:t xml:space="preserve">Veja </w:t>
       </w:r>
-      <w:hyperlink r:id="rId34">
-        <w:r>
-          <w:rPr>
-            <w:lang w:val="pt_PT" w:bidi="pt_PT"/>
-          </w:rPr>
-          <w:rPr>
-            <w:color w:val="0000EE"/>
-            <w:u w:val="single"/>
-          </w:rPr>
-          <w:t>João 20.19–29</w:t>
-        </w:r>
-      </w:hyperlink>
+      <w:r>
+        <w:rPr>
+          <w:i/>
+          <w:lang w:val="pt_PT" w:bidi="pt_PT"/>
+        </w:rPr>
+        <w:t>João 20.19–29</w:t>
+      </w:r>
       <w:r>
         <w:rPr>
           <w:lang w:val="pt_PT" w:bidi="pt_PT"/>
@@ -1033,37 +889,27 @@
         </w:rPr>
         <w:t xml:space="preserve">Veja </w:t>
       </w:r>
-      <w:hyperlink r:id="rId35">
-        <w:r>
-          <w:rPr>
-            <w:lang w:val="pt_PT" w:bidi="pt_PT"/>
-          </w:rPr>
-          <w:rPr>
-            <w:color w:val="0000EE"/>
-            <w:u w:val="single"/>
-          </w:rPr>
-          <w:t>Lucas 10.38–42</w:t>
-        </w:r>
-      </w:hyperlink>
       <w:r>
         <w:rPr>
           <w:i/>
           <w:lang w:val="pt_PT" w:bidi="pt_PT"/>
         </w:rPr>
-        <w:t xml:space="preserve">; </w:t>
-      </w:r>
-      <w:hyperlink r:id="rId36">
-        <w:r>
-          <w:rPr>
-            <w:lang w:val="pt_PT" w:bidi="pt_PT"/>
-          </w:rPr>
-          <w:rPr>
-            <w:color w:val="0000EE"/>
-            <w:u w:val="single"/>
-          </w:rPr>
-          <w:t>João 11.17–27</w:t>
-        </w:r>
-      </w:hyperlink>
+        <w:t>Lucas 10.38–42</w:t>
+      </w:r>
+      <w:r>
+        <w:rPr>
+          <w:i/>
+          <w:lang w:val="pt_PT" w:bidi="pt_PT"/>
+        </w:rPr>
+        <w:t xml:space="preserve">; </w:t>
+      </w:r>
+      <w:r>
+        <w:rPr>
+          <w:i/>
+          <w:lang w:val="pt_PT" w:bidi="pt_PT"/>
+        </w:rPr>
+        <w:t>João 11.17–27</w:t>
+      </w:r>
       <w:r>
         <w:rPr>
           <w:lang w:val="pt_PT" w:bidi="pt_PT"/>
@@ -1091,18 +937,13 @@
         </w:rPr>
         <w:t xml:space="preserve">Veja </w:t>
       </w:r>
-      <w:hyperlink r:id="rId37">
-        <w:r>
-          <w:rPr>
-            <w:lang w:val="pt_PT" w:bidi="pt_PT"/>
-          </w:rPr>
-          <w:rPr>
-            <w:color w:val="0000EE"/>
-            <w:u w:val="single"/>
-          </w:rPr>
-          <w:t>Mateus 8.5–13</w:t>
-        </w:r>
-      </w:hyperlink>
+      <w:r>
+        <w:rPr>
+          <w:i/>
+          <w:lang w:val="pt_PT" w:bidi="pt_PT"/>
+        </w:rPr>
+        <w:t>Mateus 8.5–13</w:t>
+      </w:r>
       <w:r>
         <w:rPr>
           <w:lang w:val="pt_PT" w:bidi="pt_PT"/>
@@ -1130,18 +971,13 @@
         </w:rPr>
         <w:t xml:space="preserve">Veja </w:t>
       </w:r>
-      <w:hyperlink r:id="rId38">
-        <w:r>
-          <w:rPr>
-            <w:lang w:val="pt_PT" w:bidi="pt_PT"/>
-          </w:rPr>
-          <w:rPr>
-            <w:color w:val="0000EE"/>
-            <w:u w:val="single"/>
-          </w:rPr>
-          <w:t>João 8.1–11</w:t>
-        </w:r>
-      </w:hyperlink>
+      <w:r>
+        <w:rPr>
+          <w:i/>
+          <w:lang w:val="pt_PT" w:bidi="pt_PT"/>
+        </w:rPr>
+        <w:t>João 8.1–11</w:t>
+      </w:r>
       <w:r>
         <w:rPr>
           <w:lang w:val="pt_PT" w:bidi="pt_PT"/>
@@ -1169,37 +1005,13 @@
         </w:rPr>
         <w:t xml:space="preserve">Veja </w:t>
       </w:r>
-      <w:hyperlink r:id="rId39">
-        <w:r>
-          <w:rPr>
-            <w:lang w:val="pt_PT" w:bidi="pt_PT"/>
-          </w:rPr>
-          <w:rPr>
-            <w:color w:val="0000EE"/>
-            <w:u w:val="single"/>
-          </w:rPr>
-          <w:t>João 3.1–21</w:t>
-        </w:r>
-      </w:hyperlink>
       <w:r>
         <w:rPr>
           <w:i/>
           <w:lang w:val="pt_PT" w:bidi="pt_PT"/>
         </w:rPr>
-        <w:t xml:space="preserve">; </w:t>
-      </w:r>
-      <w:hyperlink r:id="rId40">
-        <w:r>
-          <w:rPr>
-            <w:lang w:val="pt_PT" w:bidi="pt_PT"/>
-          </w:rPr>
-          <w:rPr>
-            <w:color w:val="0000EE"/>
-            <w:u w:val="single"/>
-          </w:rPr>
-          <w:t>7.50–52</w:t>
-        </w:r>
-      </w:hyperlink>
+        <w:t>João 3.1–21</w:t>
+      </w:r>
       <w:r>
         <w:rPr>
           <w:i/>
@@ -1207,18 +1019,27 @@
         </w:rPr>
         <w:t xml:space="preserve">; </w:t>
       </w:r>
-      <w:hyperlink r:id="rId41">
-        <w:r>
-          <w:rPr>
-            <w:lang w:val="pt_PT" w:bidi="pt_PT"/>
-          </w:rPr>
-          <w:rPr>
-            <w:color w:val="0000EE"/>
-            <w:u w:val="single"/>
-          </w:rPr>
-          <w:t>19.38–42</w:t>
-        </w:r>
-      </w:hyperlink>
+      <w:r>
+        <w:rPr>
+          <w:i/>
+          <w:lang w:val="pt_PT" w:bidi="pt_PT"/>
+        </w:rPr>
+        <w:t>7.50–52</w:t>
+      </w:r>
+      <w:r>
+        <w:rPr>
+          <w:i/>
+          <w:lang w:val="pt_PT" w:bidi="pt_PT"/>
+        </w:rPr>
+        <w:t xml:space="preserve">; </w:t>
+      </w:r>
+      <w:r>
+        <w:rPr>
+          <w:i/>
+          <w:lang w:val="pt_PT" w:bidi="pt_PT"/>
+        </w:rPr>
+        <w:t>19.38–42</w:t>
+      </w:r>
       <w:r>
         <w:rPr>
           <w:lang w:val="pt_PT" w:bidi="pt_PT"/>
@@ -1246,37 +1067,27 @@
         </w:rPr>
         <w:t xml:space="preserve">Veja </w:t>
       </w:r>
-      <w:hyperlink r:id="rId42">
-        <w:r>
-          <w:rPr>
-            <w:lang w:val="pt_PT" w:bidi="pt_PT"/>
-          </w:rPr>
-          <w:rPr>
-            <w:color w:val="0000EE"/>
-            <w:u w:val="single"/>
-          </w:rPr>
-          <w:t>Marcos 10.35–45</w:t>
-        </w:r>
-      </w:hyperlink>
       <w:r>
         <w:rPr>
           <w:i/>
           <w:lang w:val="pt_PT" w:bidi="pt_PT"/>
         </w:rPr>
-        <w:t xml:space="preserve">; </w:t>
-      </w:r>
-      <w:hyperlink r:id="rId43">
-        <w:r>
-          <w:rPr>
-            <w:lang w:val="pt_PT" w:bidi="pt_PT"/>
-          </w:rPr>
-          <w:rPr>
-            <w:color w:val="0000EE"/>
-            <w:u w:val="single"/>
-          </w:rPr>
-          <w:t>João 13.1–17</w:t>
-        </w:r>
-      </w:hyperlink>
+        <w:t>Marcos 10.35–45</w:t>
+      </w:r>
+      <w:r>
+        <w:rPr>
+          <w:i/>
+          <w:lang w:val="pt_PT" w:bidi="pt_PT"/>
+        </w:rPr>
+        <w:t xml:space="preserve">; </w:t>
+      </w:r>
+      <w:r>
+        <w:rPr>
+          <w:i/>
+          <w:lang w:val="pt_PT" w:bidi="pt_PT"/>
+        </w:rPr>
+        <w:t>João 13.1–17</w:t>
+      </w:r>
       <w:r>
         <w:rPr>
           <w:lang w:val="pt_PT" w:bidi="pt_PT"/>
@@ -1304,18 +1115,13 @@
         </w:rPr>
         <w:t xml:space="preserve">Veja </w:t>
       </w:r>
-      <w:hyperlink r:id="rId44">
-        <w:r>
-          <w:rPr>
-            <w:lang w:val="pt_PT" w:bidi="pt_PT"/>
-          </w:rPr>
-          <w:rPr>
-            <w:color w:val="0000EE"/>
-            <w:u w:val="single"/>
-          </w:rPr>
-          <w:t>Lucas 4.14–30</w:t>
-        </w:r>
-      </w:hyperlink>
+      <w:r>
+        <w:rPr>
+          <w:i/>
+          <w:lang w:val="pt_PT" w:bidi="pt_PT"/>
+        </w:rPr>
+        <w:t>Lucas 4.14–30</w:t>
+      </w:r>
       <w:r>
         <w:rPr>
           <w:lang w:val="pt_PT" w:bidi="pt_PT"/>
@@ -1343,56 +1149,41 @@
         </w:rPr>
         <w:t xml:space="preserve">Veja </w:t>
       </w:r>
-      <w:hyperlink r:id="rId45">
-        <w:r>
-          <w:rPr>
-            <w:lang w:val="pt_PT" w:bidi="pt_PT"/>
-          </w:rPr>
-          <w:rPr>
-            <w:color w:val="0000EE"/>
-            <w:u w:val="single"/>
-          </w:rPr>
-          <w:t>Lucas 11.37–54</w:t>
-        </w:r>
-      </w:hyperlink>
       <w:r>
         <w:rPr>
           <w:i/>
           <w:lang w:val="pt_PT" w:bidi="pt_PT"/>
         </w:rPr>
+        <w:t>Lucas 11.37–54</w:t>
+      </w:r>
+      <w:r>
+        <w:rPr>
+          <w:i/>
+          <w:lang w:val="pt_PT" w:bidi="pt_PT"/>
+        </w:rPr>
         <w:t xml:space="preserve">; compare </w:t>
       </w:r>
-      <w:hyperlink r:id="rId46">
-        <w:r>
-          <w:rPr>
-            <w:lang w:val="pt_PT" w:bidi="pt_PT"/>
-          </w:rPr>
-          <w:rPr>
-            <w:color w:val="0000EE"/>
-            <w:u w:val="single"/>
-          </w:rPr>
-          <w:t>Atos 6.8–8.1</w:t>
-        </w:r>
-      </w:hyperlink>
       <w:r>
         <w:rPr>
           <w:i/>
           <w:lang w:val="pt_PT" w:bidi="pt_PT"/>
         </w:rPr>
-        <w:t xml:space="preserve">; </w:t>
-      </w:r>
-      <w:hyperlink r:id="rId47">
-        <w:r>
-          <w:rPr>
-            <w:lang w:val="pt_PT" w:bidi="pt_PT"/>
-          </w:rPr>
-          <w:rPr>
-            <w:color w:val="0000EE"/>
-            <w:u w:val="single"/>
-          </w:rPr>
-          <w:t>9.1–31</w:t>
-        </w:r>
-      </w:hyperlink>
+        <w:t>Atos 6.8–8.1</w:t>
+      </w:r>
+      <w:r>
+        <w:rPr>
+          <w:i/>
+          <w:lang w:val="pt_PT" w:bidi="pt_PT"/>
+        </w:rPr>
+        <w:t xml:space="preserve">; </w:t>
+      </w:r>
+      <w:r>
+        <w:rPr>
+          <w:i/>
+          <w:lang w:val="pt_PT" w:bidi="pt_PT"/>
+        </w:rPr>
+        <w:t>9.1–31</w:t>
+      </w:r>
       <w:r>
         <w:rPr>
           <w:lang w:val="pt_PT" w:bidi="pt_PT"/>
@@ -1420,18 +1211,13 @@
         </w:rPr>
         <w:t xml:space="preserve">Veja </w:t>
       </w:r>
-      <w:hyperlink r:id="rId48">
-        <w:r>
-          <w:rPr>
-            <w:lang w:val="pt_PT" w:bidi="pt_PT"/>
-          </w:rPr>
-          <w:rPr>
-            <w:color w:val="0000EE"/>
-            <w:u w:val="single"/>
-          </w:rPr>
-          <w:t>Lucas 19.1–10</w:t>
-        </w:r>
-      </w:hyperlink>
+      <w:r>
+        <w:rPr>
+          <w:i/>
+          <w:lang w:val="pt_PT" w:bidi="pt_PT"/>
+        </w:rPr>
+        <w:t>Lucas 19.1–10</w:t>
+      </w:r>
       <w:r>
         <w:rPr>
           <w:lang w:val="pt_PT" w:bidi="pt_PT"/>
@@ -1459,18 +1245,13 @@
         </w:rPr>
         <w:t xml:space="preserve">Veja </w:t>
       </w:r>
-      <w:hyperlink r:id="rId49">
-        <w:r>
-          <w:rPr>
-            <w:lang w:val="pt_PT" w:bidi="pt_PT"/>
-          </w:rPr>
-          <w:rPr>
-            <w:color w:val="0000EE"/>
-            <w:u w:val="single"/>
-          </w:rPr>
-          <w:t>Lucas 24.13–35</w:t>
-        </w:r>
-      </w:hyperlink>
+      <w:r>
+        <w:rPr>
+          <w:i/>
+          <w:lang w:val="pt_PT" w:bidi="pt_PT"/>
+        </w:rPr>
+        <w:t>Lucas 24.13–35</w:t>
+      </w:r>
       <w:r>
         <w:rPr>
           <w:lang w:val="pt_PT" w:bidi="pt_PT"/>
@@ -1498,18 +1279,13 @@
         </w:rPr>
         <w:t xml:space="preserve">Veja </w:t>
       </w:r>
-      <w:hyperlink r:id="rId50">
-        <w:r>
-          <w:rPr>
-            <w:lang w:val="pt_PT" w:bidi="pt_PT"/>
-          </w:rPr>
-          <w:rPr>
-            <w:color w:val="0000EE"/>
-            <w:u w:val="single"/>
-          </w:rPr>
-          <w:t>João 4.1–42</w:t>
-        </w:r>
-      </w:hyperlink>
+      <w:r>
+        <w:rPr>
+          <w:i/>
+          <w:lang w:val="pt_PT" w:bidi="pt_PT"/>
+        </w:rPr>
+        <w:t>João 4.1–42</w:t>
+      </w:r>
       <w:r>
         <w:rPr>
           <w:lang w:val="pt_PT" w:bidi="pt_PT"/>
@@ -1537,18 +1313,13 @@
         </w:rPr>
         <w:t xml:space="preserve">Veja </w:t>
       </w:r>
-      <w:hyperlink r:id="rId51">
-        <w:r>
-          <w:rPr>
-            <w:lang w:val="pt_PT" w:bidi="pt_PT"/>
-          </w:rPr>
-          <w:rPr>
-            <w:color w:val="0000EE"/>
-            <w:u w:val="single"/>
-          </w:rPr>
-          <w:t>João 18.28–19.16</w:t>
-        </w:r>
-      </w:hyperlink>
+      <w:r>
+        <w:rPr>
+          <w:i/>
+          <w:lang w:val="pt_PT" w:bidi="pt_PT"/>
+        </w:rPr>
+        <w:t>João 18.28–19.16</w:t>
+      </w:r>
       <w:r>
         <w:rPr>
           <w:lang w:val="pt_PT" w:bidi="pt_PT"/>
@@ -1576,37 +1347,27 @@
         </w:rPr>
         <w:t xml:space="preserve">Veja </w:t>
       </w:r>
-      <w:hyperlink r:id="rId52">
-        <w:r>
-          <w:rPr>
-            <w:lang w:val="pt_PT" w:bidi="pt_PT"/>
-          </w:rPr>
-          <w:rPr>
-            <w:color w:val="0000EE"/>
-            <w:u w:val="single"/>
-          </w:rPr>
-          <w:t>João 21.1–23</w:t>
-        </w:r>
-      </w:hyperlink>
       <w:r>
         <w:rPr>
           <w:i/>
           <w:lang w:val="pt_PT" w:bidi="pt_PT"/>
         </w:rPr>
+        <w:t>João 21.1–23</w:t>
+      </w:r>
+      <w:r>
+        <w:rPr>
+          <w:i/>
+          <w:lang w:val="pt_PT" w:bidi="pt_PT"/>
+        </w:rPr>
         <w:t xml:space="preserve">; veja também </w:t>
       </w:r>
-      <w:hyperlink r:id="rId53">
-        <w:r>
-          <w:rPr>
-            <w:lang w:val="pt_PT" w:bidi="pt_PT"/>
-          </w:rPr>
-          <w:rPr>
-            <w:color w:val="0000EE"/>
-            <w:u w:val="single"/>
-          </w:rPr>
-          <w:t>Mateus 16.15–19</w:t>
-        </w:r>
-      </w:hyperlink>
+      <w:r>
+        <w:rPr>
+          <w:i/>
+          <w:lang w:val="pt_PT" w:bidi="pt_PT"/>
+        </w:rPr>
+        <w:t>Mateus 16.15–19</w:t>
+      </w:r>
       <w:r>
         <w:rPr>
           <w:lang w:val="pt_PT" w:bidi="pt_PT"/>
@@ -1636,414 +1397,276 @@
           <w:lang w:val="pt_PT" w:bidi="pt_PT"/>
         </w:rPr>
       </w:r>
-      <w:hyperlink r:id="rId37">
-        <w:r>
-          <w:rPr>
-            <w:lang w:val="pt_PT" w:bidi="pt_PT"/>
-          </w:rPr>
-          <w:rPr>
-            <w:color w:val="0000EE"/>
-            <w:u w:val="single"/>
-          </w:rPr>
-          <w:t>Mateus 8.5–13</w:t>
-        </w:r>
-      </w:hyperlink>
-      <w:r>
-        <w:rPr>
-          <w:lang w:val="pt_PT" w:bidi="pt_PT"/>
-        </w:rPr>
-        <w:t xml:space="preserve">; </w:t>
-      </w:r>
-      <w:hyperlink r:id="rId33">
-        <w:r>
-          <w:rPr>
-            <w:lang w:val="pt_PT" w:bidi="pt_PT"/>
-          </w:rPr>
-          <w:rPr>
-            <w:color w:val="0000EE"/>
-            <w:u w:val="single"/>
-          </w:rPr>
-          <w:t>9.9–13</w:t>
-        </w:r>
-      </w:hyperlink>
-      <w:r>
-        <w:rPr>
-          <w:lang w:val="pt_PT" w:bidi="pt_PT"/>
-        </w:rPr>
-        <w:t xml:space="preserve">; </w:t>
-      </w:r>
-      <w:hyperlink r:id="rId53">
-        <w:r>
-          <w:rPr>
-            <w:lang w:val="pt_PT" w:bidi="pt_PT"/>
-          </w:rPr>
-          <w:rPr>
-            <w:color w:val="0000EE"/>
-            <w:u w:val="single"/>
-          </w:rPr>
-          <w:t>16.15–19</w:t>
-        </w:r>
-      </w:hyperlink>
-      <w:r>
-        <w:rPr>
-          <w:lang w:val="pt_PT" w:bidi="pt_PT"/>
-        </w:rPr>
-        <w:t xml:space="preserve">; </w:t>
-      </w:r>
-      <w:hyperlink r:id="rId32">
-        <w:r>
-          <w:rPr>
-            <w:lang w:val="pt_PT" w:bidi="pt_PT"/>
-          </w:rPr>
-          <w:rPr>
-            <w:color w:val="0000EE"/>
-            <w:u w:val="single"/>
-          </w:rPr>
-          <w:t>Marcos 10.17–22</w:t>
-        </w:r>
-      </w:hyperlink>
+      <w:r>
+        <w:rPr>
+          <w:lang w:val="pt_PT" w:bidi="pt_PT"/>
+        </w:rPr>
+        <w:t>Mateus 8.5–13</w:t>
+      </w:r>
+      <w:r>
+        <w:rPr>
+          <w:lang w:val="pt_PT" w:bidi="pt_PT"/>
+        </w:rPr>
+        <w:t xml:space="preserve">; </w:t>
+      </w:r>
+      <w:r>
+        <w:rPr>
+          <w:lang w:val="pt_PT" w:bidi="pt_PT"/>
+        </w:rPr>
+        <w:t>9.9–13</w:t>
+      </w:r>
+      <w:r>
+        <w:rPr>
+          <w:lang w:val="pt_PT" w:bidi="pt_PT"/>
+        </w:rPr>
+        <w:t xml:space="preserve">; </w:t>
+      </w:r>
+      <w:r>
+        <w:rPr>
+          <w:lang w:val="pt_PT" w:bidi="pt_PT"/>
+        </w:rPr>
+        <w:t>16.15–19</w:t>
+      </w:r>
+      <w:r>
+        <w:rPr>
+          <w:lang w:val="pt_PT" w:bidi="pt_PT"/>
+        </w:rPr>
+        <w:t xml:space="preserve">; </w:t>
+      </w:r>
+      <w:r>
+        <w:rPr>
+          <w:lang w:val="pt_PT" w:bidi="pt_PT"/>
+        </w:rPr>
+        <w:t>Marcos 10.17–22</w:t>
+      </w:r>
       <w:r>
         <w:rPr>
           <w:lang w:val="pt_PT" w:bidi="pt_PT"/>
         </w:rPr>
         <w:t xml:space="preserve">, </w:t>
       </w:r>
-      <w:hyperlink r:id="rId42">
-        <w:r>
-          <w:rPr>
-            <w:lang w:val="pt_PT" w:bidi="pt_PT"/>
-          </w:rPr>
-          <w:rPr>
-            <w:color w:val="0000EE"/>
-            <w:u w:val="single"/>
-          </w:rPr>
-          <w:t>35–45</w:t>
-        </w:r>
-      </w:hyperlink>
-      <w:r>
-        <w:rPr>
-          <w:lang w:val="pt_PT" w:bidi="pt_PT"/>
-        </w:rPr>
-        <w:t xml:space="preserve">; </w:t>
-      </w:r>
-      <w:hyperlink r:id="rId30">
-        <w:r>
-          <w:rPr>
-            <w:lang w:val="pt_PT" w:bidi="pt_PT"/>
-          </w:rPr>
-          <w:rPr>
-            <w:color w:val="0000EE"/>
-            <w:u w:val="single"/>
-          </w:rPr>
-          <w:t>Lucas 2.25–38</w:t>
-        </w:r>
-      </w:hyperlink>
-      <w:r>
-        <w:rPr>
-          <w:lang w:val="pt_PT" w:bidi="pt_PT"/>
-        </w:rPr>
-        <w:t xml:space="preserve">; </w:t>
-      </w:r>
-      <w:hyperlink r:id="rId44">
-        <w:r>
-          <w:rPr>
-            <w:lang w:val="pt_PT" w:bidi="pt_PT"/>
-          </w:rPr>
-          <w:rPr>
-            <w:color w:val="0000EE"/>
-            <w:u w:val="single"/>
-          </w:rPr>
-          <w:t>4.14–30</w:t>
-        </w:r>
-      </w:hyperlink>
-      <w:r>
-        <w:rPr>
-          <w:lang w:val="pt_PT" w:bidi="pt_PT"/>
-        </w:rPr>
-        <w:t xml:space="preserve">; </w:t>
-      </w:r>
-      <w:hyperlink r:id="rId35">
-        <w:r>
-          <w:rPr>
-            <w:lang w:val="pt_PT" w:bidi="pt_PT"/>
-          </w:rPr>
-          <w:rPr>
-            <w:color w:val="0000EE"/>
-            <w:u w:val="single"/>
-          </w:rPr>
-          <w:t>10.38–42</w:t>
-        </w:r>
-      </w:hyperlink>
-      <w:r>
-        <w:rPr>
-          <w:lang w:val="pt_PT" w:bidi="pt_PT"/>
-        </w:rPr>
-        <w:t xml:space="preserve">; </w:t>
-      </w:r>
-      <w:hyperlink r:id="rId45">
-        <w:r>
-          <w:rPr>
-            <w:lang w:val="pt_PT" w:bidi="pt_PT"/>
-          </w:rPr>
-          <w:rPr>
-            <w:color w:val="0000EE"/>
-            <w:u w:val="single"/>
-          </w:rPr>
-          <w:t>11.37–54</w:t>
-        </w:r>
-      </w:hyperlink>
-      <w:r>
-        <w:rPr>
-          <w:lang w:val="pt_PT" w:bidi="pt_PT"/>
-        </w:rPr>
-        <w:t xml:space="preserve">; </w:t>
-      </w:r>
-      <w:hyperlink r:id="rId48">
-        <w:r>
-          <w:rPr>
-            <w:lang w:val="pt_PT" w:bidi="pt_PT"/>
-          </w:rPr>
-          <w:rPr>
-            <w:color w:val="0000EE"/>
-            <w:u w:val="single"/>
-          </w:rPr>
-          <w:t>19.1–10</w:t>
-        </w:r>
-      </w:hyperlink>
-      <w:r>
-        <w:rPr>
-          <w:lang w:val="pt_PT" w:bidi="pt_PT"/>
-        </w:rPr>
-        <w:t xml:space="preserve">; </w:t>
-      </w:r>
-      <w:hyperlink r:id="rId49">
-        <w:r>
-          <w:rPr>
-            <w:lang w:val="pt_PT" w:bidi="pt_PT"/>
-          </w:rPr>
-          <w:rPr>
-            <w:color w:val="0000EE"/>
-            <w:u w:val="single"/>
-          </w:rPr>
-          <w:t>24.13–35</w:t>
-        </w:r>
-      </w:hyperlink>
-      <w:r>
-        <w:rPr>
-          <w:lang w:val="pt_PT" w:bidi="pt_PT"/>
-        </w:rPr>
-        <w:t xml:space="preserve">; </w:t>
-      </w:r>
-      <w:hyperlink r:id="rId29">
-        <w:r>
-          <w:rPr>
-            <w:lang w:val="pt_PT" w:bidi="pt_PT"/>
-          </w:rPr>
-          <w:rPr>
-            <w:color w:val="0000EE"/>
-            <w:u w:val="single"/>
-          </w:rPr>
-          <w:t>João 1.29–42</w:t>
-        </w:r>
-      </w:hyperlink>
+      <w:r>
+        <w:rPr>
+          <w:lang w:val="pt_PT" w:bidi="pt_PT"/>
+        </w:rPr>
+        <w:t>35–45</w:t>
+      </w:r>
+      <w:r>
+        <w:rPr>
+          <w:lang w:val="pt_PT" w:bidi="pt_PT"/>
+        </w:rPr>
+        <w:t xml:space="preserve">; </w:t>
+      </w:r>
+      <w:r>
+        <w:rPr>
+          <w:lang w:val="pt_PT" w:bidi="pt_PT"/>
+        </w:rPr>
+        <w:t>Lucas 2.25–38</w:t>
+      </w:r>
+      <w:r>
+        <w:rPr>
+          <w:lang w:val="pt_PT" w:bidi="pt_PT"/>
+        </w:rPr>
+        <w:t xml:space="preserve">; </w:t>
+      </w:r>
+      <w:r>
+        <w:rPr>
+          <w:lang w:val="pt_PT" w:bidi="pt_PT"/>
+        </w:rPr>
+        <w:t>4.14–30</w:t>
+      </w:r>
+      <w:r>
+        <w:rPr>
+          <w:lang w:val="pt_PT" w:bidi="pt_PT"/>
+        </w:rPr>
+        <w:t xml:space="preserve">; </w:t>
+      </w:r>
+      <w:r>
+        <w:rPr>
+          <w:lang w:val="pt_PT" w:bidi="pt_PT"/>
+        </w:rPr>
+        <w:t>10.38–42</w:t>
+      </w:r>
+      <w:r>
+        <w:rPr>
+          <w:lang w:val="pt_PT" w:bidi="pt_PT"/>
+        </w:rPr>
+        <w:t xml:space="preserve">; </w:t>
+      </w:r>
+      <w:r>
+        <w:rPr>
+          <w:lang w:val="pt_PT" w:bidi="pt_PT"/>
+        </w:rPr>
+        <w:t>11.37–54</w:t>
+      </w:r>
+      <w:r>
+        <w:rPr>
+          <w:lang w:val="pt_PT" w:bidi="pt_PT"/>
+        </w:rPr>
+        <w:t xml:space="preserve">; </w:t>
+      </w:r>
+      <w:r>
+        <w:rPr>
+          <w:lang w:val="pt_PT" w:bidi="pt_PT"/>
+        </w:rPr>
+        <w:t>19.1–10</w:t>
+      </w:r>
+      <w:r>
+        <w:rPr>
+          <w:lang w:val="pt_PT" w:bidi="pt_PT"/>
+        </w:rPr>
+        <w:t xml:space="preserve">; </w:t>
+      </w:r>
+      <w:r>
+        <w:rPr>
+          <w:lang w:val="pt_PT" w:bidi="pt_PT"/>
+        </w:rPr>
+        <w:t>24.13–35</w:t>
+      </w:r>
+      <w:r>
+        <w:rPr>
+          <w:lang w:val="pt_PT" w:bidi="pt_PT"/>
+        </w:rPr>
+        <w:t xml:space="preserve">; </w:t>
+      </w:r>
+      <w:r>
+        <w:rPr>
+          <w:lang w:val="pt_PT" w:bidi="pt_PT"/>
+        </w:rPr>
+        <w:t>João 1.29–42</w:t>
+      </w:r>
       <w:r>
         <w:rPr>
           <w:lang w:val="pt_PT" w:bidi="pt_PT"/>
         </w:rPr>
         <w:t>,</w:t>
       </w:r>
-      <w:hyperlink r:id="rId31">
-        <w:r>
-          <w:rPr>
-            <w:lang w:val="pt_PT" w:bidi="pt_PT"/>
-          </w:rPr>
-          <w:rPr>
-            <w:color w:val="0000EE"/>
-            <w:u w:val="single"/>
-          </w:rPr>
-          <w:t>43–51</w:t>
-        </w:r>
-      </w:hyperlink>
-      <w:r>
-        <w:rPr>
-          <w:lang w:val="pt_PT" w:bidi="pt_PT"/>
-        </w:rPr>
-        <w:t xml:space="preserve">; </w:t>
-      </w:r>
-      <w:hyperlink r:id="rId39">
-        <w:r>
-          <w:rPr>
-            <w:lang w:val="pt_PT" w:bidi="pt_PT"/>
-          </w:rPr>
-          <w:rPr>
-            <w:color w:val="0000EE"/>
-            <w:u w:val="single"/>
-          </w:rPr>
-          <w:t>3.1–21</w:t>
-        </w:r>
-      </w:hyperlink>
-      <w:r>
-        <w:rPr>
-          <w:lang w:val="pt_PT" w:bidi="pt_PT"/>
-        </w:rPr>
-        <w:t xml:space="preserve">; </w:t>
-      </w:r>
-      <w:hyperlink r:id="rId50">
-        <w:r>
-          <w:rPr>
-            <w:lang w:val="pt_PT" w:bidi="pt_PT"/>
-          </w:rPr>
-          <w:rPr>
-            <w:color w:val="0000EE"/>
-            <w:u w:val="single"/>
-          </w:rPr>
-          <w:t>4.1–42</w:t>
-        </w:r>
-      </w:hyperlink>
-      <w:r>
-        <w:rPr>
-          <w:lang w:val="pt_PT" w:bidi="pt_PT"/>
-        </w:rPr>
-        <w:t xml:space="preserve">; </w:t>
-      </w:r>
-      <w:hyperlink r:id="rId40">
-        <w:r>
-          <w:rPr>
-            <w:lang w:val="pt_PT" w:bidi="pt_PT"/>
-          </w:rPr>
-          <w:rPr>
-            <w:color w:val="0000EE"/>
-            <w:u w:val="single"/>
-          </w:rPr>
-          <w:t>7.50–52</w:t>
-        </w:r>
-      </w:hyperlink>
-      <w:r>
-        <w:rPr>
-          <w:lang w:val="pt_PT" w:bidi="pt_PT"/>
-        </w:rPr>
-        <w:t xml:space="preserve">; </w:t>
-      </w:r>
-      <w:hyperlink r:id="rId38">
-        <w:r>
-          <w:rPr>
-            <w:lang w:val="pt_PT" w:bidi="pt_PT"/>
-          </w:rPr>
-          <w:rPr>
-            <w:color w:val="0000EE"/>
-            <w:u w:val="single"/>
-          </w:rPr>
-          <w:t>8.1–11</w:t>
-        </w:r>
-      </w:hyperlink>
-      <w:r>
-        <w:rPr>
-          <w:lang w:val="pt_PT" w:bidi="pt_PT"/>
-        </w:rPr>
-        <w:t xml:space="preserve">; </w:t>
-      </w:r>
-      <w:hyperlink r:id="rId36">
-        <w:r>
-          <w:rPr>
-            <w:lang w:val="pt_PT" w:bidi="pt_PT"/>
-          </w:rPr>
-          <w:rPr>
-            <w:color w:val="0000EE"/>
-            <w:u w:val="single"/>
-          </w:rPr>
-          <w:t>11.17–27</w:t>
-        </w:r>
-      </w:hyperlink>
-      <w:r>
-        <w:rPr>
-          <w:lang w:val="pt_PT" w:bidi="pt_PT"/>
-        </w:rPr>
-        <w:t xml:space="preserve">; </w:t>
-      </w:r>
-      <w:hyperlink r:id="rId43">
-        <w:r>
-          <w:rPr>
-            <w:lang w:val="pt_PT" w:bidi="pt_PT"/>
-          </w:rPr>
-          <w:rPr>
-            <w:color w:val="0000EE"/>
-            <w:u w:val="single"/>
-          </w:rPr>
-          <w:t>13.1–17</w:t>
-        </w:r>
-      </w:hyperlink>
-      <w:r>
-        <w:rPr>
-          <w:lang w:val="pt_PT" w:bidi="pt_PT"/>
-        </w:rPr>
-        <w:t xml:space="preserve">; </w:t>
-      </w:r>
-      <w:hyperlink r:id="rId51">
-        <w:r>
-          <w:rPr>
-            <w:lang w:val="pt_PT" w:bidi="pt_PT"/>
-          </w:rPr>
-          <w:rPr>
-            <w:color w:val="0000EE"/>
-            <w:u w:val="single"/>
-          </w:rPr>
-          <w:t>18.28–19.16</w:t>
-        </w:r>
-      </w:hyperlink>
-      <w:r>
-        <w:rPr>
-          <w:lang w:val="pt_PT" w:bidi="pt_PT"/>
-        </w:rPr>
-        <w:t xml:space="preserve">; </w:t>
-      </w:r>
-      <w:hyperlink r:id="rId41">
-        <w:r>
-          <w:rPr>
-            <w:lang w:val="pt_PT" w:bidi="pt_PT"/>
-          </w:rPr>
-          <w:rPr>
-            <w:color w:val="0000EE"/>
-            <w:u w:val="single"/>
-          </w:rPr>
-          <w:t>19.38–42</w:t>
-        </w:r>
-      </w:hyperlink>
-      <w:r>
-        <w:rPr>
-          <w:lang w:val="pt_PT" w:bidi="pt_PT"/>
-        </w:rPr>
-        <w:t xml:space="preserve">; </w:t>
-      </w:r>
-      <w:hyperlink r:id="rId34">
-        <w:r>
-          <w:rPr>
-            <w:lang w:val="pt_PT" w:bidi="pt_PT"/>
-          </w:rPr>
-          <w:rPr>
-            <w:color w:val="0000EE"/>
-            <w:u w:val="single"/>
-          </w:rPr>
-          <w:t>20.19–29</w:t>
-        </w:r>
-      </w:hyperlink>
-      <w:r>
-        <w:rPr>
-          <w:lang w:val="pt_PT" w:bidi="pt_PT"/>
-        </w:rPr>
-        <w:t xml:space="preserve">; </w:t>
-      </w:r>
-      <w:hyperlink r:id="rId52">
-        <w:r>
-          <w:rPr>
-            <w:lang w:val="pt_PT" w:bidi="pt_PT"/>
-          </w:rPr>
-          <w:rPr>
-            <w:color w:val="0000EE"/>
-            <w:u w:val="single"/>
-          </w:rPr>
-          <w:t>21.1–23</w:t>
-        </w:r>
-      </w:hyperlink>
+      <w:r>
+        <w:rPr>
+          <w:lang w:val="pt_PT" w:bidi="pt_PT"/>
+        </w:rPr>
+        <w:t>43–51</w:t>
+      </w:r>
+      <w:r>
+        <w:rPr>
+          <w:lang w:val="pt_PT" w:bidi="pt_PT"/>
+        </w:rPr>
+        <w:t xml:space="preserve">; </w:t>
+      </w:r>
+      <w:r>
+        <w:rPr>
+          <w:lang w:val="pt_PT" w:bidi="pt_PT"/>
+        </w:rPr>
+        <w:t>3.1–21</w:t>
+      </w:r>
+      <w:r>
+        <w:rPr>
+          <w:lang w:val="pt_PT" w:bidi="pt_PT"/>
+        </w:rPr>
+        <w:t xml:space="preserve">; </w:t>
+      </w:r>
+      <w:r>
+        <w:rPr>
+          <w:lang w:val="pt_PT" w:bidi="pt_PT"/>
+        </w:rPr>
+        <w:t>4.1–42</w:t>
+      </w:r>
+      <w:r>
+        <w:rPr>
+          <w:lang w:val="pt_PT" w:bidi="pt_PT"/>
+        </w:rPr>
+        <w:t xml:space="preserve">; </w:t>
+      </w:r>
+      <w:r>
+        <w:rPr>
+          <w:lang w:val="pt_PT" w:bidi="pt_PT"/>
+        </w:rPr>
+        <w:t>7.50–52</w:t>
+      </w:r>
+      <w:r>
+        <w:rPr>
+          <w:lang w:val="pt_PT" w:bidi="pt_PT"/>
+        </w:rPr>
+        <w:t xml:space="preserve">; </w:t>
+      </w:r>
+      <w:r>
+        <w:rPr>
+          <w:lang w:val="pt_PT" w:bidi="pt_PT"/>
+        </w:rPr>
+        <w:t>8.1–11</w:t>
+      </w:r>
+      <w:r>
+        <w:rPr>
+          <w:lang w:val="pt_PT" w:bidi="pt_PT"/>
+        </w:rPr>
+        <w:t xml:space="preserve">; </w:t>
+      </w:r>
+      <w:r>
+        <w:rPr>
+          <w:lang w:val="pt_PT" w:bidi="pt_PT"/>
+        </w:rPr>
+        <w:t>11.17–27</w:t>
+      </w:r>
+      <w:r>
+        <w:rPr>
+          <w:lang w:val="pt_PT" w:bidi="pt_PT"/>
+        </w:rPr>
+        <w:t xml:space="preserve">; </w:t>
+      </w:r>
+      <w:r>
+        <w:rPr>
+          <w:lang w:val="pt_PT" w:bidi="pt_PT"/>
+        </w:rPr>
+        <w:t>13.1–17</w:t>
+      </w:r>
+      <w:r>
+        <w:rPr>
+          <w:lang w:val="pt_PT" w:bidi="pt_PT"/>
+        </w:rPr>
+        <w:t xml:space="preserve">; </w:t>
+      </w:r>
+      <w:r>
+        <w:rPr>
+          <w:lang w:val="pt_PT" w:bidi="pt_PT"/>
+        </w:rPr>
+        <w:t>18.28–19.16</w:t>
+      </w:r>
+      <w:r>
+        <w:rPr>
+          <w:lang w:val="pt_PT" w:bidi="pt_PT"/>
+        </w:rPr>
+        <w:t xml:space="preserve">; </w:t>
+      </w:r>
+      <w:r>
+        <w:rPr>
+          <w:lang w:val="pt_PT" w:bidi="pt_PT"/>
+        </w:rPr>
+        <w:t>19.38–42</w:t>
+      </w:r>
+      <w:r>
+        <w:rPr>
+          <w:lang w:val="pt_PT" w:bidi="pt_PT"/>
+        </w:rPr>
+        <w:t xml:space="preserve">; </w:t>
+      </w:r>
+      <w:r>
+        <w:rPr>
+          <w:lang w:val="pt_PT" w:bidi="pt_PT"/>
+        </w:rPr>
+        <w:t>20.19–29</w:t>
+      </w:r>
+      <w:r>
+        <w:rPr>
+          <w:lang w:val="pt_PT" w:bidi="pt_PT"/>
+        </w:rPr>
+        <w:t xml:space="preserve">; </w:t>
+      </w:r>
+      <w:r>
+        <w:rPr>
+          <w:lang w:val="pt_PT" w:bidi="pt_PT"/>
+        </w:rPr>
+        <w:t>21.1–23</w:t>
+      </w:r>
       <w:r>
         <w:rPr>
           <w:lang w:val="pt_PT" w:bidi="pt_PT"/>
@@ -2092,18 +1715,12 @@
         </w:rPr>
         <w:t xml:space="preserve">A escravidão era comum no mundo romano. Prisioneiros de guerra frequentemente se tornavam escravos, muitos nasciam na escravidão e alguns escolhiam a escravidão temporariamente para pagar dívidas. Uma grande parte da população, incluindo muitos cristãos, era composta por escravos ou ex-escravos (veja </w:t>
       </w:r>
-      <w:hyperlink r:id="rId54">
-        <w:r>
-          <w:rPr>
-            <w:lang w:val="pt_PT" w:bidi="pt_PT"/>
-          </w:rPr>
-          <w:rPr>
-            <w:color w:val="0000EE"/>
-            <w:u w:val="single"/>
-          </w:rPr>
-          <w:t>Atos 6.9</w:t>
-        </w:r>
-      </w:hyperlink>
+      <w:r>
+        <w:rPr>
+          <w:lang w:val="pt_PT" w:bidi="pt_PT"/>
+        </w:rPr>
+        <w:t>Atos 6.9</w:t>
+      </w:r>
       <w:r>
         <w:rPr>
           <w:lang w:val="pt_PT" w:bidi="pt_PT"/>
@@ -2152,72 +1769,48 @@
         </w:rPr>
         <w:t>Até os escravos podem realizar seu trabalho como um ato de adoração (</w:t>
       </w:r>
-      <w:hyperlink r:id="rId55">
-        <w:r>
-          <w:rPr>
-            <w:lang w:val="pt_PT" w:bidi="pt_PT"/>
-          </w:rPr>
-          <w:rPr>
-            <w:color w:val="0000EE"/>
-            <w:u w:val="single"/>
-          </w:rPr>
-          <w:t>Efésios 6.5–8</w:t>
-        </w:r>
-      </w:hyperlink>
-      <w:r>
-        <w:rPr>
-          <w:lang w:val="pt_PT" w:bidi="pt_PT"/>
-        </w:rPr>
-        <w:t xml:space="preserve">; </w:t>
-      </w:r>
-      <w:hyperlink r:id="rId56">
-        <w:r>
-          <w:rPr>
-            <w:lang w:val="pt_PT" w:bidi="pt_PT"/>
-          </w:rPr>
-          <w:rPr>
-            <w:color w:val="0000EE"/>
-            <w:u w:val="single"/>
-          </w:rPr>
-          <w:t>Colossenses 3.22–24</w:t>
-        </w:r>
-      </w:hyperlink>
+      <w:r>
+        <w:rPr>
+          <w:lang w:val="pt_PT" w:bidi="pt_PT"/>
+        </w:rPr>
+        <w:t>Efésios 6.5–8</w:t>
+      </w:r>
+      <w:r>
+        <w:rPr>
+          <w:lang w:val="pt_PT" w:bidi="pt_PT"/>
+        </w:rPr>
+        <w:t xml:space="preserve">; </w:t>
+      </w:r>
+      <w:r>
+        <w:rPr>
+          <w:lang w:val="pt_PT" w:bidi="pt_PT"/>
+        </w:rPr>
+        <w:t>Colossenses 3.22–24</w:t>
+      </w:r>
       <w:r>
         <w:rPr>
           <w:lang w:val="pt_PT" w:bidi="pt_PT"/>
         </w:rPr>
         <w:t xml:space="preserve">; compare </w:t>
       </w:r>
-      <w:hyperlink r:id="rId57">
-        <w:r>
-          <w:rPr>
-            <w:lang w:val="pt_PT" w:bidi="pt_PT"/>
-          </w:rPr>
-          <w:rPr>
-            <w:color w:val="0000EE"/>
-            <w:u w:val="single"/>
-          </w:rPr>
-          <w:t>1 Timóteo 6.1–2</w:t>
-        </w:r>
-      </w:hyperlink>
+      <w:r>
+        <w:rPr>
+          <w:lang w:val="pt_PT" w:bidi="pt_PT"/>
+        </w:rPr>
+        <w:t>1 Timóteo 6.1–2</w:t>
+      </w:r>
       <w:r>
         <w:rPr>
           <w:lang w:val="pt_PT" w:bidi="pt_PT"/>
         </w:rPr>
         <w:t>). Quando Paulo fala aos escravos cristãos, ele os encoraja a ver sua situação como um chamado onde podem servir a Cristo. Cristo é seu verdadeiro mestre, e nele, eles são verdadeiramente livres (</w:t>
       </w:r>
-      <w:hyperlink r:id="rId58">
-        <w:r>
-          <w:rPr>
-            <w:lang w:val="pt_PT" w:bidi="pt_PT"/>
-          </w:rPr>
-          <w:rPr>
-            <w:color w:val="0000EE"/>
-            <w:u w:val="single"/>
-          </w:rPr>
-          <w:t>1 Coríntios 7.20–24</w:t>
-        </w:r>
-      </w:hyperlink>
+      <w:r>
+        <w:rPr>
+          <w:lang w:val="pt_PT" w:bidi="pt_PT"/>
+        </w:rPr>
+        <w:t>1 Coríntios 7.20–24</w:t>
+      </w:r>
       <w:r>
         <w:rPr>
           <w:lang w:val="pt_PT" w:bidi="pt_PT"/>
@@ -2238,18 +1831,12 @@
         </w:rPr>
         <w:t>Cada cristão, seja escravo ou livre, foi libertado do pior tipo de escravidão, a escravidão ao pecado. Agora eles podem experimentar a verdadeira liberdade vivendo como servos de Deus e da justiça (</w:t>
       </w:r>
-      <w:hyperlink r:id="rId59">
-        <w:r>
-          <w:rPr>
-            <w:lang w:val="pt_PT" w:bidi="pt_PT"/>
-          </w:rPr>
-          <w:rPr>
-            <w:color w:val="0000EE"/>
-            <w:u w:val="single"/>
-          </w:rPr>
-          <w:t>Romanos 6.6–22</w:t>
-        </w:r>
-      </w:hyperlink>
+      <w:r>
+        <w:rPr>
+          <w:lang w:val="pt_PT" w:bidi="pt_PT"/>
+        </w:rPr>
+        <w:t>Romanos 6.6–22</w:t>
+      </w:r>
       <w:r>
         <w:rPr>
           <w:lang w:val="pt_PT" w:bidi="pt_PT"/>
@@ -2279,126 +1866,84 @@
           <w:lang w:val="pt_PT" w:bidi="pt_PT"/>
         </w:rPr>
       </w:r>
-      <w:hyperlink r:id="rId59">
-        <w:r>
-          <w:rPr>
-            <w:lang w:val="pt_PT" w:bidi="pt_PT"/>
-          </w:rPr>
-          <w:rPr>
-            <w:color w:val="0000EE"/>
-            <w:u w:val="single"/>
-          </w:rPr>
-          <w:t>Romanos 6.6–22</w:t>
-        </w:r>
-      </w:hyperlink>
-      <w:r>
-        <w:rPr>
-          <w:lang w:val="pt_PT" w:bidi="pt_PT"/>
-        </w:rPr>
-        <w:t xml:space="preserve">; </w:t>
-      </w:r>
-      <w:hyperlink r:id="rId58">
-        <w:r>
-          <w:rPr>
-            <w:lang w:val="pt_PT" w:bidi="pt_PT"/>
-          </w:rPr>
-          <w:rPr>
-            <w:color w:val="0000EE"/>
-            <w:u w:val="single"/>
-          </w:rPr>
-          <w:t>1 Coríntios 7.20–24</w:t>
-        </w:r>
-      </w:hyperlink>
-      <w:r>
-        <w:rPr>
-          <w:lang w:val="pt_PT" w:bidi="pt_PT"/>
-        </w:rPr>
-        <w:t xml:space="preserve">; </w:t>
-      </w:r>
-      <w:hyperlink r:id="rId60">
-        <w:r>
-          <w:rPr>
-            <w:lang w:val="pt_PT" w:bidi="pt_PT"/>
-          </w:rPr>
-          <w:rPr>
-            <w:color w:val="0000EE"/>
-            <w:u w:val="single"/>
-          </w:rPr>
-          <w:t>9.19</w:t>
-        </w:r>
-      </w:hyperlink>
-      <w:r>
-        <w:rPr>
-          <w:lang w:val="pt_PT" w:bidi="pt_PT"/>
-        </w:rPr>
-        <w:t xml:space="preserve">; </w:t>
-      </w:r>
-      <w:hyperlink r:id="rId55">
-        <w:r>
-          <w:rPr>
-            <w:lang w:val="pt_PT" w:bidi="pt_PT"/>
-          </w:rPr>
-          <w:rPr>
-            <w:color w:val="0000EE"/>
-            <w:u w:val="single"/>
-          </w:rPr>
-          <w:t>Efésios 6.5–8</w:t>
-        </w:r>
-      </w:hyperlink>
-      <w:r>
-        <w:rPr>
-          <w:lang w:val="pt_PT" w:bidi="pt_PT"/>
-        </w:rPr>
-        <w:t xml:space="preserve">; </w:t>
-      </w:r>
-      <w:hyperlink r:id="rId56">
-        <w:r>
-          <w:rPr>
-            <w:lang w:val="pt_PT" w:bidi="pt_PT"/>
-          </w:rPr>
-          <w:rPr>
-            <w:color w:val="0000EE"/>
-            <w:u w:val="single"/>
-          </w:rPr>
-          <w:t>Colossenses 3.22–24</w:t>
-        </w:r>
-      </w:hyperlink>
-      <w:r>
-        <w:rPr>
-          <w:lang w:val="pt_PT" w:bidi="pt_PT"/>
-        </w:rPr>
-        <w:t xml:space="preserve">; </w:t>
-      </w:r>
-      <w:hyperlink r:id="rId57">
-        <w:r>
-          <w:rPr>
-            <w:lang w:val="pt_PT" w:bidi="pt_PT"/>
-          </w:rPr>
-          <w:rPr>
-            <w:color w:val="0000EE"/>
-            <w:u w:val="single"/>
-          </w:rPr>
-          <w:t>1 Timóteo 6.1–2</w:t>
-        </w:r>
-      </w:hyperlink>
-      <w:r>
-        <w:rPr>
-          <w:lang w:val="pt_PT" w:bidi="pt_PT"/>
-        </w:rPr>
-        <w:t xml:space="preserve">; </w:t>
-      </w:r>
-      <w:hyperlink r:id="rId61">
-        <w:r>
-          <w:rPr>
-            <w:lang w:val="pt_PT" w:bidi="pt_PT"/>
-          </w:rPr>
-          <w:rPr>
-            <w:color w:val="0000EE"/>
-            <w:u w:val="single"/>
-          </w:rPr>
-          <w:t>Filemom 1.8–21.</w:t>
-        </w:r>
-      </w:hyperlink>
+      <w:r>
+        <w:rPr>
+          <w:lang w:val="pt_PT" w:bidi="pt_PT"/>
+        </w:rPr>
+        <w:t>Romanos 6.6–22</w:t>
+      </w:r>
+      <w:r>
+        <w:rPr>
+          <w:lang w:val="pt_PT" w:bidi="pt_PT"/>
+        </w:rPr>
+        <w:t xml:space="preserve">; </w:t>
+      </w:r>
+      <w:r>
+        <w:rPr>
+          <w:lang w:val="pt_PT" w:bidi="pt_PT"/>
+        </w:rPr>
+        <w:t>1 Coríntios 7.20–24</w:t>
+      </w:r>
+      <w:r>
+        <w:rPr>
+          <w:lang w:val="pt_PT" w:bidi="pt_PT"/>
+        </w:rPr>
+        <w:t xml:space="preserve">; </w:t>
+      </w:r>
+      <w:r>
+        <w:rPr>
+          <w:lang w:val="pt_PT" w:bidi="pt_PT"/>
+        </w:rPr>
+        <w:t>9.19</w:t>
+      </w:r>
+      <w:r>
+        <w:rPr>
+          <w:lang w:val="pt_PT" w:bidi="pt_PT"/>
+        </w:rPr>
+        <w:t xml:space="preserve">; </w:t>
+      </w:r>
+      <w:r>
+        <w:rPr>
+          <w:lang w:val="pt_PT" w:bidi="pt_PT"/>
+        </w:rPr>
+        <w:t>Efésios 6.5–8</w:t>
+      </w:r>
+      <w:r>
+        <w:rPr>
+          <w:lang w:val="pt_PT" w:bidi="pt_PT"/>
+        </w:rPr>
+        <w:t xml:space="preserve">; </w:t>
+      </w:r>
+      <w:r>
+        <w:rPr>
+          <w:lang w:val="pt_PT" w:bidi="pt_PT"/>
+        </w:rPr>
+        <w:t>Colossenses 3.22–24</w:t>
+      </w:r>
+      <w:r>
+        <w:rPr>
+          <w:lang w:val="pt_PT" w:bidi="pt_PT"/>
+        </w:rPr>
+        <w:t xml:space="preserve">; </w:t>
+      </w:r>
+      <w:r>
+        <w:rPr>
+          <w:lang w:val="pt_PT" w:bidi="pt_PT"/>
+        </w:rPr>
+        <w:t>1 Timóteo 6.1–2</w:t>
+      </w:r>
+      <w:r>
+        <w:rPr>
+          <w:lang w:val="pt_PT" w:bidi="pt_PT"/>
+        </w:rPr>
+        <w:t xml:space="preserve">; </w:t>
+      </w:r>
+      <w:r>
+        <w:rPr>
+          <w:lang w:val="pt_PT" w:bidi="pt_PT"/>
+        </w:rPr>
+        <w:t>Filemom 1.8–21.</w:t>
+      </w:r>
       <w:r>
         <w:rPr>
           <w:lang w:val="pt_PT" w:bidi="pt_PT"/>
@@ -2458,72 +2003,48 @@
         </w:rPr>
         <w:t>Escuridão significa ausência de luz. Não havia luz até que Deus ordenou que ela surgisse. Ele, então, separou a luz da escuridão (</w:t>
       </w:r>
-      <w:hyperlink r:id="rId62">
-        <w:r>
-          <w:rPr>
-            <w:lang w:val="pt_PT" w:bidi="pt_PT"/>
-          </w:rPr>
-          <w:rPr>
-            <w:color w:val="0000EE"/>
-            <w:u w:val="single"/>
-          </w:rPr>
-          <w:t>Gênesis 1.2</w:t>
-        </w:r>
-      </w:hyperlink>
+      <w:r>
+        <w:rPr>
+          <w:lang w:val="pt_PT" w:bidi="pt_PT"/>
+        </w:rPr>
+        <w:t>Gênesis 1.2</w:t>
+      </w:r>
       <w:r>
         <w:rPr>
           <w:lang w:val="pt_PT" w:bidi="pt_PT"/>
         </w:rPr>
         <w:t xml:space="preserve">, </w:t>
       </w:r>
-      <w:hyperlink r:id="rId63">
-        <w:r>
-          <w:rPr>
-            <w:lang w:val="pt_PT" w:bidi="pt_PT"/>
-          </w:rPr>
-          <w:rPr>
-            <w:color w:val="0000EE"/>
-            <w:u w:val="single"/>
-          </w:rPr>
-          <w:t>4–5</w:t>
-        </w:r>
-      </w:hyperlink>
+      <w:r>
+        <w:rPr>
+          <w:lang w:val="pt_PT" w:bidi="pt_PT"/>
+        </w:rPr>
+        <w:t>4–5</w:t>
+      </w:r>
       <w:r>
         <w:rPr>
           <w:lang w:val="pt_PT" w:bidi="pt_PT"/>
         </w:rPr>
         <w:t>,</w:t>
       </w:r>
-      <w:hyperlink r:id="rId64">
-        <w:r>
-          <w:rPr>
-            <w:lang w:val="pt_PT" w:bidi="pt_PT"/>
-          </w:rPr>
-          <w:rPr>
-            <w:color w:val="0000EE"/>
-            <w:u w:val="single"/>
-          </w:rPr>
-          <w:t>18</w:t>
-        </w:r>
-      </w:hyperlink>
+      <w:r>
+        <w:rPr>
+          <w:lang w:val="pt_PT" w:bidi="pt_PT"/>
+        </w:rPr>
+        <w:t>18</w:t>
+      </w:r>
       <w:r>
         <w:rPr>
           <w:lang w:val="pt_PT" w:bidi="pt_PT"/>
         </w:rPr>
         <w:t>). A nona praga que Ele enviou contra o Egito foi três dias de escuridão profunda, sem luz alguma (</w:t>
       </w:r>
-      <w:hyperlink r:id="rId65">
-        <w:r>
-          <w:rPr>
-            <w:lang w:val="pt_PT" w:bidi="pt_PT"/>
-          </w:rPr>
-          <w:rPr>
-            <w:color w:val="0000EE"/>
-            <w:u w:val="single"/>
-          </w:rPr>
-          <w:t>Êxodo 10.21–23</w:t>
-        </w:r>
-      </w:hyperlink>
+      <w:r>
+        <w:rPr>
+          <w:lang w:val="pt_PT" w:bidi="pt_PT"/>
+        </w:rPr>
+        <w:t>Êxodo 10.21–23</w:t>
+      </w:r>
       <w:r>
         <w:rPr>
           <w:lang w:val="pt_PT" w:bidi="pt_PT"/>
@@ -2544,126 +2065,84 @@
         </w:rPr>
         <w:t>A escuridão envolve Deus (</w:t>
       </w:r>
-      <w:hyperlink r:id="rId66">
-        <w:r>
-          <w:rPr>
-            <w:lang w:val="pt_PT" w:bidi="pt_PT"/>
-          </w:rPr>
-          <w:rPr>
-            <w:color w:val="0000EE"/>
-            <w:u w:val="single"/>
-          </w:rPr>
-          <w:t>Êxodo 20.21</w:t>
-        </w:r>
-      </w:hyperlink>
-      <w:r>
-        <w:rPr>
-          <w:lang w:val="pt_PT" w:bidi="pt_PT"/>
-        </w:rPr>
-        <w:t xml:space="preserve">; </w:t>
-      </w:r>
-      <w:hyperlink r:id="rId67">
-        <w:r>
-          <w:rPr>
-            <w:lang w:val="pt_PT" w:bidi="pt_PT"/>
-          </w:rPr>
-          <w:rPr>
-            <w:color w:val="0000EE"/>
-            <w:u w:val="single"/>
-          </w:rPr>
-          <w:t>Deuteronômio 4.11</w:t>
-        </w:r>
-      </w:hyperlink>
-      <w:r>
-        <w:rPr>
-          <w:lang w:val="pt_PT" w:bidi="pt_PT"/>
-        </w:rPr>
-        <w:t xml:space="preserve">; </w:t>
-      </w:r>
-      <w:hyperlink r:id="rId68">
-        <w:r>
-          <w:rPr>
-            <w:lang w:val="pt_PT" w:bidi="pt_PT"/>
-          </w:rPr>
-          <w:rPr>
-            <w:color w:val="0000EE"/>
-            <w:u w:val="single"/>
-          </w:rPr>
-          <w:t>5.23</w:t>
-        </w:r>
-      </w:hyperlink>
-      <w:r>
-        <w:rPr>
-          <w:lang w:val="pt_PT" w:bidi="pt_PT"/>
-        </w:rPr>
-        <w:t xml:space="preserve">; </w:t>
-      </w:r>
-      <w:hyperlink r:id="rId69">
-        <w:r>
-          <w:rPr>
-            <w:lang w:val="pt_PT" w:bidi="pt_PT"/>
-          </w:rPr>
-          <w:rPr>
-            <w:color w:val="0000EE"/>
-            <w:u w:val="single"/>
-          </w:rPr>
-          <w:t>2 Samuel 22.12</w:t>
-        </w:r>
-      </w:hyperlink>
-      <w:r>
-        <w:rPr>
-          <w:lang w:val="pt_PT" w:bidi="pt_PT"/>
-        </w:rPr>
-        <w:t xml:space="preserve">; </w:t>
-      </w:r>
-      <w:hyperlink r:id="rId70">
-        <w:r>
-          <w:rPr>
-            <w:lang w:val="pt_PT" w:bidi="pt_PT"/>
-          </w:rPr>
-          <w:rPr>
-            <w:color w:val="0000EE"/>
-            <w:u w:val="single"/>
-          </w:rPr>
-          <w:t>Salmo 18.11</w:t>
-        </w:r>
-      </w:hyperlink>
-      <w:r>
-        <w:rPr>
-          <w:lang w:val="pt_PT" w:bidi="pt_PT"/>
-        </w:rPr>
-        <w:t xml:space="preserve">; </w:t>
-      </w:r>
-      <w:hyperlink r:id="rId71">
-        <w:r>
-          <w:rPr>
-            <w:lang w:val="pt_PT" w:bidi="pt_PT"/>
-          </w:rPr>
-          <w:rPr>
-            <w:color w:val="0000EE"/>
-            <w:u w:val="single"/>
-          </w:rPr>
-          <w:t>97.2</w:t>
-        </w:r>
-      </w:hyperlink>
+      <w:r>
+        <w:rPr>
+          <w:lang w:val="pt_PT" w:bidi="pt_PT"/>
+        </w:rPr>
+        <w:t>Êxodo 20.21</w:t>
+      </w:r>
+      <w:r>
+        <w:rPr>
+          <w:lang w:val="pt_PT" w:bidi="pt_PT"/>
+        </w:rPr>
+        <w:t xml:space="preserve">; </w:t>
+      </w:r>
+      <w:r>
+        <w:rPr>
+          <w:lang w:val="pt_PT" w:bidi="pt_PT"/>
+        </w:rPr>
+        <w:t>Deuteronômio 4.11</w:t>
+      </w:r>
+      <w:r>
+        <w:rPr>
+          <w:lang w:val="pt_PT" w:bidi="pt_PT"/>
+        </w:rPr>
+        <w:t xml:space="preserve">; </w:t>
+      </w:r>
+      <w:r>
+        <w:rPr>
+          <w:lang w:val="pt_PT" w:bidi="pt_PT"/>
+        </w:rPr>
+        <w:t>5.23</w:t>
+      </w:r>
+      <w:r>
+        <w:rPr>
+          <w:lang w:val="pt_PT" w:bidi="pt_PT"/>
+        </w:rPr>
+        <w:t xml:space="preserve">; </w:t>
+      </w:r>
+      <w:r>
+        <w:rPr>
+          <w:lang w:val="pt_PT" w:bidi="pt_PT"/>
+        </w:rPr>
+        <w:t>2 Samuel 22.12</w:t>
+      </w:r>
+      <w:r>
+        <w:rPr>
+          <w:lang w:val="pt_PT" w:bidi="pt_PT"/>
+        </w:rPr>
+        <w:t xml:space="preserve">; </w:t>
+      </w:r>
+      <w:r>
+        <w:rPr>
+          <w:lang w:val="pt_PT" w:bidi="pt_PT"/>
+        </w:rPr>
+        <w:t>Salmo 18.11</w:t>
+      </w:r>
+      <w:r>
+        <w:rPr>
+          <w:lang w:val="pt_PT" w:bidi="pt_PT"/>
+        </w:rPr>
+        <w:t xml:space="preserve">; </w:t>
+      </w:r>
+      <w:r>
+        <w:rPr>
+          <w:lang w:val="pt_PT" w:bidi="pt_PT"/>
+        </w:rPr>
+        <w:t>97.2</w:t>
+      </w:r>
       <w:r>
         <w:rPr>
           <w:lang w:val="pt_PT" w:bidi="pt_PT"/>
         </w:rPr>
         <w:t>). Ele habita em densa escuridão (</w:t>
       </w:r>
-      <w:hyperlink r:id="rId72">
-        <w:r>
-          <w:rPr>
-            <w:lang w:val="pt_PT" w:bidi="pt_PT"/>
-          </w:rPr>
-          <w:rPr>
-            <w:color w:val="0000EE"/>
-            <w:u w:val="single"/>
-          </w:rPr>
-          <w:t>1 Reis 8.12</w:t>
-        </w:r>
-      </w:hyperlink>
+      <w:r>
+        <w:rPr>
+          <w:lang w:val="pt_PT" w:bidi="pt_PT"/>
+        </w:rPr>
+        <w:t>1 Reis 8.12</w:t>
+      </w:r>
       <w:r>
         <w:rPr>
           <w:i/>
@@ -2684,36 +2163,24 @@
         </w:rPr>
         <w:t xml:space="preserve"> </w:t>
       </w:r>
-      <w:hyperlink r:id="rId73">
-        <w:r>
-          <w:rPr>
-            <w:lang w:val="pt_PT" w:bidi="pt_PT"/>
-          </w:rPr>
-          <w:rPr>
-            <w:color w:val="0000EE"/>
-            <w:u w:val="single"/>
-          </w:rPr>
-          <w:t>2 Crônicas 6.1</w:t>
-        </w:r>
-      </w:hyperlink>
+      <w:r>
+        <w:rPr>
+          <w:lang w:val="pt_PT" w:bidi="pt_PT"/>
+        </w:rPr>
+        <w:t>2 Crônicas 6.1</w:t>
+      </w:r>
       <w:r>
         <w:rPr>
           <w:lang w:val="pt_PT" w:bidi="pt_PT"/>
         </w:rPr>
         <w:t>). Densa escuridão está debaixo de seus pés (</w:t>
       </w:r>
-      <w:hyperlink r:id="rId74">
-        <w:r>
-          <w:rPr>
-            <w:lang w:val="pt_PT" w:bidi="pt_PT"/>
-          </w:rPr>
-          <w:rPr>
-            <w:color w:val="0000EE"/>
-            <w:u w:val="single"/>
-          </w:rPr>
-          <w:t>2 Samuel 22.10</w:t>
-        </w:r>
-      </w:hyperlink>
+      <w:r>
+        <w:rPr>
+          <w:lang w:val="pt_PT" w:bidi="pt_PT"/>
+        </w:rPr>
+        <w:t>2 Samuel 22.10</w:t>
+      </w:r>
       <w:r>
         <w:rPr>
           <w:i/>
@@ -2727,18 +2194,12 @@
         </w:rPr>
         <w:t xml:space="preserve">e a passagem paralela em </w:t>
       </w:r>
-      <w:hyperlink r:id="rId75">
-        <w:r>
-          <w:rPr>
-            <w:lang w:val="pt_PT" w:bidi="pt_PT"/>
-          </w:rPr>
-          <w:rPr>
-            <w:color w:val="0000EE"/>
-            <w:u w:val="single"/>
-          </w:rPr>
-          <w:t>Salmo 18.9</w:t>
-        </w:r>
-      </w:hyperlink>
+      <w:r>
+        <w:rPr>
+          <w:lang w:val="pt_PT" w:bidi="pt_PT"/>
+        </w:rPr>
+        <w:t>Salmo 18.9</w:t>
+      </w:r>
       <w:r>
         <w:rPr>
           <w:lang w:val="pt_PT" w:bidi="pt_PT"/>
@@ -2759,144 +2220,96 @@
         </w:rPr>
         <w:t>A escuridão muitas vezes representa angústia e ansiedade ou pode se referir à confusão e destruição experimentadas pelas pessoas más (</w:t>
       </w:r>
-      <w:hyperlink r:id="rId76">
-        <w:r>
-          <w:rPr>
-            <w:lang w:val="pt_PT" w:bidi="pt_PT"/>
-          </w:rPr>
-          <w:rPr>
-            <w:color w:val="0000EE"/>
-            <w:u w:val="single"/>
-          </w:rPr>
-          <w:t>Gênesis 15.12</w:t>
-        </w:r>
-      </w:hyperlink>
-      <w:r>
-        <w:rPr>
-          <w:lang w:val="pt_PT" w:bidi="pt_PT"/>
-        </w:rPr>
-        <w:t xml:space="preserve">; </w:t>
-      </w:r>
-      <w:hyperlink r:id="rId77">
-        <w:r>
-          <w:rPr>
-            <w:lang w:val="pt_PT" w:bidi="pt_PT"/>
-          </w:rPr>
-          <w:rPr>
-            <w:color w:val="0000EE"/>
-            <w:u w:val="single"/>
-          </w:rPr>
-          <w:t>Jó 12.25</w:t>
-        </w:r>
-      </w:hyperlink>
-      <w:r>
-        <w:rPr>
-          <w:lang w:val="pt_PT" w:bidi="pt_PT"/>
-        </w:rPr>
-        <w:t xml:space="preserve">; </w:t>
-      </w:r>
-      <w:hyperlink r:id="rId78">
-        <w:r>
-          <w:rPr>
-            <w:lang w:val="pt_PT" w:bidi="pt_PT"/>
-          </w:rPr>
-          <w:rPr>
-            <w:color w:val="0000EE"/>
-            <w:u w:val="single"/>
-          </w:rPr>
-          <w:t>19.8</w:t>
-        </w:r>
-      </w:hyperlink>
-      <w:r>
-        <w:rPr>
-          <w:lang w:val="pt_PT" w:bidi="pt_PT"/>
-        </w:rPr>
-        <w:t xml:space="preserve">; </w:t>
-      </w:r>
-      <w:hyperlink r:id="rId79">
-        <w:r>
-          <w:rPr>
-            <w:lang w:val="pt_PT" w:bidi="pt_PT"/>
-          </w:rPr>
-          <w:rPr>
-            <w:color w:val="0000EE"/>
-            <w:u w:val="single"/>
-          </w:rPr>
-          <w:t>Salmos 35.6</w:t>
-        </w:r>
-      </w:hyperlink>
-      <w:r>
-        <w:rPr>
-          <w:lang w:val="pt_PT" w:bidi="pt_PT"/>
-        </w:rPr>
-        <w:t xml:space="preserve">; </w:t>
-      </w:r>
-      <w:hyperlink r:id="rId80">
-        <w:r>
-          <w:rPr>
-            <w:lang w:val="pt_PT" w:bidi="pt_PT"/>
-          </w:rPr>
-          <w:rPr>
-            <w:color w:val="0000EE"/>
-            <w:u w:val="single"/>
-          </w:rPr>
-          <w:t>107.10</w:t>
-        </w:r>
-      </w:hyperlink>
+      <w:r>
+        <w:rPr>
+          <w:lang w:val="pt_PT" w:bidi="pt_PT"/>
+        </w:rPr>
+        <w:t>Gênesis 15.12</w:t>
+      </w:r>
+      <w:r>
+        <w:rPr>
+          <w:lang w:val="pt_PT" w:bidi="pt_PT"/>
+        </w:rPr>
+        <w:t xml:space="preserve">; </w:t>
+      </w:r>
+      <w:r>
+        <w:rPr>
+          <w:lang w:val="pt_PT" w:bidi="pt_PT"/>
+        </w:rPr>
+        <w:t>Jó 12.25</w:t>
+      </w:r>
+      <w:r>
+        <w:rPr>
+          <w:lang w:val="pt_PT" w:bidi="pt_PT"/>
+        </w:rPr>
+        <w:t xml:space="preserve">; </w:t>
+      </w:r>
+      <w:r>
+        <w:rPr>
+          <w:lang w:val="pt_PT" w:bidi="pt_PT"/>
+        </w:rPr>
+        <w:t>19.8</w:t>
+      </w:r>
+      <w:r>
+        <w:rPr>
+          <w:lang w:val="pt_PT" w:bidi="pt_PT"/>
+        </w:rPr>
+        <w:t xml:space="preserve">; </w:t>
+      </w:r>
+      <w:r>
+        <w:rPr>
+          <w:lang w:val="pt_PT" w:bidi="pt_PT"/>
+        </w:rPr>
+        <w:t>Salmos 35.6</w:t>
+      </w:r>
+      <w:r>
+        <w:rPr>
+          <w:lang w:val="pt_PT" w:bidi="pt_PT"/>
+        </w:rPr>
+        <w:t xml:space="preserve">; </w:t>
+      </w:r>
+      <w:r>
+        <w:rPr>
+          <w:lang w:val="pt_PT" w:bidi="pt_PT"/>
+        </w:rPr>
+        <w:t>107.10</w:t>
+      </w:r>
       <w:r>
         <w:rPr>
           <w:lang w:val="pt_PT" w:bidi="pt_PT"/>
         </w:rPr>
         <w:t>,</w:t>
       </w:r>
-      <w:hyperlink r:id="rId81">
-        <w:r>
-          <w:rPr>
-            <w:lang w:val="pt_PT" w:bidi="pt_PT"/>
-          </w:rPr>
-          <w:rPr>
-            <w:color w:val="0000EE"/>
-            <w:u w:val="single"/>
-          </w:rPr>
-          <w:t>14</w:t>
-        </w:r>
-      </w:hyperlink>
-      <w:r>
-        <w:rPr>
-          <w:lang w:val="pt_PT" w:bidi="pt_PT"/>
-        </w:rPr>
-        <w:t xml:space="preserve">; </w:t>
-      </w:r>
-      <w:hyperlink r:id="rId82">
-        <w:r>
-          <w:rPr>
-            <w:lang w:val="pt_PT" w:bidi="pt_PT"/>
-          </w:rPr>
-          <w:rPr>
-            <w:color w:val="0000EE"/>
-            <w:u w:val="single"/>
-          </w:rPr>
-          <w:t>Eclesiastes 5.17</w:t>
-        </w:r>
-      </w:hyperlink>
-      <w:r>
-        <w:rPr>
-          <w:lang w:val="pt_PT" w:bidi="pt_PT"/>
-        </w:rPr>
-        <w:t xml:space="preserve">; </w:t>
-      </w:r>
-      <w:hyperlink r:id="rId83">
-        <w:r>
-          <w:rPr>
-            <w:lang w:val="pt_PT" w:bidi="pt_PT"/>
-          </w:rPr>
-          <w:rPr>
-            <w:color w:val="0000EE"/>
-            <w:u w:val="single"/>
-          </w:rPr>
-          <w:t>Isaías 5.30</w:t>
-        </w:r>
-      </w:hyperlink>
+      <w:r>
+        <w:rPr>
+          <w:lang w:val="pt_PT" w:bidi="pt_PT"/>
+        </w:rPr>
+        <w:t>14</w:t>
+      </w:r>
+      <w:r>
+        <w:rPr>
+          <w:lang w:val="pt_PT" w:bidi="pt_PT"/>
+        </w:rPr>
+        <w:t xml:space="preserve">; </w:t>
+      </w:r>
+      <w:r>
+        <w:rPr>
+          <w:lang w:val="pt_PT" w:bidi="pt_PT"/>
+        </w:rPr>
+        <w:t>Eclesiastes 5.17</w:t>
+      </w:r>
+      <w:r>
+        <w:rPr>
+          <w:lang w:val="pt_PT" w:bidi="pt_PT"/>
+        </w:rPr>
+        <w:t xml:space="preserve">; </w:t>
+      </w:r>
+      <w:r>
+        <w:rPr>
+          <w:lang w:val="pt_PT" w:bidi="pt_PT"/>
+        </w:rPr>
+        <w:t>Isaías 5.30</w:t>
+      </w:r>
       <w:r>
         <w:rPr>
           <w:lang w:val="pt_PT" w:bidi="pt_PT"/>
@@ -2917,72 +2330,48 @@
         </w:rPr>
         <w:t>Para Jó, a escuridão significava vazio (</w:t>
       </w:r>
-      <w:hyperlink r:id="rId84">
-        <w:r>
-          <w:rPr>
-            <w:lang w:val="pt_PT" w:bidi="pt_PT"/>
-          </w:rPr>
-          <w:rPr>
-            <w:color w:val="0000EE"/>
-            <w:u w:val="single"/>
-          </w:rPr>
-          <w:t>Jó 3.4–6</w:t>
-        </w:r>
-      </w:hyperlink>
+      <w:r>
+        <w:rPr>
+          <w:lang w:val="pt_PT" w:bidi="pt_PT"/>
+        </w:rPr>
+        <w:t>Jó 3.4–6</w:t>
+      </w:r>
       <w:r>
         <w:rPr>
           <w:lang w:val="pt_PT" w:bidi="pt_PT"/>
         </w:rPr>
         <w:t>). Simbolizava a morte, uma terra de sombra e trevas onde os mortos vivem, longe da luz do dia (</w:t>
       </w:r>
-      <w:hyperlink r:id="rId85">
-        <w:r>
-          <w:rPr>
-            <w:lang w:val="pt_PT" w:bidi="pt_PT"/>
-          </w:rPr>
-          <w:rPr>
-            <w:color w:val="0000EE"/>
-            <w:u w:val="single"/>
-          </w:rPr>
-          <w:t>Jó 10.21–22</w:t>
-        </w:r>
-      </w:hyperlink>
-      <w:r>
-        <w:rPr>
-          <w:lang w:val="pt_PT" w:bidi="pt_PT"/>
-        </w:rPr>
-        <w:t xml:space="preserve">; </w:t>
-      </w:r>
-      <w:hyperlink r:id="rId86">
-        <w:r>
-          <w:rPr>
-            <w:lang w:val="pt_PT" w:bidi="pt_PT"/>
-          </w:rPr>
-          <w:rPr>
-            <w:color w:val="0000EE"/>
-            <w:u w:val="single"/>
-          </w:rPr>
-          <w:t>17.12–13</w:t>
-        </w:r>
-      </w:hyperlink>
-      <w:r>
-        <w:rPr>
-          <w:lang w:val="pt_PT" w:bidi="pt_PT"/>
-        </w:rPr>
-        <w:t xml:space="preserve">; </w:t>
-      </w:r>
-      <w:hyperlink r:id="rId87">
-        <w:r>
-          <w:rPr>
-            <w:lang w:val="pt_PT" w:bidi="pt_PT"/>
-          </w:rPr>
-          <w:rPr>
-            <w:color w:val="0000EE"/>
-            <w:u w:val="single"/>
-          </w:rPr>
-          <w:t>Eclesiastes 6.4</w:t>
-        </w:r>
-      </w:hyperlink>
+      <w:r>
+        <w:rPr>
+          <w:lang w:val="pt_PT" w:bidi="pt_PT"/>
+        </w:rPr>
+        <w:t>Jó 10.21–22</w:t>
+      </w:r>
+      <w:r>
+        <w:rPr>
+          <w:lang w:val="pt_PT" w:bidi="pt_PT"/>
+        </w:rPr>
+        <w:t xml:space="preserve">; </w:t>
+      </w:r>
+      <w:r>
+        <w:rPr>
+          <w:lang w:val="pt_PT" w:bidi="pt_PT"/>
+        </w:rPr>
+        <w:t>17.12–13</w:t>
+      </w:r>
+      <w:r>
+        <w:rPr>
+          <w:lang w:val="pt_PT" w:bidi="pt_PT"/>
+        </w:rPr>
+        <w:t xml:space="preserve">; </w:t>
+      </w:r>
+      <w:r>
+        <w:rPr>
+          <w:lang w:val="pt_PT" w:bidi="pt_PT"/>
+        </w:rPr>
+        <w:t>Eclesiastes 6.4</w:t>
+      </w:r>
       <w:r>
         <w:rPr>
           <w:lang w:val="pt_PT" w:bidi="pt_PT"/>
@@ -3003,216 +2392,144 @@
         </w:rPr>
         <w:t>O mal muitas vezes acontece no escuro (</w:t>
       </w:r>
-      <w:hyperlink r:id="rId88">
-        <w:r>
-          <w:rPr>
-            <w:lang w:val="pt_PT" w:bidi="pt_PT"/>
-          </w:rPr>
-          <w:rPr>
-            <w:color w:val="0000EE"/>
-            <w:u w:val="single"/>
-          </w:rPr>
-          <w:t>Jó 24.16–17</w:t>
-        </w:r>
-      </w:hyperlink>
+      <w:r>
+        <w:rPr>
+          <w:lang w:val="pt_PT" w:bidi="pt_PT"/>
+        </w:rPr>
+        <w:t>Jó 24.16–17</w:t>
+      </w:r>
       <w:r>
         <w:rPr>
           <w:lang w:val="pt_PT" w:bidi="pt_PT"/>
         </w:rPr>
         <w:t>). Mas a escuridão não pode esconder nada de Deus (</w:t>
       </w:r>
-      <w:hyperlink r:id="rId89">
-        <w:r>
-          <w:rPr>
-            <w:lang w:val="pt_PT" w:bidi="pt_PT"/>
-          </w:rPr>
-          <w:rPr>
-            <w:color w:val="0000EE"/>
-            <w:u w:val="single"/>
-          </w:rPr>
-          <w:t>Salmo 139.11–12</w:t>
-        </w:r>
-      </w:hyperlink>
-      <w:r>
-        <w:rPr>
-          <w:lang w:val="pt_PT" w:bidi="pt_PT"/>
-        </w:rPr>
-        <w:t xml:space="preserve">; </w:t>
-      </w:r>
-      <w:hyperlink r:id="rId90">
-        <w:r>
-          <w:rPr>
-            <w:lang w:val="pt_PT" w:bidi="pt_PT"/>
-          </w:rPr>
-          <w:rPr>
-            <w:color w:val="0000EE"/>
-            <w:u w:val="single"/>
-          </w:rPr>
-          <w:t>Isaías 29.15–16</w:t>
-        </w:r>
-      </w:hyperlink>
+      <w:r>
+        <w:rPr>
+          <w:lang w:val="pt_PT" w:bidi="pt_PT"/>
+        </w:rPr>
+        <w:t>Salmo 139.11–12</w:t>
+      </w:r>
+      <w:r>
+        <w:rPr>
+          <w:lang w:val="pt_PT" w:bidi="pt_PT"/>
+        </w:rPr>
+        <w:t xml:space="preserve">; </w:t>
+      </w:r>
+      <w:r>
+        <w:rPr>
+          <w:lang w:val="pt_PT" w:bidi="pt_PT"/>
+        </w:rPr>
+        <w:t>Isaías 29.15–16</w:t>
+      </w:r>
       <w:r>
         <w:rPr>
           <w:lang w:val="pt_PT" w:bidi="pt_PT"/>
         </w:rPr>
         <w:t>). Ela frequentemente representa o desconhecimento da vontade de Deus. Conhecer Deus é "luz", então não conhecer é "escuridão" (</w:t>
       </w:r>
-      <w:hyperlink r:id="rId91">
-        <w:r>
-          <w:rPr>
-            <w:lang w:val="pt_PT" w:bidi="pt_PT"/>
-          </w:rPr>
-          <w:rPr>
-            <w:color w:val="0000EE"/>
-            <w:u w:val="single"/>
-          </w:rPr>
-          <w:t>Jó 12.24–25</w:t>
-        </w:r>
-      </w:hyperlink>
-      <w:r>
-        <w:rPr>
-          <w:lang w:val="pt_PT" w:bidi="pt_PT"/>
-        </w:rPr>
-        <w:t xml:space="preserve">; </w:t>
-      </w:r>
-      <w:hyperlink r:id="rId92">
-        <w:r>
-          <w:rPr>
-            <w:lang w:val="pt_PT" w:bidi="pt_PT"/>
-          </w:rPr>
-          <w:rPr>
-            <w:color w:val="0000EE"/>
-            <w:u w:val="single"/>
-          </w:rPr>
-          <w:t>Mateus 4.16</w:t>
-        </w:r>
-      </w:hyperlink>
-      <w:r>
-        <w:rPr>
-          <w:lang w:val="pt_PT" w:bidi="pt_PT"/>
-        </w:rPr>
-        <w:t xml:space="preserve">; </w:t>
-      </w:r>
-      <w:hyperlink r:id="rId93">
-        <w:r>
-          <w:rPr>
-            <w:lang w:val="pt_PT" w:bidi="pt_PT"/>
-          </w:rPr>
-          <w:rPr>
-            <w:color w:val="0000EE"/>
-            <w:u w:val="single"/>
-          </w:rPr>
-          <w:t>João 1.5</w:t>
-        </w:r>
-      </w:hyperlink>
-      <w:r>
-        <w:rPr>
-          <w:lang w:val="pt_PT" w:bidi="pt_PT"/>
-        </w:rPr>
-        <w:t xml:space="preserve">; </w:t>
-      </w:r>
-      <w:hyperlink r:id="rId94">
-        <w:r>
-          <w:rPr>
-            <w:lang w:val="pt_PT" w:bidi="pt_PT"/>
-          </w:rPr>
-          <w:rPr>
-            <w:color w:val="0000EE"/>
-            <w:u w:val="single"/>
-          </w:rPr>
-          <w:t>8.12</w:t>
-        </w:r>
-      </w:hyperlink>
-      <w:r>
-        <w:rPr>
-          <w:lang w:val="pt_PT" w:bidi="pt_PT"/>
-        </w:rPr>
-        <w:t xml:space="preserve">; </w:t>
-      </w:r>
-      <w:hyperlink r:id="rId95">
-        <w:r>
-          <w:rPr>
-            <w:lang w:val="pt_PT" w:bidi="pt_PT"/>
-          </w:rPr>
-          <w:rPr>
-            <w:color w:val="0000EE"/>
-            <w:u w:val="single"/>
-          </w:rPr>
-          <w:t>12.35</w:t>
-        </w:r>
-      </w:hyperlink>
+      <w:r>
+        <w:rPr>
+          <w:lang w:val="pt_PT" w:bidi="pt_PT"/>
+        </w:rPr>
+        <w:t>Jó 12.24–25</w:t>
+      </w:r>
+      <w:r>
+        <w:rPr>
+          <w:lang w:val="pt_PT" w:bidi="pt_PT"/>
+        </w:rPr>
+        <w:t xml:space="preserve">; </w:t>
+      </w:r>
+      <w:r>
+        <w:rPr>
+          <w:lang w:val="pt_PT" w:bidi="pt_PT"/>
+        </w:rPr>
+        <w:t>Mateus 4.16</w:t>
+      </w:r>
+      <w:r>
+        <w:rPr>
+          <w:lang w:val="pt_PT" w:bidi="pt_PT"/>
+        </w:rPr>
+        <w:t xml:space="preserve">; </w:t>
+      </w:r>
+      <w:r>
+        <w:rPr>
+          <w:lang w:val="pt_PT" w:bidi="pt_PT"/>
+        </w:rPr>
+        <w:t>João 1.5</w:t>
+      </w:r>
+      <w:r>
+        <w:rPr>
+          <w:lang w:val="pt_PT" w:bidi="pt_PT"/>
+        </w:rPr>
+        <w:t xml:space="preserve">; </w:t>
+      </w:r>
+      <w:r>
+        <w:rPr>
+          <w:lang w:val="pt_PT" w:bidi="pt_PT"/>
+        </w:rPr>
+        <w:t>8.12</w:t>
+      </w:r>
+      <w:r>
+        <w:rPr>
+          <w:lang w:val="pt_PT" w:bidi="pt_PT"/>
+        </w:rPr>
+        <w:t xml:space="preserve">; </w:t>
+      </w:r>
+      <w:r>
+        <w:rPr>
+          <w:lang w:val="pt_PT" w:bidi="pt_PT"/>
+        </w:rPr>
+        <w:t>12.35</w:t>
+      </w:r>
       <w:r>
         <w:rPr>
           <w:lang w:val="pt_PT" w:bidi="pt_PT"/>
         </w:rPr>
         <w:t>,</w:t>
       </w:r>
-      <w:hyperlink r:id="rId96">
-        <w:r>
-          <w:rPr>
-            <w:lang w:val="pt_PT" w:bidi="pt_PT"/>
-          </w:rPr>
-          <w:rPr>
-            <w:color w:val="0000EE"/>
-            <w:u w:val="single"/>
-          </w:rPr>
-          <w:t>46</w:t>
-        </w:r>
-      </w:hyperlink>
-      <w:r>
-        <w:rPr>
-          <w:lang w:val="pt_PT" w:bidi="pt_PT"/>
-        </w:rPr>
-        <w:t xml:space="preserve">; </w:t>
-      </w:r>
-      <w:hyperlink r:id="rId97">
-        <w:r>
-          <w:rPr>
-            <w:lang w:val="pt_PT" w:bidi="pt_PT"/>
-          </w:rPr>
-          <w:rPr>
-            <w:color w:val="0000EE"/>
-            <w:u w:val="single"/>
-          </w:rPr>
-          <w:t>1 João 1.5</w:t>
-        </w:r>
-      </w:hyperlink>
-      <w:r>
-        <w:rPr>
-          <w:lang w:val="pt_PT" w:bidi="pt_PT"/>
-        </w:rPr>
-        <w:t xml:space="preserve">; </w:t>
-      </w:r>
-      <w:hyperlink r:id="rId98">
-        <w:r>
-          <w:rPr>
-            <w:lang w:val="pt_PT" w:bidi="pt_PT"/>
-          </w:rPr>
-          <w:rPr>
-            <w:color w:val="0000EE"/>
-            <w:u w:val="single"/>
-          </w:rPr>
-          <w:t>2.8–9</w:t>
-        </w:r>
-      </w:hyperlink>
+      <w:r>
+        <w:rPr>
+          <w:lang w:val="pt_PT" w:bidi="pt_PT"/>
+        </w:rPr>
+        <w:t>46</w:t>
+      </w:r>
+      <w:r>
+        <w:rPr>
+          <w:lang w:val="pt_PT" w:bidi="pt_PT"/>
+        </w:rPr>
+        <w:t xml:space="preserve">; </w:t>
+      </w:r>
+      <w:r>
+        <w:rPr>
+          <w:lang w:val="pt_PT" w:bidi="pt_PT"/>
+        </w:rPr>
+        <w:t>1 João 1.5</w:t>
+      </w:r>
+      <w:r>
+        <w:rPr>
+          <w:lang w:val="pt_PT" w:bidi="pt_PT"/>
+        </w:rPr>
+        <w:t xml:space="preserve">; </w:t>
+      </w:r>
+      <w:r>
+        <w:rPr>
+          <w:lang w:val="pt_PT" w:bidi="pt_PT"/>
+        </w:rPr>
+        <w:t>2.8–9</w:t>
+      </w:r>
       <w:r>
         <w:rPr>
           <w:lang w:val="pt_PT" w:bidi="pt_PT"/>
         </w:rPr>
         <w:t>,</w:t>
       </w:r>
-      <w:hyperlink r:id="rId99">
-        <w:r>
-          <w:rPr>
-            <w:lang w:val="pt_PT" w:bidi="pt_PT"/>
-          </w:rPr>
-          <w:rPr>
-            <w:color w:val="0000EE"/>
-            <w:u w:val="single"/>
-          </w:rPr>
-          <w:t>11</w:t>
-        </w:r>
-      </w:hyperlink>
+      <w:r>
+        <w:rPr>
+          <w:lang w:val="pt_PT" w:bidi="pt_PT"/>
+        </w:rPr>
+        <w:t>11</w:t>
+      </w:r>
       <w:r>
         <w:rPr>
           <w:lang w:val="pt_PT" w:bidi="pt_PT"/>
@@ -3233,210 +2550,138 @@
         </w:rPr>
         <w:t>A Bíblia frequentemente usa “escuridão” para descrever um modo de vida pecaminoso ou maligno (</w:t>
       </w:r>
-      <w:hyperlink r:id="rId100">
-        <w:r>
-          <w:rPr>
-            <w:lang w:val="pt_PT" w:bidi="pt_PT"/>
-          </w:rPr>
-          <w:rPr>
-            <w:color w:val="0000EE"/>
-            <w:u w:val="single"/>
-          </w:rPr>
-          <w:t>Provérbios 2.13</w:t>
-        </w:r>
-      </w:hyperlink>
-      <w:r>
-        <w:rPr>
-          <w:lang w:val="pt_PT" w:bidi="pt_PT"/>
-        </w:rPr>
-        <w:t xml:space="preserve">; </w:t>
-      </w:r>
-      <w:hyperlink r:id="rId101">
-        <w:r>
-          <w:rPr>
-            <w:lang w:val="pt_PT" w:bidi="pt_PT"/>
-          </w:rPr>
-          <w:rPr>
-            <w:color w:val="0000EE"/>
-            <w:u w:val="single"/>
-          </w:rPr>
-          <w:t>4.19</w:t>
-        </w:r>
-      </w:hyperlink>
-      <w:r>
-        <w:rPr>
-          <w:lang w:val="pt_PT" w:bidi="pt_PT"/>
-        </w:rPr>
-        <w:t xml:space="preserve">; </w:t>
-      </w:r>
-      <w:hyperlink r:id="rId102">
-        <w:r>
-          <w:rPr>
-            <w:lang w:val="pt_PT" w:bidi="pt_PT"/>
-          </w:rPr>
-          <w:rPr>
-            <w:color w:val="0000EE"/>
-            <w:u w:val="single"/>
-          </w:rPr>
-          <w:t>Isaías 5.20</w:t>
-        </w:r>
-      </w:hyperlink>
-      <w:r>
-        <w:rPr>
-          <w:lang w:val="pt_PT" w:bidi="pt_PT"/>
-        </w:rPr>
-        <w:t xml:space="preserve">; </w:t>
-      </w:r>
-      <w:hyperlink r:id="rId103">
-        <w:r>
-          <w:rPr>
-            <w:lang w:val="pt_PT" w:bidi="pt_PT"/>
-          </w:rPr>
-          <w:rPr>
-            <w:color w:val="0000EE"/>
-            <w:u w:val="single"/>
-          </w:rPr>
-          <w:t>60.2</w:t>
-        </w:r>
-      </w:hyperlink>
+      <w:r>
+        <w:rPr>
+          <w:lang w:val="pt_PT" w:bidi="pt_PT"/>
+        </w:rPr>
+        <w:t>Provérbios 2.13</w:t>
+      </w:r>
+      <w:r>
+        <w:rPr>
+          <w:lang w:val="pt_PT" w:bidi="pt_PT"/>
+        </w:rPr>
+        <w:t xml:space="preserve">; </w:t>
+      </w:r>
+      <w:r>
+        <w:rPr>
+          <w:lang w:val="pt_PT" w:bidi="pt_PT"/>
+        </w:rPr>
+        <w:t>4.19</w:t>
+      </w:r>
+      <w:r>
+        <w:rPr>
+          <w:lang w:val="pt_PT" w:bidi="pt_PT"/>
+        </w:rPr>
+        <w:t xml:space="preserve">; </w:t>
+      </w:r>
+      <w:r>
+        <w:rPr>
+          <w:lang w:val="pt_PT" w:bidi="pt_PT"/>
+        </w:rPr>
+        <w:t>Isaías 5.20</w:t>
+      </w:r>
+      <w:r>
+        <w:rPr>
+          <w:lang w:val="pt_PT" w:bidi="pt_PT"/>
+        </w:rPr>
+        <w:t xml:space="preserve">; </w:t>
+      </w:r>
+      <w:r>
+        <w:rPr>
+          <w:lang w:val="pt_PT" w:bidi="pt_PT"/>
+        </w:rPr>
+        <w:t>60.2</w:t>
+      </w:r>
       <w:r>
         <w:rPr>
           <w:lang w:val="pt_PT" w:bidi="pt_PT"/>
         </w:rPr>
         <w:t>). No Novo Testamento, escuridão também pode representar viver longe da verdade de Deus (</w:t>
       </w:r>
-      <w:hyperlink r:id="rId104">
-        <w:r>
-          <w:rPr>
-            <w:lang w:val="pt_PT" w:bidi="pt_PT"/>
-          </w:rPr>
-          <w:rPr>
-            <w:color w:val="0000EE"/>
-            <w:u w:val="single"/>
-          </w:rPr>
-          <w:t>Mateus 6.23</w:t>
-        </w:r>
-      </w:hyperlink>
-      <w:r>
-        <w:rPr>
-          <w:lang w:val="pt_PT" w:bidi="pt_PT"/>
-        </w:rPr>
-        <w:t xml:space="preserve">; </w:t>
-      </w:r>
-      <w:hyperlink r:id="rId105">
-        <w:r>
-          <w:rPr>
-            <w:lang w:val="pt_PT" w:bidi="pt_PT"/>
-          </w:rPr>
-          <w:rPr>
-            <w:color w:val="0000EE"/>
-            <w:u w:val="single"/>
-          </w:rPr>
-          <w:t>Lucas 11.35</w:t>
-        </w:r>
-      </w:hyperlink>
-      <w:r>
-        <w:rPr>
-          <w:lang w:val="pt_PT" w:bidi="pt_PT"/>
-        </w:rPr>
-        <w:t xml:space="preserve">; </w:t>
-      </w:r>
-      <w:hyperlink r:id="rId106">
-        <w:r>
-          <w:rPr>
-            <w:lang w:val="pt_PT" w:bidi="pt_PT"/>
-          </w:rPr>
-          <w:rPr>
-            <w:color w:val="0000EE"/>
-            <w:u w:val="single"/>
-          </w:rPr>
-          <w:t>Romanos 2.19</w:t>
-        </w:r>
-      </w:hyperlink>
-      <w:r>
-        <w:rPr>
-          <w:lang w:val="pt_PT" w:bidi="pt_PT"/>
-        </w:rPr>
-        <w:t xml:space="preserve">; </w:t>
-      </w:r>
-      <w:hyperlink r:id="rId107">
-        <w:r>
-          <w:rPr>
-            <w:lang w:val="pt_PT" w:bidi="pt_PT"/>
-          </w:rPr>
-          <w:rPr>
-            <w:color w:val="0000EE"/>
-            <w:u w:val="single"/>
-          </w:rPr>
-          <w:t>Colossenses 1.13</w:t>
-        </w:r>
-      </w:hyperlink>
+      <w:r>
+        <w:rPr>
+          <w:lang w:val="pt_PT" w:bidi="pt_PT"/>
+        </w:rPr>
+        <w:t>Mateus 6.23</w:t>
+      </w:r>
+      <w:r>
+        <w:rPr>
+          <w:lang w:val="pt_PT" w:bidi="pt_PT"/>
+        </w:rPr>
+        <w:t xml:space="preserve">; </w:t>
+      </w:r>
+      <w:r>
+        <w:rPr>
+          <w:lang w:val="pt_PT" w:bidi="pt_PT"/>
+        </w:rPr>
+        <w:t>Lucas 11.35</w:t>
+      </w:r>
+      <w:r>
+        <w:rPr>
+          <w:lang w:val="pt_PT" w:bidi="pt_PT"/>
+        </w:rPr>
+        <w:t xml:space="preserve">; </w:t>
+      </w:r>
+      <w:r>
+        <w:rPr>
+          <w:lang w:val="pt_PT" w:bidi="pt_PT"/>
+        </w:rPr>
+        <w:t>Romanos 2.19</w:t>
+      </w:r>
+      <w:r>
+        <w:rPr>
+          <w:lang w:val="pt_PT" w:bidi="pt_PT"/>
+        </w:rPr>
+        <w:t xml:space="preserve">; </w:t>
+      </w:r>
+      <w:r>
+        <w:rPr>
+          <w:lang w:val="pt_PT" w:bidi="pt_PT"/>
+        </w:rPr>
+        <w:t>Colossenses 1.13</w:t>
+      </w:r>
       <w:r>
         <w:rPr>
           <w:lang w:val="pt_PT" w:bidi="pt_PT"/>
         </w:rPr>
         <w:t xml:space="preserve">). </w:t>
       </w:r>
-      <w:hyperlink r:id="rId108">
-        <w:r>
-          <w:rPr>
-            <w:lang w:val="pt_PT" w:bidi="pt_PT"/>
-          </w:rPr>
-          <w:rPr>
-            <w:color w:val="0000EE"/>
-            <w:u w:val="single"/>
-          </w:rPr>
-          <w:t>Isaías 9.2</w:t>
-        </w:r>
-      </w:hyperlink>
+      <w:r>
+        <w:rPr>
+          <w:lang w:val="pt_PT" w:bidi="pt_PT"/>
+        </w:rPr>
+        <w:t>Isaías 9.2</w:t>
+      </w:r>
       <w:r>
         <w:rPr>
           <w:lang w:val="pt_PT" w:bidi="pt_PT"/>
         </w:rPr>
         <w:t xml:space="preserve"> fala de um povo vivendo em aflição que vê uma grande luz (veja também </w:t>
       </w:r>
-      <w:hyperlink r:id="rId92">
-        <w:r>
-          <w:rPr>
-            <w:lang w:val="pt_PT" w:bidi="pt_PT"/>
-          </w:rPr>
-          <w:rPr>
-            <w:color w:val="0000EE"/>
-            <w:u w:val="single"/>
-          </w:rPr>
-          <w:t>Mateus 4.16</w:t>
-        </w:r>
-      </w:hyperlink>
+      <w:r>
+        <w:rPr>
+          <w:lang w:val="pt_PT" w:bidi="pt_PT"/>
+        </w:rPr>
+        <w:t>Mateus 4.16</w:t>
+      </w:r>
       <w:r>
         <w:rPr>
           <w:lang w:val="pt_PT" w:bidi="pt_PT"/>
         </w:rPr>
         <w:t>;</w:t>
       </w:r>
-      <w:hyperlink r:id="rId92">
-        <w:r>
-          <w:rPr>
-            <w:lang w:val="pt_PT" w:bidi="pt_PT"/>
-          </w:rPr>
-          <w:rPr>
-            <w:color w:val="0000EE"/>
-            <w:u w:val="single"/>
-          </w:rPr>
-          <w:t xml:space="preserve"> </w:t>
-        </w:r>
-      </w:hyperlink>
-      <w:hyperlink r:id="rId109">
-        <w:r>
-          <w:rPr>
-            <w:lang w:val="pt_PT" w:bidi="pt_PT"/>
-          </w:rPr>
-          <w:rPr>
-            <w:color w:val="0000EE"/>
-            <w:u w:val="single"/>
-          </w:rPr>
-          <w:t>Lucas 1.79</w:t>
-        </w:r>
-      </w:hyperlink>
+      <w:r>
+        <w:rPr>
+          <w:lang w:val="pt_PT" w:bidi="pt_PT"/>
+        </w:rPr>
+        <w:t xml:space="preserve"> </w:t>
+      </w:r>
+      <w:r>
+        <w:rPr>
+          <w:lang w:val="pt_PT" w:bidi="pt_PT"/>
+        </w:rPr>
+        <w:t>Lucas 1.79</w:t>
+      </w:r>
       <w:r>
         <w:rPr>
           <w:lang w:val="pt_PT" w:bidi="pt_PT"/>
@@ -3457,216 +2702,144 @@
         </w:rPr>
         <w:t>Um tema importante dos profetas do Antigo Testamento era o "Dia do Senhor", frequentemente associado à escuridão (</w:t>
       </w:r>
-      <w:hyperlink r:id="rId110">
-        <w:r>
-          <w:rPr>
-            <w:lang w:val="pt_PT" w:bidi="pt_PT"/>
-          </w:rPr>
-          <w:rPr>
-            <w:color w:val="0000EE"/>
-            <w:u w:val="single"/>
-          </w:rPr>
-          <w:t>Ezequiel 32.8</w:t>
-        </w:r>
-      </w:hyperlink>
-      <w:r>
-        <w:rPr>
-          <w:lang w:val="pt_PT" w:bidi="pt_PT"/>
-        </w:rPr>
-        <w:t xml:space="preserve">; </w:t>
-      </w:r>
-      <w:hyperlink r:id="rId111">
-        <w:r>
-          <w:rPr>
-            <w:lang w:val="pt_PT" w:bidi="pt_PT"/>
-          </w:rPr>
-          <w:rPr>
-            <w:color w:val="0000EE"/>
-            <w:u w:val="single"/>
-          </w:rPr>
-          <w:t>Joel 2.2</w:t>
-        </w:r>
-      </w:hyperlink>
+      <w:r>
+        <w:rPr>
+          <w:lang w:val="pt_PT" w:bidi="pt_PT"/>
+        </w:rPr>
+        <w:t>Ezequiel 32.8</w:t>
+      </w:r>
+      <w:r>
+        <w:rPr>
+          <w:lang w:val="pt_PT" w:bidi="pt_PT"/>
+        </w:rPr>
+        <w:t xml:space="preserve">; </w:t>
+      </w:r>
+      <w:r>
+        <w:rPr>
+          <w:lang w:val="pt_PT" w:bidi="pt_PT"/>
+        </w:rPr>
+        <w:t>Joel 2.2</w:t>
+      </w:r>
       <w:r>
         <w:rPr>
           <w:lang w:val="pt_PT" w:bidi="pt_PT"/>
         </w:rPr>
         <w:t xml:space="preserve">, </w:t>
       </w:r>
-      <w:hyperlink r:id="rId112">
-        <w:r>
-          <w:rPr>
-            <w:lang w:val="pt_PT" w:bidi="pt_PT"/>
-          </w:rPr>
-          <w:rPr>
-            <w:color w:val="0000EE"/>
-            <w:u w:val="single"/>
-          </w:rPr>
-          <w:t>31</w:t>
-        </w:r>
-      </w:hyperlink>
-      <w:r>
-        <w:rPr>
-          <w:lang w:val="pt_PT" w:bidi="pt_PT"/>
-        </w:rPr>
-        <w:t xml:space="preserve">; </w:t>
-      </w:r>
-      <w:hyperlink r:id="rId113">
-        <w:r>
-          <w:rPr>
-            <w:lang w:val="pt_PT" w:bidi="pt_PT"/>
-          </w:rPr>
-          <w:rPr>
-            <w:color w:val="0000EE"/>
-            <w:u w:val="single"/>
-          </w:rPr>
-          <w:t>Amós 5.18</w:t>
-        </w:r>
-      </w:hyperlink>
+      <w:r>
+        <w:rPr>
+          <w:lang w:val="pt_PT" w:bidi="pt_PT"/>
+        </w:rPr>
+        <w:t>31</w:t>
+      </w:r>
+      <w:r>
+        <w:rPr>
+          <w:lang w:val="pt_PT" w:bidi="pt_PT"/>
+        </w:rPr>
+        <w:t xml:space="preserve">; </w:t>
+      </w:r>
+      <w:r>
+        <w:rPr>
+          <w:lang w:val="pt_PT" w:bidi="pt_PT"/>
+        </w:rPr>
+        <w:t>Amós 5.18</w:t>
+      </w:r>
       <w:r>
         <w:rPr>
           <w:lang w:val="pt_PT" w:bidi="pt_PT"/>
         </w:rPr>
         <w:t xml:space="preserve">, </w:t>
       </w:r>
-      <w:hyperlink r:id="rId114">
-        <w:r>
-          <w:rPr>
-            <w:lang w:val="pt_PT" w:bidi="pt_PT"/>
-          </w:rPr>
-          <w:rPr>
-            <w:color w:val="0000EE"/>
-            <w:u w:val="single"/>
-          </w:rPr>
-          <w:t>20</w:t>
-        </w:r>
-      </w:hyperlink>
-      <w:r>
-        <w:rPr>
-          <w:lang w:val="pt_PT" w:bidi="pt_PT"/>
-        </w:rPr>
-        <w:t xml:space="preserve">; </w:t>
-      </w:r>
-      <w:hyperlink r:id="rId115">
-        <w:r>
-          <w:rPr>
-            <w:lang w:val="pt_PT" w:bidi="pt_PT"/>
-          </w:rPr>
-          <w:rPr>
-            <w:color w:val="0000EE"/>
-            <w:u w:val="single"/>
-          </w:rPr>
-          <w:t>Sofonias 1.15</w:t>
-        </w:r>
-      </w:hyperlink>
+      <w:r>
+        <w:rPr>
+          <w:lang w:val="pt_PT" w:bidi="pt_PT"/>
+        </w:rPr>
+        <w:t>20</w:t>
+      </w:r>
+      <w:r>
+        <w:rPr>
+          <w:lang w:val="pt_PT" w:bidi="pt_PT"/>
+        </w:rPr>
+        <w:t xml:space="preserve">; </w:t>
+      </w:r>
+      <w:r>
+        <w:rPr>
+          <w:lang w:val="pt_PT" w:bidi="pt_PT"/>
+        </w:rPr>
+        <w:t>Sofonias 1.15</w:t>
+      </w:r>
       <w:r>
         <w:rPr>
           <w:lang w:val="pt_PT" w:bidi="pt_PT"/>
         </w:rPr>
         <w:t>). O Novo Testamento também conecta a escuridão com o julgamento (</w:t>
       </w:r>
-      <w:hyperlink r:id="rId116">
-        <w:r>
-          <w:rPr>
-            <w:lang w:val="pt_PT" w:bidi="pt_PT"/>
-          </w:rPr>
-          <w:rPr>
-            <w:color w:val="0000EE"/>
-            <w:u w:val="single"/>
-          </w:rPr>
-          <w:t>Mateus 8.12</w:t>
-        </w:r>
-      </w:hyperlink>
-      <w:r>
-        <w:rPr>
-          <w:lang w:val="pt_PT" w:bidi="pt_PT"/>
-        </w:rPr>
-        <w:t xml:space="preserve">; </w:t>
-      </w:r>
-      <w:hyperlink r:id="rId117">
-        <w:r>
-          <w:rPr>
-            <w:lang w:val="pt_PT" w:bidi="pt_PT"/>
-          </w:rPr>
-          <w:rPr>
-            <w:color w:val="0000EE"/>
-            <w:u w:val="single"/>
-          </w:rPr>
-          <w:t>22.13</w:t>
-        </w:r>
-      </w:hyperlink>
-      <w:r>
-        <w:rPr>
-          <w:lang w:val="pt_PT" w:bidi="pt_PT"/>
-        </w:rPr>
-        <w:t xml:space="preserve">; </w:t>
-      </w:r>
-      <w:hyperlink r:id="rId118">
-        <w:r>
-          <w:rPr>
-            <w:lang w:val="pt_PT" w:bidi="pt_PT"/>
-          </w:rPr>
-          <w:rPr>
-            <w:color w:val="0000EE"/>
-            <w:u w:val="single"/>
-          </w:rPr>
-          <w:t>25.30</w:t>
-        </w:r>
-      </w:hyperlink>
-      <w:r>
-        <w:rPr>
-          <w:lang w:val="pt_PT" w:bidi="pt_PT"/>
-        </w:rPr>
-        <w:t xml:space="preserve">; </w:t>
-      </w:r>
-      <w:hyperlink r:id="rId119">
-        <w:r>
-          <w:rPr>
-            <w:lang w:val="pt_PT" w:bidi="pt_PT"/>
-          </w:rPr>
-          <w:rPr>
-            <w:color w:val="0000EE"/>
-            <w:u w:val="single"/>
-          </w:rPr>
-          <w:t>2 Pedro 2.17</w:t>
-        </w:r>
-      </w:hyperlink>
-      <w:r>
-        <w:rPr>
-          <w:lang w:val="pt_PT" w:bidi="pt_PT"/>
-        </w:rPr>
-        <w:t xml:space="preserve">; </w:t>
-      </w:r>
-      <w:hyperlink r:id="rId120">
-        <w:r>
-          <w:rPr>
-            <w:lang w:val="pt_PT" w:bidi="pt_PT"/>
-          </w:rPr>
-          <w:rPr>
-            <w:color w:val="0000EE"/>
-            <w:u w:val="single"/>
-          </w:rPr>
-          <w:t>Judas 1.6</w:t>
-        </w:r>
-      </w:hyperlink>
+      <w:r>
+        <w:rPr>
+          <w:lang w:val="pt_PT" w:bidi="pt_PT"/>
+        </w:rPr>
+        <w:t>Mateus 8.12</w:t>
+      </w:r>
+      <w:r>
+        <w:rPr>
+          <w:lang w:val="pt_PT" w:bidi="pt_PT"/>
+        </w:rPr>
+        <w:t xml:space="preserve">; </w:t>
+      </w:r>
+      <w:r>
+        <w:rPr>
+          <w:lang w:val="pt_PT" w:bidi="pt_PT"/>
+        </w:rPr>
+        <w:t>22.13</w:t>
+      </w:r>
+      <w:r>
+        <w:rPr>
+          <w:lang w:val="pt_PT" w:bidi="pt_PT"/>
+        </w:rPr>
+        <w:t xml:space="preserve">; </w:t>
+      </w:r>
+      <w:r>
+        <w:rPr>
+          <w:lang w:val="pt_PT" w:bidi="pt_PT"/>
+        </w:rPr>
+        <w:t>25.30</w:t>
+      </w:r>
+      <w:r>
+        <w:rPr>
+          <w:lang w:val="pt_PT" w:bidi="pt_PT"/>
+        </w:rPr>
+        <w:t xml:space="preserve">; </w:t>
+      </w:r>
+      <w:r>
+        <w:rPr>
+          <w:lang w:val="pt_PT" w:bidi="pt_PT"/>
+        </w:rPr>
+        <w:t>2 Pedro 2.17</w:t>
+      </w:r>
+      <w:r>
+        <w:rPr>
+          <w:lang w:val="pt_PT" w:bidi="pt_PT"/>
+        </w:rPr>
+        <w:t xml:space="preserve">; </w:t>
+      </w:r>
+      <w:r>
+        <w:rPr>
+          <w:lang w:val="pt_PT" w:bidi="pt_PT"/>
+        </w:rPr>
+        <w:t>Judas 1.6</w:t>
+      </w:r>
       <w:r>
         <w:rPr>
           <w:lang w:val="pt_PT" w:bidi="pt_PT"/>
         </w:rPr>
         <w:t xml:space="preserve">, </w:t>
       </w:r>
-      <w:hyperlink r:id="rId121">
-        <w:r>
-          <w:rPr>
-            <w:lang w:val="pt_PT" w:bidi="pt_PT"/>
-          </w:rPr>
-          <w:rPr>
-            <w:color w:val="0000EE"/>
-            <w:u w:val="single"/>
-          </w:rPr>
-          <w:t>13</w:t>
-        </w:r>
-      </w:hyperlink>
+      <w:r>
+        <w:rPr>
+          <w:lang w:val="pt_PT" w:bidi="pt_PT"/>
+        </w:rPr>
+        <w:t>13</w:t>
+      </w:r>
       <w:r>
         <w:rPr>
           <w:lang w:val="pt_PT" w:bidi="pt_PT"/>
@@ -3698,306 +2871,204 @@
         </w:rPr>
         <w:t>A luz foi a primeira coisa que Deus criou depois de os céus e a terra (</w:t>
       </w:r>
-      <w:hyperlink r:id="rId122">
-        <w:r>
-          <w:rPr>
-            <w:lang w:val="pt_PT" w:bidi="pt_PT"/>
-          </w:rPr>
-          <w:rPr>
-            <w:color w:val="0000EE"/>
-            <w:u w:val="single"/>
-          </w:rPr>
-          <w:t>Gênesis 1.3</w:t>
-        </w:r>
-      </w:hyperlink>
+      <w:r>
+        <w:rPr>
+          <w:lang w:val="pt_PT" w:bidi="pt_PT"/>
+        </w:rPr>
+        <w:t>Gênesis 1.3</w:t>
+      </w:r>
       <w:r>
         <w:rPr>
           <w:lang w:val="pt_PT" w:bidi="pt_PT"/>
         </w:rPr>
         <w:t xml:space="preserve">; veja também </w:t>
       </w:r>
-      <w:hyperlink r:id="rId123">
-        <w:r>
-          <w:rPr>
-            <w:lang w:val="pt_PT" w:bidi="pt_PT"/>
-          </w:rPr>
-          <w:rPr>
-            <w:color w:val="0000EE"/>
-            <w:u w:val="single"/>
-          </w:rPr>
-          <w:t>1.16</w:t>
-        </w:r>
-      </w:hyperlink>
+      <w:r>
+        <w:rPr>
+          <w:lang w:val="pt_PT" w:bidi="pt_PT"/>
+        </w:rPr>
+        <w:t>1.16</w:t>
+      </w:r>
       <w:r>
         <w:rPr>
           <w:lang w:val="pt_PT" w:bidi="pt_PT"/>
         </w:rPr>
         <w:t>). Naturalmente, simboliza o que é agradável, bom ou alegre (</w:t>
       </w:r>
-      <w:hyperlink r:id="rId124">
-        <w:r>
-          <w:rPr>
-            <w:lang w:val="pt_PT" w:bidi="pt_PT"/>
-          </w:rPr>
-          <w:rPr>
-            <w:color w:val="0000EE"/>
-            <w:u w:val="single"/>
-          </w:rPr>
-          <w:t>Eclesiastes 11.7</w:t>
-        </w:r>
-      </w:hyperlink>
-      <w:r>
-        <w:rPr>
-          <w:lang w:val="pt_PT" w:bidi="pt_PT"/>
-        </w:rPr>
-        <w:t xml:space="preserve">; </w:t>
-      </w:r>
-      <w:hyperlink r:id="rId125">
-        <w:r>
-          <w:rPr>
-            <w:lang w:val="pt_PT" w:bidi="pt_PT"/>
-          </w:rPr>
-          <w:rPr>
-            <w:color w:val="0000EE"/>
-            <w:u w:val="single"/>
-          </w:rPr>
-          <w:t>Tiago 1.17</w:t>
-        </w:r>
-      </w:hyperlink>
+      <w:r>
+        <w:rPr>
+          <w:lang w:val="pt_PT" w:bidi="pt_PT"/>
+        </w:rPr>
+        <w:t>Eclesiastes 11.7</w:t>
+      </w:r>
+      <w:r>
+        <w:rPr>
+          <w:lang w:val="pt_PT" w:bidi="pt_PT"/>
+        </w:rPr>
+        <w:t xml:space="preserve">; </w:t>
+      </w:r>
+      <w:r>
+        <w:rPr>
+          <w:lang w:val="pt_PT" w:bidi="pt_PT"/>
+        </w:rPr>
+        <w:t>Tiago 1.17</w:t>
+      </w:r>
       <w:r>
         <w:rPr>
           <w:lang w:val="pt_PT" w:bidi="pt_PT"/>
         </w:rPr>
         <w:t>). Quando os israelitas saíram do Egito, uma coluna de nuvem e fogo lhes deu luz (</w:t>
       </w:r>
-      <w:hyperlink r:id="rId126">
-        <w:r>
-          <w:rPr>
-            <w:lang w:val="pt_PT" w:bidi="pt_PT"/>
-          </w:rPr>
-          <w:rPr>
-            <w:color w:val="0000EE"/>
-            <w:u w:val="single"/>
-          </w:rPr>
-          <w:t>Êxodo 13.21</w:t>
-        </w:r>
-      </w:hyperlink>
-      <w:r>
-        <w:rPr>
-          <w:lang w:val="pt_PT" w:bidi="pt_PT"/>
-        </w:rPr>
-        <w:t xml:space="preserve">; </w:t>
-      </w:r>
-      <w:hyperlink r:id="rId127">
-        <w:r>
-          <w:rPr>
-            <w:lang w:val="pt_PT" w:bidi="pt_PT"/>
-          </w:rPr>
-          <w:rPr>
-            <w:color w:val="0000EE"/>
-            <w:u w:val="single"/>
-          </w:rPr>
-          <w:t>14.20</w:t>
-        </w:r>
-      </w:hyperlink>
+      <w:r>
+        <w:rPr>
+          <w:lang w:val="pt_PT" w:bidi="pt_PT"/>
+        </w:rPr>
+        <w:t>Êxodo 13.21</w:t>
+      </w:r>
+      <w:r>
+        <w:rPr>
+          <w:lang w:val="pt_PT" w:bidi="pt_PT"/>
+        </w:rPr>
+        <w:t xml:space="preserve">; </w:t>
+      </w:r>
+      <w:r>
+        <w:rPr>
+          <w:lang w:val="pt_PT" w:bidi="pt_PT"/>
+        </w:rPr>
+        <w:t>14.20</w:t>
+      </w:r>
       <w:r>
         <w:rPr>
           <w:lang w:val="pt_PT" w:bidi="pt_PT"/>
         </w:rPr>
         <w:t>). Mostrou-lhes o caminho (</w:t>
       </w:r>
-      <w:hyperlink r:id="rId128">
-        <w:r>
-          <w:rPr>
-            <w:lang w:val="pt_PT" w:bidi="pt_PT"/>
-          </w:rPr>
-          <w:rPr>
-            <w:color w:val="0000EE"/>
-            <w:u w:val="single"/>
-          </w:rPr>
-          <w:t>Neemias 9.19</w:t>
-        </w:r>
-      </w:hyperlink>
+      <w:r>
+        <w:rPr>
+          <w:lang w:val="pt_PT" w:bidi="pt_PT"/>
+        </w:rPr>
+        <w:t>Neemias 9.19</w:t>
+      </w:r>
       <w:r>
         <w:rPr>
           <w:lang w:val="pt_PT" w:bidi="pt_PT"/>
         </w:rPr>
         <w:t>). A luz representa a bênção do Senhor (</w:t>
       </w:r>
-      <w:hyperlink r:id="rId129">
-        <w:r>
-          <w:rPr>
-            <w:lang w:val="pt_PT" w:bidi="pt_PT"/>
-          </w:rPr>
-          <w:rPr>
-            <w:color w:val="0000EE"/>
-            <w:u w:val="single"/>
-          </w:rPr>
-          <w:t>Jó 12.22</w:t>
-        </w:r>
-      </w:hyperlink>
-      <w:r>
-        <w:rPr>
-          <w:lang w:val="pt_PT" w:bidi="pt_PT"/>
-        </w:rPr>
-        <w:t xml:space="preserve">; </w:t>
-      </w:r>
-      <w:hyperlink r:id="rId130">
-        <w:r>
-          <w:rPr>
-            <w:lang w:val="pt_PT" w:bidi="pt_PT"/>
-          </w:rPr>
-          <w:rPr>
-            <w:color w:val="0000EE"/>
-            <w:u w:val="single"/>
-          </w:rPr>
-          <w:t>29.2–3</w:t>
-        </w:r>
-      </w:hyperlink>
-      <w:r>
-        <w:rPr>
-          <w:lang w:val="pt_PT" w:bidi="pt_PT"/>
-        </w:rPr>
-        <w:t xml:space="preserve">; </w:t>
-      </w:r>
-      <w:hyperlink r:id="rId131">
-        <w:r>
-          <w:rPr>
-            <w:lang w:val="pt_PT" w:bidi="pt_PT"/>
-          </w:rPr>
-          <w:rPr>
-            <w:color w:val="0000EE"/>
-            <w:u w:val="single"/>
-          </w:rPr>
-          <w:t>Salmos 4.6</w:t>
-        </w:r>
-      </w:hyperlink>
-      <w:r>
-        <w:rPr>
-          <w:lang w:val="pt_PT" w:bidi="pt_PT"/>
-        </w:rPr>
-        <w:t xml:space="preserve">; </w:t>
-      </w:r>
-      <w:hyperlink r:id="rId132">
-        <w:r>
-          <w:rPr>
-            <w:lang w:val="pt_PT" w:bidi="pt_PT"/>
-          </w:rPr>
-          <w:rPr>
-            <w:color w:val="0000EE"/>
-            <w:u w:val="single"/>
-          </w:rPr>
-          <w:t>18.28</w:t>
-        </w:r>
-      </w:hyperlink>
-      <w:r>
-        <w:rPr>
-          <w:lang w:val="pt_PT" w:bidi="pt_PT"/>
-        </w:rPr>
-        <w:t xml:space="preserve">; </w:t>
-      </w:r>
-      <w:hyperlink r:id="rId133">
-        <w:r>
-          <w:rPr>
-            <w:lang w:val="pt_PT" w:bidi="pt_PT"/>
-          </w:rPr>
-          <w:rPr>
-            <w:color w:val="0000EE"/>
-            <w:u w:val="single"/>
-          </w:rPr>
-          <w:t>44.3</w:t>
-        </w:r>
-      </w:hyperlink>
-      <w:r>
-        <w:rPr>
-          <w:lang w:val="pt_PT" w:bidi="pt_PT"/>
-        </w:rPr>
-        <w:t xml:space="preserve">; </w:t>
-      </w:r>
-      <w:hyperlink r:id="rId134">
-        <w:r>
-          <w:rPr>
-            <w:lang w:val="pt_PT" w:bidi="pt_PT"/>
-          </w:rPr>
-          <w:rPr>
-            <w:color w:val="0000EE"/>
-            <w:u w:val="single"/>
-          </w:rPr>
-          <w:t>118.27</w:t>
-        </w:r>
-      </w:hyperlink>
+      <w:r>
+        <w:rPr>
+          <w:lang w:val="pt_PT" w:bidi="pt_PT"/>
+        </w:rPr>
+        <w:t>Jó 12.22</w:t>
+      </w:r>
+      <w:r>
+        <w:rPr>
+          <w:lang w:val="pt_PT" w:bidi="pt_PT"/>
+        </w:rPr>
+        <w:t xml:space="preserve">; </w:t>
+      </w:r>
+      <w:r>
+        <w:rPr>
+          <w:lang w:val="pt_PT" w:bidi="pt_PT"/>
+        </w:rPr>
+        <w:t>29.2–3</w:t>
+      </w:r>
+      <w:r>
+        <w:rPr>
+          <w:lang w:val="pt_PT" w:bidi="pt_PT"/>
+        </w:rPr>
+        <w:t xml:space="preserve">; </w:t>
+      </w:r>
+      <w:r>
+        <w:rPr>
+          <w:lang w:val="pt_PT" w:bidi="pt_PT"/>
+        </w:rPr>
+        <w:t>Salmos 4.6</w:t>
+      </w:r>
+      <w:r>
+        <w:rPr>
+          <w:lang w:val="pt_PT" w:bidi="pt_PT"/>
+        </w:rPr>
+        <w:t xml:space="preserve">; </w:t>
+      </w:r>
+      <w:r>
+        <w:rPr>
+          <w:lang w:val="pt_PT" w:bidi="pt_PT"/>
+        </w:rPr>
+        <w:t>18.28</w:t>
+      </w:r>
+      <w:r>
+        <w:rPr>
+          <w:lang w:val="pt_PT" w:bidi="pt_PT"/>
+        </w:rPr>
+        <w:t xml:space="preserve">; </w:t>
+      </w:r>
+      <w:r>
+        <w:rPr>
+          <w:lang w:val="pt_PT" w:bidi="pt_PT"/>
+        </w:rPr>
+        <w:t>44.3</w:t>
+      </w:r>
+      <w:r>
+        <w:rPr>
+          <w:lang w:val="pt_PT" w:bidi="pt_PT"/>
+        </w:rPr>
+        <w:t xml:space="preserve">; </w:t>
+      </w:r>
+      <w:r>
+        <w:rPr>
+          <w:lang w:val="pt_PT" w:bidi="pt_PT"/>
+        </w:rPr>
+        <w:t>118.27</w:t>
+      </w:r>
       <w:r>
         <w:rPr>
           <w:lang w:val="pt_PT" w:bidi="pt_PT"/>
         </w:rPr>
         <w:t>) e os servos de Deus podem compartilhar essa bênção guiando outros através de sua obediência (</w:t>
       </w:r>
-      <w:hyperlink r:id="rId135">
-        <w:r>
-          <w:rPr>
-            <w:lang w:val="pt_PT" w:bidi="pt_PT"/>
-          </w:rPr>
-          <w:rPr>
-            <w:color w:val="0000EE"/>
-            <w:u w:val="single"/>
-          </w:rPr>
-          <w:t>Isaías 42.6</w:t>
-        </w:r>
-      </w:hyperlink>
-      <w:r>
-        <w:rPr>
-          <w:lang w:val="pt_PT" w:bidi="pt_PT"/>
-        </w:rPr>
-        <w:t xml:space="preserve">; </w:t>
-      </w:r>
-      <w:hyperlink r:id="rId136">
-        <w:r>
-          <w:rPr>
-            <w:lang w:val="pt_PT" w:bidi="pt_PT"/>
-          </w:rPr>
-          <w:rPr>
-            <w:color w:val="0000EE"/>
-            <w:u w:val="single"/>
-          </w:rPr>
-          <w:t>49.6</w:t>
-        </w:r>
-      </w:hyperlink>
+      <w:r>
+        <w:rPr>
+          <w:lang w:val="pt_PT" w:bidi="pt_PT"/>
+        </w:rPr>
+        <w:t>Isaías 42.6</w:t>
+      </w:r>
+      <w:r>
+        <w:rPr>
+          <w:lang w:val="pt_PT" w:bidi="pt_PT"/>
+        </w:rPr>
+        <w:t xml:space="preserve">; </w:t>
+      </w:r>
+      <w:r>
+        <w:rPr>
+          <w:lang w:val="pt_PT" w:bidi="pt_PT"/>
+        </w:rPr>
+        <w:t>49.6</w:t>
+      </w:r>
       <w:r>
         <w:rPr>
           <w:lang w:val="pt_PT" w:bidi="pt_PT"/>
         </w:rPr>
         <w:t>). A luz de Deus também revela o pecado e traz justiça (</w:t>
       </w:r>
-      <w:hyperlink r:id="rId137">
-        <w:r>
-          <w:rPr>
-            <w:lang w:val="pt_PT" w:bidi="pt_PT"/>
-          </w:rPr>
-          <w:rPr>
-            <w:color w:val="0000EE"/>
-            <w:u w:val="single"/>
-          </w:rPr>
-          <w:t>Salmos 90.8</w:t>
-        </w:r>
-      </w:hyperlink>
-      <w:r>
-        <w:rPr>
-          <w:lang w:val="pt_PT" w:bidi="pt_PT"/>
-        </w:rPr>
-        <w:t xml:space="preserve">; </w:t>
-      </w:r>
-      <w:hyperlink r:id="rId138">
-        <w:r>
-          <w:rPr>
-            <w:lang w:val="pt_PT" w:bidi="pt_PT"/>
-          </w:rPr>
-          <w:rPr>
-            <w:color w:val="0000EE"/>
-            <w:u w:val="single"/>
-          </w:rPr>
-          <w:t>Isaías 51.4</w:t>
-        </w:r>
-      </w:hyperlink>
+      <w:r>
+        <w:rPr>
+          <w:lang w:val="pt_PT" w:bidi="pt_PT"/>
+        </w:rPr>
+        <w:t>Salmos 90.8</w:t>
+      </w:r>
+      <w:r>
+        <w:rPr>
+          <w:lang w:val="pt_PT" w:bidi="pt_PT"/>
+        </w:rPr>
+        <w:t xml:space="preserve">; </w:t>
+      </w:r>
+      <w:r>
+        <w:rPr>
+          <w:lang w:val="pt_PT" w:bidi="pt_PT"/>
+        </w:rPr>
+        <w:t>Isaías 51.4</w:t>
+      </w:r>
       <w:r>
         <w:rPr>
           <w:lang w:val="pt_PT" w:bidi="pt_PT"/>
@@ -4018,126 +3089,84 @@
         </w:rPr>
         <w:t>A Bíblia descreve Deus como luz (</w:t>
       </w:r>
-      <w:hyperlink r:id="rId139">
-        <w:r>
-          <w:rPr>
-            <w:lang w:val="pt_PT" w:bidi="pt_PT"/>
-          </w:rPr>
-          <w:rPr>
-            <w:color w:val="0000EE"/>
-            <w:u w:val="single"/>
-          </w:rPr>
-          <w:t>Salmo 27.1</w:t>
-        </w:r>
-      </w:hyperlink>
-      <w:r>
-        <w:rPr>
-          <w:lang w:val="pt_PT" w:bidi="pt_PT"/>
-        </w:rPr>
-        <w:t xml:space="preserve">; </w:t>
-      </w:r>
-      <w:hyperlink r:id="rId140">
-        <w:r>
-          <w:rPr>
-            <w:lang w:val="pt_PT" w:bidi="pt_PT"/>
-          </w:rPr>
-          <w:rPr>
-            <w:color w:val="0000EE"/>
-            <w:u w:val="single"/>
-          </w:rPr>
-          <w:t>Isaías 60.19–20</w:t>
-        </w:r>
-      </w:hyperlink>
-      <w:r>
-        <w:rPr>
-          <w:lang w:val="pt_PT" w:bidi="pt_PT"/>
-        </w:rPr>
-        <w:t xml:space="preserve">; </w:t>
-      </w:r>
-      <w:hyperlink r:id="rId141">
-        <w:r>
-          <w:rPr>
-            <w:lang w:val="pt_PT" w:bidi="pt_PT"/>
-          </w:rPr>
-          <w:rPr>
-            <w:color w:val="0000EE"/>
-            <w:u w:val="single"/>
-          </w:rPr>
-          <w:t>Daniel 2.22</w:t>
-        </w:r>
-      </w:hyperlink>
-      <w:r>
-        <w:rPr>
-          <w:lang w:val="pt_PT" w:bidi="pt_PT"/>
-        </w:rPr>
-        <w:t xml:space="preserve">; </w:t>
-      </w:r>
-      <w:hyperlink r:id="rId97">
-        <w:r>
-          <w:rPr>
-            <w:lang w:val="pt_PT" w:bidi="pt_PT"/>
-          </w:rPr>
-          <w:rPr>
-            <w:color w:val="0000EE"/>
-            <w:u w:val="single"/>
-          </w:rPr>
-          <w:t>1 João 1.5</w:t>
-        </w:r>
-      </w:hyperlink>
+      <w:r>
+        <w:rPr>
+          <w:lang w:val="pt_PT" w:bidi="pt_PT"/>
+        </w:rPr>
+        <w:t>Salmo 27.1</w:t>
+      </w:r>
+      <w:r>
+        <w:rPr>
+          <w:lang w:val="pt_PT" w:bidi="pt_PT"/>
+        </w:rPr>
+        <w:t xml:space="preserve">; </w:t>
+      </w:r>
+      <w:r>
+        <w:rPr>
+          <w:lang w:val="pt_PT" w:bidi="pt_PT"/>
+        </w:rPr>
+        <w:t>Isaías 60.19–20</w:t>
+      </w:r>
+      <w:r>
+        <w:rPr>
+          <w:lang w:val="pt_PT" w:bidi="pt_PT"/>
+        </w:rPr>
+        <w:t xml:space="preserve">; </w:t>
+      </w:r>
+      <w:r>
+        <w:rPr>
+          <w:lang w:val="pt_PT" w:bidi="pt_PT"/>
+        </w:rPr>
+        <w:t>Daniel 2.22</w:t>
+      </w:r>
+      <w:r>
+        <w:rPr>
+          <w:lang w:val="pt_PT" w:bidi="pt_PT"/>
+        </w:rPr>
+        <w:t xml:space="preserve">; </w:t>
+      </w:r>
+      <w:r>
+        <w:rPr>
+          <w:lang w:val="pt_PT" w:bidi="pt_PT"/>
+        </w:rPr>
+        <w:t>1 João 1.5</w:t>
+      </w:r>
       <w:r>
         <w:rPr>
           <w:lang w:val="pt_PT" w:bidi="pt_PT"/>
         </w:rPr>
         <w:t xml:space="preserve">). Ele "habita em luz inacessível" (veja </w:t>
       </w:r>
-      <w:hyperlink r:id="rId142">
-        <w:r>
-          <w:rPr>
-            <w:lang w:val="pt_PT" w:bidi="pt_PT"/>
-          </w:rPr>
-          <w:rPr>
-            <w:color w:val="0000EE"/>
-            <w:u w:val="single"/>
-          </w:rPr>
-          <w:t>1 Timóteo 6.16</w:t>
-        </w:r>
-      </w:hyperlink>
+      <w:r>
+        <w:rPr>
+          <w:lang w:val="pt_PT" w:bidi="pt_PT"/>
+        </w:rPr>
+        <w:t>1 Timóteo 6.16</w:t>
+      </w:r>
       <w:r>
         <w:rPr>
           <w:lang w:val="pt_PT" w:bidi="pt_PT"/>
         </w:rPr>
         <w:t>). No entanto, Ele guia Seus seguidores para a luz (</w:t>
       </w:r>
-      <w:hyperlink r:id="rId143">
-        <w:r>
-          <w:rPr>
-            <w:lang w:val="pt_PT" w:bidi="pt_PT"/>
-          </w:rPr>
-          <w:rPr>
-            <w:color w:val="0000EE"/>
-            <w:u w:val="single"/>
-          </w:rPr>
-          <w:t>Miquéias 7.8–9</w:t>
-        </w:r>
-      </w:hyperlink>
+      <w:r>
+        <w:rPr>
+          <w:lang w:val="pt_PT" w:bidi="pt_PT"/>
+        </w:rPr>
+        <w:t>Miquéias 7.8–9</w:t>
+      </w:r>
       <w:r>
         <w:rPr>
           <w:lang w:val="pt_PT" w:bidi="pt_PT"/>
         </w:rPr>
         <w:t xml:space="preserve">; veja também </w:t>
       </w:r>
-      <w:hyperlink r:id="rId144">
-        <w:r>
-          <w:rPr>
-            <w:lang w:val="pt_PT" w:bidi="pt_PT"/>
-          </w:rPr>
-          <w:rPr>
-            <w:color w:val="0000EE"/>
-            <w:u w:val="single"/>
-          </w:rPr>
-          <w:t>1 João 1.7</w:t>
-        </w:r>
-      </w:hyperlink>
+      <w:r>
+        <w:rPr>
+          <w:lang w:val="pt_PT" w:bidi="pt_PT"/>
+        </w:rPr>
+        <w:t>1 João 1.7</w:t>
+      </w:r>
       <w:r>
         <w:rPr>
           <w:lang w:val="pt_PT" w:bidi="pt_PT"/>
@@ -4158,162 +3187,108 @@
         </w:rPr>
         <w:t>Jesus disse: “Eu sou a luz do mundo” (</w:t>
       </w:r>
-      <w:hyperlink r:id="rId94">
-        <w:r>
-          <w:rPr>
-            <w:lang w:val="pt_PT" w:bidi="pt_PT"/>
-          </w:rPr>
-          <w:rPr>
-            <w:color w:val="0000EE"/>
-            <w:u w:val="single"/>
-          </w:rPr>
-          <w:t>João 8.12</w:t>
-        </w:r>
-      </w:hyperlink>
-      <w:r>
-        <w:rPr>
-          <w:lang w:val="pt_PT" w:bidi="pt_PT"/>
-        </w:rPr>
-        <w:t xml:space="preserve">; </w:t>
-      </w:r>
-      <w:hyperlink r:id="rId145">
-        <w:r>
-          <w:rPr>
-            <w:lang w:val="pt_PT" w:bidi="pt_PT"/>
-          </w:rPr>
-          <w:rPr>
-            <w:color w:val="0000EE"/>
-            <w:u w:val="single"/>
-          </w:rPr>
-          <w:t>9.5</w:t>
-        </w:r>
-      </w:hyperlink>
-      <w:r>
-        <w:rPr>
-          <w:lang w:val="pt_PT" w:bidi="pt_PT"/>
-        </w:rPr>
-        <w:t xml:space="preserve">; </w:t>
-      </w:r>
-      <w:hyperlink r:id="rId96">
-        <w:r>
-          <w:rPr>
-            <w:lang w:val="pt_PT" w:bidi="pt_PT"/>
-          </w:rPr>
-          <w:rPr>
-            <w:color w:val="0000EE"/>
-            <w:u w:val="single"/>
-          </w:rPr>
-          <w:t>12.46</w:t>
-        </w:r>
-      </w:hyperlink>
+      <w:r>
+        <w:rPr>
+          <w:lang w:val="pt_PT" w:bidi="pt_PT"/>
+        </w:rPr>
+        <w:t>João 8.12</w:t>
+      </w:r>
+      <w:r>
+        <w:rPr>
+          <w:lang w:val="pt_PT" w:bidi="pt_PT"/>
+        </w:rPr>
+        <w:t xml:space="preserve">; </w:t>
+      </w:r>
+      <w:r>
+        <w:rPr>
+          <w:lang w:val="pt_PT" w:bidi="pt_PT"/>
+        </w:rPr>
+        <w:t>9.5</w:t>
+      </w:r>
+      <w:r>
+        <w:rPr>
+          <w:lang w:val="pt_PT" w:bidi="pt_PT"/>
+        </w:rPr>
+        <w:t xml:space="preserve">; </w:t>
+      </w:r>
+      <w:r>
+        <w:rPr>
+          <w:lang w:val="pt_PT" w:bidi="pt_PT"/>
+        </w:rPr>
+        <w:t>12.46</w:t>
+      </w:r>
       <w:r>
         <w:rPr>
           <w:lang w:val="pt_PT" w:bidi="pt_PT"/>
         </w:rPr>
         <w:t>). Ele trouxe uma mensagem de Deus, mas Ele também era essa mensagem (</w:t>
       </w:r>
-      <w:hyperlink r:id="rId146">
-        <w:r>
-          <w:rPr>
-            <w:lang w:val="pt_PT" w:bidi="pt_PT"/>
-          </w:rPr>
-          <w:rPr>
-            <w:color w:val="0000EE"/>
-            <w:u w:val="single"/>
-          </w:rPr>
-          <w:t>João 1.1–10</w:t>
-        </w:r>
-      </w:hyperlink>
+      <w:r>
+        <w:rPr>
+          <w:lang w:val="pt_PT" w:bidi="pt_PT"/>
+        </w:rPr>
+        <w:t>João 1.1–10</w:t>
+      </w:r>
       <w:r>
         <w:rPr>
           <w:lang w:val="pt_PT" w:bidi="pt_PT"/>
         </w:rPr>
         <w:t>). Aqueles que recebem sua mensagem e confiam nele, Ele dá "o direito de se tornarem filhos de Deus" (</w:t>
       </w:r>
-      <w:hyperlink r:id="rId147">
-        <w:r>
-          <w:rPr>
-            <w:lang w:val="pt_PT" w:bidi="pt_PT"/>
-          </w:rPr>
-          <w:rPr>
-            <w:color w:val="0000EE"/>
-            <w:u w:val="single"/>
-          </w:rPr>
-          <w:t>João 1.9–12</w:t>
-        </w:r>
-      </w:hyperlink>
+      <w:r>
+        <w:rPr>
+          <w:lang w:val="pt_PT" w:bidi="pt_PT"/>
+        </w:rPr>
+        <w:t>João 1.9–12</w:t>
+      </w:r>
       <w:r>
         <w:rPr>
           <w:lang w:val="pt_PT" w:bidi="pt_PT"/>
         </w:rPr>
         <w:t>). Sua luz os ilumina espiritualmente e eles passam a conhecer Deus e sua salvação (</w:t>
       </w:r>
-      <w:hyperlink r:id="rId92">
-        <w:r>
-          <w:rPr>
-            <w:lang w:val="pt_PT" w:bidi="pt_PT"/>
-          </w:rPr>
-          <w:rPr>
-            <w:color w:val="0000EE"/>
-            <w:u w:val="single"/>
-          </w:rPr>
-          <w:t>Mateus 4.16</w:t>
-        </w:r>
-      </w:hyperlink>
-      <w:r>
-        <w:rPr>
-          <w:lang w:val="pt_PT" w:bidi="pt_PT"/>
-        </w:rPr>
-        <w:t xml:space="preserve">; </w:t>
-      </w:r>
-      <w:hyperlink r:id="rId148">
-        <w:r>
-          <w:rPr>
-            <w:lang w:val="pt_PT" w:bidi="pt_PT"/>
-          </w:rPr>
-          <w:rPr>
-            <w:color w:val="0000EE"/>
-            <w:u w:val="single"/>
-          </w:rPr>
-          <w:t>Lucas 2.32</w:t>
-        </w:r>
-      </w:hyperlink>
-      <w:r>
-        <w:rPr>
-          <w:lang w:val="pt_PT" w:bidi="pt_PT"/>
-        </w:rPr>
-        <w:t xml:space="preserve">; </w:t>
-      </w:r>
-      <w:hyperlink r:id="rId149">
-        <w:r>
-          <w:rPr>
-            <w:lang w:val="pt_PT" w:bidi="pt_PT"/>
-          </w:rPr>
-          <w:rPr>
-            <w:color w:val="0000EE"/>
-            <w:u w:val="single"/>
-          </w:rPr>
-          <w:t>Atos 13.47</w:t>
-        </w:r>
-      </w:hyperlink>
-      <w:r>
-        <w:rPr>
-          <w:lang w:val="pt_PT" w:bidi="pt_PT"/>
-        </w:rPr>
-        <w:t xml:space="preserve">; </w:t>
-      </w:r>
-      <w:hyperlink r:id="rId150">
-        <w:r>
-          <w:rPr>
-            <w:lang w:val="pt_PT" w:bidi="pt_PT"/>
-          </w:rPr>
-          <w:rPr>
-            <w:color w:val="0000EE"/>
-            <w:u w:val="single"/>
-          </w:rPr>
-          <w:t>26.18</w:t>
-        </w:r>
-      </w:hyperlink>
+      <w:r>
+        <w:rPr>
+          <w:lang w:val="pt_PT" w:bidi="pt_PT"/>
+        </w:rPr>
+        <w:t>Mateus 4.16</w:t>
+      </w:r>
+      <w:r>
+        <w:rPr>
+          <w:lang w:val="pt_PT" w:bidi="pt_PT"/>
+        </w:rPr>
+        <w:t xml:space="preserve">; </w:t>
+      </w:r>
+      <w:r>
+        <w:rPr>
+          <w:lang w:val="pt_PT" w:bidi="pt_PT"/>
+        </w:rPr>
+        <w:t>Lucas 2.32</w:t>
+      </w:r>
+      <w:r>
+        <w:rPr>
+          <w:lang w:val="pt_PT" w:bidi="pt_PT"/>
+        </w:rPr>
+        <w:t xml:space="preserve">; </w:t>
+      </w:r>
+      <w:r>
+        <w:rPr>
+          <w:lang w:val="pt_PT" w:bidi="pt_PT"/>
+        </w:rPr>
+        <w:t>Atos 13.47</w:t>
+      </w:r>
+      <w:r>
+        <w:rPr>
+          <w:lang w:val="pt_PT" w:bidi="pt_PT"/>
+        </w:rPr>
+        <w:t xml:space="preserve">; </w:t>
+      </w:r>
+      <w:r>
+        <w:rPr>
+          <w:lang w:val="pt_PT" w:bidi="pt_PT"/>
+        </w:rPr>
+        <w:t>26.18</w:t>
+      </w:r>
       <w:r>
         <w:rPr>
           <w:lang w:val="pt_PT" w:bidi="pt_PT"/>
@@ -4334,72 +3309,48 @@
         </w:rPr>
         <w:t>Eles são "filhos da luz" (</w:t>
       </w:r>
-      <w:hyperlink r:id="rId151">
-        <w:r>
-          <w:rPr>
-            <w:lang w:val="pt_PT" w:bidi="pt_PT"/>
-          </w:rPr>
-          <w:rPr>
-            <w:color w:val="0000EE"/>
-            <w:u w:val="single"/>
-          </w:rPr>
-          <w:t>João 12.36</w:t>
-        </w:r>
-      </w:hyperlink>
-      <w:r>
-        <w:rPr>
-          <w:lang w:val="pt_PT" w:bidi="pt_PT"/>
-        </w:rPr>
-        <w:t xml:space="preserve">; </w:t>
-      </w:r>
-      <w:hyperlink r:id="rId152">
-        <w:r>
-          <w:rPr>
-            <w:lang w:val="pt_PT" w:bidi="pt_PT"/>
-          </w:rPr>
-          <w:rPr>
-            <w:color w:val="0000EE"/>
-            <w:u w:val="single"/>
-          </w:rPr>
-          <w:t>1 Tessalonicenses 5.5</w:t>
-        </w:r>
-      </w:hyperlink>
+      <w:r>
+        <w:rPr>
+          <w:lang w:val="pt_PT" w:bidi="pt_PT"/>
+        </w:rPr>
+        <w:t>João 12.36</w:t>
+      </w:r>
+      <w:r>
+        <w:rPr>
+          <w:lang w:val="pt_PT" w:bidi="pt_PT"/>
+        </w:rPr>
+        <w:t xml:space="preserve">; </w:t>
+      </w:r>
+      <w:r>
+        <w:rPr>
+          <w:lang w:val="pt_PT" w:bidi="pt_PT"/>
+        </w:rPr>
+        <w:t>1 Tessalonicenses 5.5</w:t>
+      </w:r>
       <w:r>
         <w:rPr>
           <w:lang w:val="pt_PT" w:bidi="pt_PT"/>
         </w:rPr>
         <w:t>). Eles "andam na luz" (</w:t>
       </w:r>
-      <w:hyperlink r:id="rId144">
-        <w:r>
-          <w:rPr>
-            <w:lang w:val="pt_PT" w:bidi="pt_PT"/>
-          </w:rPr>
-          <w:rPr>
-            <w:color w:val="0000EE"/>
-            <w:u w:val="single"/>
-          </w:rPr>
-          <w:t>1 João 1.7</w:t>
-        </w:r>
-      </w:hyperlink>
+      <w:r>
+        <w:rPr>
+          <w:lang w:val="pt_PT" w:bidi="pt_PT"/>
+        </w:rPr>
+        <w:t>1 João 1.7</w:t>
+      </w:r>
       <w:r>
         <w:rPr>
           <w:lang w:val="pt_PT" w:bidi="pt_PT"/>
         </w:rPr>
         <w:t>). Suas ações são como a luz — fazendo o que é bom, certo e verdadeiro (</w:t>
       </w:r>
-      <w:hyperlink r:id="rId153">
-        <w:r>
-          <w:rPr>
-            <w:lang w:val="pt_PT" w:bidi="pt_PT"/>
-          </w:rPr>
-          <w:rPr>
-            <w:color w:val="0000EE"/>
-            <w:u w:val="single"/>
-          </w:rPr>
-          <w:t>Efésios 5.8–9</w:t>
-        </w:r>
-      </w:hyperlink>
+      <w:r>
+        <w:rPr>
+          <w:lang w:val="pt_PT" w:bidi="pt_PT"/>
+        </w:rPr>
+        <w:t>Efésios 5.8–9</w:t>
+      </w:r>
       <w:r>
         <w:rPr>
           <w:lang w:val="pt_PT" w:bidi="pt_PT"/>
@@ -4429,882 +3380,588 @@
           <w:lang w:val="pt_PT" w:bidi="pt_PT"/>
         </w:rPr>
       </w:r>
-      <w:hyperlink r:id="rId154">
-        <w:r>
-          <w:rPr>
-            <w:lang w:val="pt_PT" w:bidi="pt_PT"/>
-          </w:rPr>
-          <w:rPr>
-            <w:color w:val="0000EE"/>
-            <w:u w:val="single"/>
-          </w:rPr>
-          <w:t>Gênesis 1.3–5</w:t>
-        </w:r>
-      </w:hyperlink>
+      <w:r>
+        <w:rPr>
+          <w:lang w:val="pt_PT" w:bidi="pt_PT"/>
+        </w:rPr>
+        <w:t>Gênesis 1.3–5</w:t>
+      </w:r>
       <w:r>
         <w:rPr>
           <w:lang w:val="pt_PT" w:bidi="pt_PT"/>
         </w:rPr>
         <w:t>,</w:t>
       </w:r>
-      <w:hyperlink r:id="rId155">
-        <w:r>
-          <w:rPr>
-            <w:lang w:val="pt_PT" w:bidi="pt_PT"/>
-          </w:rPr>
-          <w:rPr>
-            <w:color w:val="0000EE"/>
-            <w:u w:val="single"/>
-          </w:rPr>
-          <w:t>14–18</w:t>
-        </w:r>
-      </w:hyperlink>
-      <w:r>
-        <w:rPr>
-          <w:lang w:val="pt_PT" w:bidi="pt_PT"/>
-        </w:rPr>
-        <w:t xml:space="preserve">; </w:t>
-      </w:r>
-      <w:hyperlink r:id="rId76">
-        <w:r>
-          <w:rPr>
-            <w:lang w:val="pt_PT" w:bidi="pt_PT"/>
-          </w:rPr>
-          <w:rPr>
-            <w:color w:val="0000EE"/>
-            <w:u w:val="single"/>
-          </w:rPr>
-          <w:t>15.12</w:t>
-        </w:r>
-      </w:hyperlink>
-      <w:r>
-        <w:rPr>
-          <w:lang w:val="pt_PT" w:bidi="pt_PT"/>
-        </w:rPr>
-        <w:t xml:space="preserve">; </w:t>
-      </w:r>
-      <w:hyperlink r:id="rId65">
-        <w:r>
-          <w:rPr>
-            <w:lang w:val="pt_PT" w:bidi="pt_PT"/>
-          </w:rPr>
-          <w:rPr>
-            <w:color w:val="0000EE"/>
-            <w:u w:val="single"/>
-          </w:rPr>
-          <w:t>Êxodo 10.21–23</w:t>
-        </w:r>
-      </w:hyperlink>
-      <w:r>
-        <w:rPr>
-          <w:lang w:val="pt_PT" w:bidi="pt_PT"/>
-        </w:rPr>
-        <w:t xml:space="preserve">; </w:t>
-      </w:r>
-      <w:hyperlink r:id="rId127">
-        <w:r>
-          <w:rPr>
-            <w:lang w:val="pt_PT" w:bidi="pt_PT"/>
-          </w:rPr>
-          <w:rPr>
-            <w:color w:val="0000EE"/>
-            <w:u w:val="single"/>
-          </w:rPr>
-          <w:t>14.20</w:t>
-        </w:r>
-      </w:hyperlink>
-      <w:r>
-        <w:rPr>
-          <w:lang w:val="pt_PT" w:bidi="pt_PT"/>
-        </w:rPr>
-        <w:t xml:space="preserve">; </w:t>
-      </w:r>
-      <w:hyperlink r:id="rId66">
-        <w:r>
-          <w:rPr>
-            <w:lang w:val="pt_PT" w:bidi="pt_PT"/>
-          </w:rPr>
-          <w:rPr>
-            <w:color w:val="0000EE"/>
-            <w:u w:val="single"/>
-          </w:rPr>
-          <w:t>20.21</w:t>
-        </w:r>
-      </w:hyperlink>
-      <w:r>
-        <w:rPr>
-          <w:lang w:val="pt_PT" w:bidi="pt_PT"/>
-        </w:rPr>
-        <w:t xml:space="preserve">; </w:t>
-      </w:r>
-      <w:hyperlink r:id="rId156">
-        <w:r>
-          <w:rPr>
-            <w:lang w:val="pt_PT" w:bidi="pt_PT"/>
-          </w:rPr>
-          <w:rPr>
-            <w:color w:val="0000EE"/>
-            <w:u w:val="single"/>
-          </w:rPr>
-          <w:t>2 Samuel 22.10–13</w:t>
-        </w:r>
-      </w:hyperlink>
-      <w:r>
-        <w:rPr>
-          <w:lang w:val="pt_PT" w:bidi="pt_PT"/>
-        </w:rPr>
-        <w:t xml:space="preserve">; </w:t>
-      </w:r>
-      <w:hyperlink r:id="rId72">
-        <w:r>
-          <w:rPr>
-            <w:lang w:val="pt_PT" w:bidi="pt_PT"/>
-          </w:rPr>
-          <w:rPr>
-            <w:color w:val="0000EE"/>
-            <w:u w:val="single"/>
-          </w:rPr>
-          <w:t>1 Reis 8.12</w:t>
-        </w:r>
-      </w:hyperlink>
-      <w:r>
-        <w:rPr>
-          <w:lang w:val="pt_PT" w:bidi="pt_PT"/>
-        </w:rPr>
-        <w:t xml:space="preserve">; </w:t>
-      </w:r>
-      <w:hyperlink r:id="rId157">
-        <w:r>
-          <w:rPr>
-            <w:lang w:val="pt_PT" w:bidi="pt_PT"/>
-          </w:rPr>
-          <w:rPr>
-            <w:color w:val="0000EE"/>
-            <w:u w:val="single"/>
-          </w:rPr>
-          <w:t>Jó 3.3–7</w:t>
-        </w:r>
-      </w:hyperlink>
-      <w:r>
-        <w:rPr>
-          <w:lang w:val="pt_PT" w:bidi="pt_PT"/>
-        </w:rPr>
-        <w:t xml:space="preserve">; </w:t>
-      </w:r>
-      <w:hyperlink r:id="rId158">
-        <w:r>
-          <w:rPr>
-            <w:lang w:val="pt_PT" w:bidi="pt_PT"/>
-          </w:rPr>
-          <w:rPr>
-            <w:color w:val="0000EE"/>
-            <w:u w:val="single"/>
-          </w:rPr>
-          <w:t>12.22–25</w:t>
-        </w:r>
-      </w:hyperlink>
-      <w:r>
-        <w:rPr>
-          <w:lang w:val="pt_PT" w:bidi="pt_PT"/>
-        </w:rPr>
-        <w:t xml:space="preserve">; </w:t>
-      </w:r>
-      <w:hyperlink r:id="rId159">
-        <w:r>
-          <w:rPr>
-            <w:lang w:val="pt_PT" w:bidi="pt_PT"/>
-          </w:rPr>
-          <w:rPr>
-            <w:color w:val="0000EE"/>
-            <w:u w:val="single"/>
-          </w:rPr>
-          <w:t>15.22</w:t>
-        </w:r>
-      </w:hyperlink>
-      <w:r>
-        <w:rPr>
-          <w:lang w:val="pt_PT" w:bidi="pt_PT"/>
-        </w:rPr>
-        <w:t xml:space="preserve">; </w:t>
-      </w:r>
-      <w:hyperlink r:id="rId86">
-        <w:r>
-          <w:rPr>
-            <w:lang w:val="pt_PT" w:bidi="pt_PT"/>
-          </w:rPr>
-          <w:rPr>
-            <w:color w:val="0000EE"/>
-            <w:u w:val="single"/>
-          </w:rPr>
-          <w:t>17.12–13</w:t>
-        </w:r>
-      </w:hyperlink>
-      <w:r>
-        <w:rPr>
-          <w:lang w:val="pt_PT" w:bidi="pt_PT"/>
-        </w:rPr>
-        <w:t xml:space="preserve">; </w:t>
-      </w:r>
-      <w:hyperlink r:id="rId160">
-        <w:r>
-          <w:rPr>
-            <w:lang w:val="pt_PT" w:bidi="pt_PT"/>
-          </w:rPr>
-          <w:rPr>
-            <w:color w:val="0000EE"/>
-            <w:u w:val="single"/>
-          </w:rPr>
-          <w:t>34.22</w:t>
-        </w:r>
-      </w:hyperlink>
-      <w:r>
-        <w:rPr>
-          <w:lang w:val="pt_PT" w:bidi="pt_PT"/>
-        </w:rPr>
-        <w:t xml:space="preserve">; </w:t>
-      </w:r>
-      <w:hyperlink r:id="rId70">
-        <w:r>
-          <w:rPr>
-            <w:lang w:val="pt_PT" w:bidi="pt_PT"/>
-          </w:rPr>
-          <w:rPr>
-            <w:color w:val="0000EE"/>
-            <w:u w:val="single"/>
-          </w:rPr>
-          <w:t>Salmos 18.11</w:t>
-        </w:r>
-      </w:hyperlink>
+      <w:r>
+        <w:rPr>
+          <w:lang w:val="pt_PT" w:bidi="pt_PT"/>
+        </w:rPr>
+        <w:t>14–18</w:t>
+      </w:r>
+      <w:r>
+        <w:rPr>
+          <w:lang w:val="pt_PT" w:bidi="pt_PT"/>
+        </w:rPr>
+        <w:t xml:space="preserve">; </w:t>
+      </w:r>
+      <w:r>
+        <w:rPr>
+          <w:lang w:val="pt_PT" w:bidi="pt_PT"/>
+        </w:rPr>
+        <w:t>15.12</w:t>
+      </w:r>
+      <w:r>
+        <w:rPr>
+          <w:lang w:val="pt_PT" w:bidi="pt_PT"/>
+        </w:rPr>
+        <w:t xml:space="preserve">; </w:t>
+      </w:r>
+      <w:r>
+        <w:rPr>
+          <w:lang w:val="pt_PT" w:bidi="pt_PT"/>
+        </w:rPr>
+        <w:t>Êxodo 10.21–23</w:t>
+      </w:r>
+      <w:r>
+        <w:rPr>
+          <w:lang w:val="pt_PT" w:bidi="pt_PT"/>
+        </w:rPr>
+        <w:t xml:space="preserve">; </w:t>
+      </w:r>
+      <w:r>
+        <w:rPr>
+          <w:lang w:val="pt_PT" w:bidi="pt_PT"/>
+        </w:rPr>
+        <w:t>14.20</w:t>
+      </w:r>
+      <w:r>
+        <w:rPr>
+          <w:lang w:val="pt_PT" w:bidi="pt_PT"/>
+        </w:rPr>
+        <w:t xml:space="preserve">; </w:t>
+      </w:r>
+      <w:r>
+        <w:rPr>
+          <w:lang w:val="pt_PT" w:bidi="pt_PT"/>
+        </w:rPr>
+        <w:t>20.21</w:t>
+      </w:r>
+      <w:r>
+        <w:rPr>
+          <w:lang w:val="pt_PT" w:bidi="pt_PT"/>
+        </w:rPr>
+        <w:t xml:space="preserve">; </w:t>
+      </w:r>
+      <w:r>
+        <w:rPr>
+          <w:lang w:val="pt_PT" w:bidi="pt_PT"/>
+        </w:rPr>
+        <w:t>2 Samuel 22.10–13</w:t>
+      </w:r>
+      <w:r>
+        <w:rPr>
+          <w:lang w:val="pt_PT" w:bidi="pt_PT"/>
+        </w:rPr>
+        <w:t xml:space="preserve">; </w:t>
+      </w:r>
+      <w:r>
+        <w:rPr>
+          <w:lang w:val="pt_PT" w:bidi="pt_PT"/>
+        </w:rPr>
+        <w:t>1 Reis 8.12</w:t>
+      </w:r>
+      <w:r>
+        <w:rPr>
+          <w:lang w:val="pt_PT" w:bidi="pt_PT"/>
+        </w:rPr>
+        <w:t xml:space="preserve">; </w:t>
+      </w:r>
+      <w:r>
+        <w:rPr>
+          <w:lang w:val="pt_PT" w:bidi="pt_PT"/>
+        </w:rPr>
+        <w:t>Jó 3.3–7</w:t>
+      </w:r>
+      <w:r>
+        <w:rPr>
+          <w:lang w:val="pt_PT" w:bidi="pt_PT"/>
+        </w:rPr>
+        <w:t xml:space="preserve">; </w:t>
+      </w:r>
+      <w:r>
+        <w:rPr>
+          <w:lang w:val="pt_PT" w:bidi="pt_PT"/>
+        </w:rPr>
+        <w:t>12.22–25</w:t>
+      </w:r>
+      <w:r>
+        <w:rPr>
+          <w:lang w:val="pt_PT" w:bidi="pt_PT"/>
+        </w:rPr>
+        <w:t xml:space="preserve">; </w:t>
+      </w:r>
+      <w:r>
+        <w:rPr>
+          <w:lang w:val="pt_PT" w:bidi="pt_PT"/>
+        </w:rPr>
+        <w:t>15.22</w:t>
+      </w:r>
+      <w:r>
+        <w:rPr>
+          <w:lang w:val="pt_PT" w:bidi="pt_PT"/>
+        </w:rPr>
+        <w:t xml:space="preserve">; </w:t>
+      </w:r>
+      <w:r>
+        <w:rPr>
+          <w:lang w:val="pt_PT" w:bidi="pt_PT"/>
+        </w:rPr>
+        <w:t>17.12–13</w:t>
+      </w:r>
+      <w:r>
+        <w:rPr>
+          <w:lang w:val="pt_PT" w:bidi="pt_PT"/>
+        </w:rPr>
+        <w:t xml:space="preserve">; </w:t>
+      </w:r>
+      <w:r>
+        <w:rPr>
+          <w:lang w:val="pt_PT" w:bidi="pt_PT"/>
+        </w:rPr>
+        <w:t>34.22</w:t>
+      </w:r>
+      <w:r>
+        <w:rPr>
+          <w:lang w:val="pt_PT" w:bidi="pt_PT"/>
+        </w:rPr>
+        <w:t xml:space="preserve">; </w:t>
+      </w:r>
+      <w:r>
+        <w:rPr>
+          <w:lang w:val="pt_PT" w:bidi="pt_PT"/>
+        </w:rPr>
+        <w:t>Salmos 18.11</w:t>
+      </w:r>
       <w:r>
         <w:rPr>
           <w:lang w:val="pt_PT" w:bidi="pt_PT"/>
         </w:rPr>
         <w:t>,</w:t>
       </w:r>
-      <w:hyperlink r:id="rId132">
-        <w:r>
-          <w:rPr>
-            <w:lang w:val="pt_PT" w:bidi="pt_PT"/>
-          </w:rPr>
-          <w:rPr>
-            <w:color w:val="0000EE"/>
-            <w:u w:val="single"/>
-          </w:rPr>
-          <w:t>28</w:t>
-        </w:r>
-      </w:hyperlink>
-      <w:r>
-        <w:rPr>
-          <w:lang w:val="pt_PT" w:bidi="pt_PT"/>
-        </w:rPr>
-        <w:t xml:space="preserve">; </w:t>
-      </w:r>
-      <w:hyperlink r:id="rId139">
-        <w:r>
-          <w:rPr>
-            <w:lang w:val="pt_PT" w:bidi="pt_PT"/>
-          </w:rPr>
-          <w:rPr>
-            <w:color w:val="0000EE"/>
-            <w:u w:val="single"/>
-          </w:rPr>
-          <w:t>27.1</w:t>
-        </w:r>
-      </w:hyperlink>
-      <w:r>
-        <w:rPr>
-          <w:lang w:val="pt_PT" w:bidi="pt_PT"/>
-        </w:rPr>
-        <w:t xml:space="preserve">; </w:t>
-      </w:r>
-      <w:hyperlink r:id="rId161">
-        <w:r>
-          <w:rPr>
-            <w:lang w:val="pt_PT" w:bidi="pt_PT"/>
-          </w:rPr>
-          <w:rPr>
-            <w:color w:val="0000EE"/>
-            <w:u w:val="single"/>
-          </w:rPr>
-          <w:t>97.2–6</w:t>
-        </w:r>
-      </w:hyperlink>
-      <w:r>
-        <w:rPr>
-          <w:lang w:val="pt_PT" w:bidi="pt_PT"/>
-        </w:rPr>
-        <w:t xml:space="preserve">; </w:t>
-      </w:r>
-      <w:hyperlink r:id="rId89">
-        <w:r>
-          <w:rPr>
-            <w:lang w:val="pt_PT" w:bidi="pt_PT"/>
-          </w:rPr>
-          <w:rPr>
-            <w:color w:val="0000EE"/>
-            <w:u w:val="single"/>
-          </w:rPr>
-          <w:t>139.11–12</w:t>
-        </w:r>
-      </w:hyperlink>
-      <w:r>
-        <w:rPr>
-          <w:lang w:val="pt_PT" w:bidi="pt_PT"/>
-        </w:rPr>
-        <w:t xml:space="preserve">; </w:t>
-      </w:r>
-      <w:hyperlink r:id="rId100">
-        <w:r>
-          <w:rPr>
-            <w:lang w:val="pt_PT" w:bidi="pt_PT"/>
-          </w:rPr>
-          <w:rPr>
-            <w:color w:val="0000EE"/>
-            <w:u w:val="single"/>
-          </w:rPr>
-          <w:t>Provérbios 2.13</w:t>
-        </w:r>
-      </w:hyperlink>
-      <w:r>
-        <w:rPr>
-          <w:lang w:val="pt_PT" w:bidi="pt_PT"/>
-        </w:rPr>
-        <w:t xml:space="preserve">; </w:t>
-      </w:r>
-      <w:hyperlink r:id="rId162">
-        <w:r>
-          <w:rPr>
-            <w:lang w:val="pt_PT" w:bidi="pt_PT"/>
-          </w:rPr>
-          <w:rPr>
-            <w:color w:val="0000EE"/>
-            <w:u w:val="single"/>
-          </w:rPr>
-          <w:t>4.18–19</w:t>
-        </w:r>
-      </w:hyperlink>
-      <w:r>
-        <w:rPr>
-          <w:lang w:val="pt_PT" w:bidi="pt_PT"/>
-        </w:rPr>
-        <w:t xml:space="preserve">; </w:t>
-      </w:r>
-      <w:hyperlink r:id="rId163">
-        <w:r>
-          <w:rPr>
-            <w:lang w:val="pt_PT" w:bidi="pt_PT"/>
-          </w:rPr>
-          <w:rPr>
-            <w:color w:val="0000EE"/>
-            <w:u w:val="single"/>
-          </w:rPr>
-          <w:t>Eclesiastes 11.7–8</w:t>
-        </w:r>
-      </w:hyperlink>
-      <w:r>
-        <w:rPr>
-          <w:lang w:val="pt_PT" w:bidi="pt_PT"/>
-        </w:rPr>
-        <w:t xml:space="preserve">; </w:t>
-      </w:r>
-      <w:hyperlink r:id="rId102">
-        <w:r>
-          <w:rPr>
-            <w:lang w:val="pt_PT" w:bidi="pt_PT"/>
-          </w:rPr>
-          <w:rPr>
-            <w:color w:val="0000EE"/>
-            <w:u w:val="single"/>
-          </w:rPr>
-          <w:t>Isaías 5.20</w:t>
-        </w:r>
-      </w:hyperlink>
-      <w:r>
-        <w:rPr>
-          <w:lang w:val="pt_PT" w:bidi="pt_PT"/>
-        </w:rPr>
-        <w:t xml:space="preserve">; </w:t>
-      </w:r>
-      <w:hyperlink r:id="rId108">
-        <w:r>
-          <w:rPr>
-            <w:lang w:val="pt_PT" w:bidi="pt_PT"/>
-          </w:rPr>
-          <w:rPr>
-            <w:color w:val="0000EE"/>
-            <w:u w:val="single"/>
-          </w:rPr>
-          <w:t>9.2</w:t>
-        </w:r>
-      </w:hyperlink>
-      <w:r>
-        <w:rPr>
-          <w:lang w:val="pt_PT" w:bidi="pt_PT"/>
-        </w:rPr>
-        <w:t xml:space="preserve">; </w:t>
-      </w:r>
-      <w:hyperlink r:id="rId164">
-        <w:r>
-          <w:rPr>
-            <w:lang w:val="pt_PT" w:bidi="pt_PT"/>
-          </w:rPr>
-          <w:rPr>
-            <w:color w:val="0000EE"/>
-            <w:u w:val="single"/>
-          </w:rPr>
-          <w:t>29.15</w:t>
-        </w:r>
-      </w:hyperlink>
-      <w:r>
-        <w:rPr>
-          <w:lang w:val="pt_PT" w:bidi="pt_PT"/>
-        </w:rPr>
-        <w:t xml:space="preserve">; </w:t>
-      </w:r>
-      <w:hyperlink r:id="rId138">
-        <w:r>
-          <w:rPr>
-            <w:lang w:val="pt_PT" w:bidi="pt_PT"/>
-          </w:rPr>
-          <w:rPr>
-            <w:color w:val="0000EE"/>
-            <w:u w:val="single"/>
-          </w:rPr>
-          <w:t>51.4</w:t>
-        </w:r>
-      </w:hyperlink>
-      <w:r>
-        <w:rPr>
-          <w:lang w:val="pt_PT" w:bidi="pt_PT"/>
-        </w:rPr>
-        <w:t xml:space="preserve">; </w:t>
-      </w:r>
-      <w:hyperlink r:id="rId165">
-        <w:r>
-          <w:rPr>
-            <w:lang w:val="pt_PT" w:bidi="pt_PT"/>
-          </w:rPr>
-          <w:rPr>
-            <w:color w:val="0000EE"/>
-            <w:u w:val="single"/>
-          </w:rPr>
-          <w:t>60.2–3</w:t>
-        </w:r>
-      </w:hyperlink>
+      <w:r>
+        <w:rPr>
+          <w:lang w:val="pt_PT" w:bidi="pt_PT"/>
+        </w:rPr>
+        <w:t>28</w:t>
+      </w:r>
+      <w:r>
+        <w:rPr>
+          <w:lang w:val="pt_PT" w:bidi="pt_PT"/>
+        </w:rPr>
+        <w:t xml:space="preserve">; </w:t>
+      </w:r>
+      <w:r>
+        <w:rPr>
+          <w:lang w:val="pt_PT" w:bidi="pt_PT"/>
+        </w:rPr>
+        <w:t>27.1</w:t>
+      </w:r>
+      <w:r>
+        <w:rPr>
+          <w:lang w:val="pt_PT" w:bidi="pt_PT"/>
+        </w:rPr>
+        <w:t xml:space="preserve">; </w:t>
+      </w:r>
+      <w:r>
+        <w:rPr>
+          <w:lang w:val="pt_PT" w:bidi="pt_PT"/>
+        </w:rPr>
+        <w:t>97.2–6</w:t>
+      </w:r>
+      <w:r>
+        <w:rPr>
+          <w:lang w:val="pt_PT" w:bidi="pt_PT"/>
+        </w:rPr>
+        <w:t xml:space="preserve">; </w:t>
+      </w:r>
+      <w:r>
+        <w:rPr>
+          <w:lang w:val="pt_PT" w:bidi="pt_PT"/>
+        </w:rPr>
+        <w:t>139.11–12</w:t>
+      </w:r>
+      <w:r>
+        <w:rPr>
+          <w:lang w:val="pt_PT" w:bidi="pt_PT"/>
+        </w:rPr>
+        <w:t xml:space="preserve">; </w:t>
+      </w:r>
+      <w:r>
+        <w:rPr>
+          <w:lang w:val="pt_PT" w:bidi="pt_PT"/>
+        </w:rPr>
+        <w:t>Provérbios 2.13</w:t>
+      </w:r>
+      <w:r>
+        <w:rPr>
+          <w:lang w:val="pt_PT" w:bidi="pt_PT"/>
+        </w:rPr>
+        <w:t xml:space="preserve">; </w:t>
+      </w:r>
+      <w:r>
+        <w:rPr>
+          <w:lang w:val="pt_PT" w:bidi="pt_PT"/>
+        </w:rPr>
+        <w:t>4.18–19</w:t>
+      </w:r>
+      <w:r>
+        <w:rPr>
+          <w:lang w:val="pt_PT" w:bidi="pt_PT"/>
+        </w:rPr>
+        <w:t xml:space="preserve">; </w:t>
+      </w:r>
+      <w:r>
+        <w:rPr>
+          <w:lang w:val="pt_PT" w:bidi="pt_PT"/>
+        </w:rPr>
+        <w:t>Eclesiastes 11.7–8</w:t>
+      </w:r>
+      <w:r>
+        <w:rPr>
+          <w:lang w:val="pt_PT" w:bidi="pt_PT"/>
+        </w:rPr>
+        <w:t xml:space="preserve">; </w:t>
+      </w:r>
+      <w:r>
+        <w:rPr>
+          <w:lang w:val="pt_PT" w:bidi="pt_PT"/>
+        </w:rPr>
+        <w:t>Isaías 5.20</w:t>
+      </w:r>
+      <w:r>
+        <w:rPr>
+          <w:lang w:val="pt_PT" w:bidi="pt_PT"/>
+        </w:rPr>
+        <w:t xml:space="preserve">; </w:t>
+      </w:r>
+      <w:r>
+        <w:rPr>
+          <w:lang w:val="pt_PT" w:bidi="pt_PT"/>
+        </w:rPr>
+        <w:t>9.2</w:t>
+      </w:r>
+      <w:r>
+        <w:rPr>
+          <w:lang w:val="pt_PT" w:bidi="pt_PT"/>
+        </w:rPr>
+        <w:t xml:space="preserve">; </w:t>
+      </w:r>
+      <w:r>
+        <w:rPr>
+          <w:lang w:val="pt_PT" w:bidi="pt_PT"/>
+        </w:rPr>
+        <w:t>29.15</w:t>
+      </w:r>
+      <w:r>
+        <w:rPr>
+          <w:lang w:val="pt_PT" w:bidi="pt_PT"/>
+        </w:rPr>
+        <w:t xml:space="preserve">; </w:t>
+      </w:r>
+      <w:r>
+        <w:rPr>
+          <w:lang w:val="pt_PT" w:bidi="pt_PT"/>
+        </w:rPr>
+        <w:t>51.4</w:t>
+      </w:r>
+      <w:r>
+        <w:rPr>
+          <w:lang w:val="pt_PT" w:bidi="pt_PT"/>
+        </w:rPr>
+        <w:t xml:space="preserve">; </w:t>
+      </w:r>
+      <w:r>
+        <w:rPr>
+          <w:lang w:val="pt_PT" w:bidi="pt_PT"/>
+        </w:rPr>
+        <w:t>60.2–3</w:t>
+      </w:r>
       <w:r>
         <w:rPr>
           <w:lang w:val="pt_PT" w:bidi="pt_PT"/>
         </w:rPr>
         <w:t>,</w:t>
       </w:r>
-      <w:hyperlink r:id="rId140">
-        <w:r>
-          <w:rPr>
-            <w:lang w:val="pt_PT" w:bidi="pt_PT"/>
-          </w:rPr>
-          <w:rPr>
-            <w:color w:val="0000EE"/>
-            <w:u w:val="single"/>
-          </w:rPr>
-          <w:t>19–20</w:t>
-        </w:r>
-      </w:hyperlink>
-      <w:r>
-        <w:rPr>
-          <w:lang w:val="pt_PT" w:bidi="pt_PT"/>
-        </w:rPr>
-        <w:t xml:space="preserve">; </w:t>
-      </w:r>
-      <w:hyperlink r:id="rId141">
-        <w:r>
-          <w:rPr>
-            <w:lang w:val="pt_PT" w:bidi="pt_PT"/>
-          </w:rPr>
-          <w:rPr>
-            <w:color w:val="0000EE"/>
-            <w:u w:val="single"/>
-          </w:rPr>
-          <w:t>Daniel 2.22</w:t>
-        </w:r>
-      </w:hyperlink>
-      <w:r>
-        <w:rPr>
-          <w:lang w:val="pt_PT" w:bidi="pt_PT"/>
-        </w:rPr>
-        <w:t xml:space="preserve">; </w:t>
-      </w:r>
-      <w:hyperlink r:id="rId143">
-        <w:r>
-          <w:rPr>
-            <w:lang w:val="pt_PT" w:bidi="pt_PT"/>
-          </w:rPr>
-          <w:rPr>
-            <w:color w:val="0000EE"/>
-            <w:u w:val="single"/>
-          </w:rPr>
-          <w:t>Miquéias 7.8–9</w:t>
-        </w:r>
-      </w:hyperlink>
-      <w:r>
-        <w:rPr>
-          <w:lang w:val="pt_PT" w:bidi="pt_PT"/>
-        </w:rPr>
-        <w:t xml:space="preserve">; </w:t>
-      </w:r>
-      <w:hyperlink r:id="rId92">
-        <w:r>
-          <w:rPr>
-            <w:lang w:val="pt_PT" w:bidi="pt_PT"/>
-          </w:rPr>
-          <w:rPr>
-            <w:color w:val="0000EE"/>
-            <w:u w:val="single"/>
-          </w:rPr>
-          <w:t>Mateus 4.16</w:t>
-        </w:r>
-      </w:hyperlink>
-      <w:r>
-        <w:rPr>
-          <w:lang w:val="pt_PT" w:bidi="pt_PT"/>
-        </w:rPr>
-        <w:t xml:space="preserve">; </w:t>
-      </w:r>
-      <w:hyperlink r:id="rId166">
-        <w:r>
-          <w:rPr>
-            <w:lang w:val="pt_PT" w:bidi="pt_PT"/>
-          </w:rPr>
-          <w:rPr>
-            <w:color w:val="0000EE"/>
-            <w:u w:val="single"/>
-          </w:rPr>
-          <w:t>6.22–23</w:t>
-        </w:r>
-      </w:hyperlink>
-      <w:r>
-        <w:rPr>
-          <w:lang w:val="pt_PT" w:bidi="pt_PT"/>
-        </w:rPr>
-        <w:t xml:space="preserve">; </w:t>
-      </w:r>
-      <w:hyperlink r:id="rId116">
-        <w:r>
-          <w:rPr>
-            <w:lang w:val="pt_PT" w:bidi="pt_PT"/>
-          </w:rPr>
-          <w:rPr>
-            <w:color w:val="0000EE"/>
-            <w:u w:val="single"/>
-          </w:rPr>
-          <w:t>8.12</w:t>
-        </w:r>
-      </w:hyperlink>
-      <w:r>
-        <w:rPr>
-          <w:lang w:val="pt_PT" w:bidi="pt_PT"/>
-        </w:rPr>
-        <w:t xml:space="preserve">; </w:t>
-      </w:r>
-      <w:hyperlink r:id="rId167">
-        <w:r>
-          <w:rPr>
-            <w:lang w:val="pt_PT" w:bidi="pt_PT"/>
-          </w:rPr>
-          <w:rPr>
-            <w:color w:val="0000EE"/>
-            <w:u w:val="single"/>
-          </w:rPr>
-          <w:t>Lucas 1.78–79</w:t>
-        </w:r>
-      </w:hyperlink>
-      <w:r>
-        <w:rPr>
-          <w:lang w:val="pt_PT" w:bidi="pt_PT"/>
-        </w:rPr>
-        <w:t xml:space="preserve">; </w:t>
-      </w:r>
-      <w:hyperlink r:id="rId148">
-        <w:r>
-          <w:rPr>
-            <w:lang w:val="pt_PT" w:bidi="pt_PT"/>
-          </w:rPr>
-          <w:rPr>
-            <w:color w:val="0000EE"/>
-            <w:u w:val="single"/>
-          </w:rPr>
-          <w:t>2.32</w:t>
-        </w:r>
-      </w:hyperlink>
-      <w:r>
-        <w:rPr>
-          <w:lang w:val="pt_PT" w:bidi="pt_PT"/>
-        </w:rPr>
-        <w:t xml:space="preserve">; </w:t>
-      </w:r>
-      <w:hyperlink r:id="rId168">
-        <w:r>
-          <w:rPr>
-            <w:lang w:val="pt_PT" w:bidi="pt_PT"/>
-          </w:rPr>
-          <w:rPr>
-            <w:color w:val="0000EE"/>
-            <w:u w:val="single"/>
-          </w:rPr>
-          <w:t>João 1.4–9</w:t>
-        </w:r>
-      </w:hyperlink>
-      <w:r>
-        <w:rPr>
-          <w:lang w:val="pt_PT" w:bidi="pt_PT"/>
-        </w:rPr>
-        <w:t xml:space="preserve">; </w:t>
-      </w:r>
-      <w:hyperlink r:id="rId94">
-        <w:r>
-          <w:rPr>
-            <w:lang w:val="pt_PT" w:bidi="pt_PT"/>
-          </w:rPr>
-          <w:rPr>
-            <w:color w:val="0000EE"/>
-            <w:u w:val="single"/>
-          </w:rPr>
-          <w:t>8.12</w:t>
-        </w:r>
-      </w:hyperlink>
-      <w:r>
-        <w:rPr>
-          <w:lang w:val="pt_PT" w:bidi="pt_PT"/>
-        </w:rPr>
-        <w:t xml:space="preserve">; </w:t>
-      </w:r>
-      <w:hyperlink r:id="rId145">
-        <w:r>
-          <w:rPr>
-            <w:lang w:val="pt_PT" w:bidi="pt_PT"/>
-          </w:rPr>
-          <w:rPr>
-            <w:color w:val="0000EE"/>
-            <w:u w:val="single"/>
-          </w:rPr>
-          <w:t>9.5</w:t>
-        </w:r>
-      </w:hyperlink>
-      <w:r>
-        <w:rPr>
-          <w:lang w:val="pt_PT" w:bidi="pt_PT"/>
-        </w:rPr>
-        <w:t xml:space="preserve">; </w:t>
-      </w:r>
-      <w:hyperlink r:id="rId169">
-        <w:r>
-          <w:rPr>
-            <w:lang w:val="pt_PT" w:bidi="pt_PT"/>
-          </w:rPr>
-          <w:rPr>
-            <w:color w:val="0000EE"/>
-            <w:u w:val="single"/>
-          </w:rPr>
-          <w:t>12.35–36</w:t>
-        </w:r>
-      </w:hyperlink>
+      <w:r>
+        <w:rPr>
+          <w:lang w:val="pt_PT" w:bidi="pt_PT"/>
+        </w:rPr>
+        <w:t>19–20</w:t>
+      </w:r>
+      <w:r>
+        <w:rPr>
+          <w:lang w:val="pt_PT" w:bidi="pt_PT"/>
+        </w:rPr>
+        <w:t xml:space="preserve">; </w:t>
+      </w:r>
+      <w:r>
+        <w:rPr>
+          <w:lang w:val="pt_PT" w:bidi="pt_PT"/>
+        </w:rPr>
+        <w:t>Daniel 2.22</w:t>
+      </w:r>
+      <w:r>
+        <w:rPr>
+          <w:lang w:val="pt_PT" w:bidi="pt_PT"/>
+        </w:rPr>
+        <w:t xml:space="preserve">; </w:t>
+      </w:r>
+      <w:r>
+        <w:rPr>
+          <w:lang w:val="pt_PT" w:bidi="pt_PT"/>
+        </w:rPr>
+        <w:t>Miquéias 7.8–9</w:t>
+      </w:r>
+      <w:r>
+        <w:rPr>
+          <w:lang w:val="pt_PT" w:bidi="pt_PT"/>
+        </w:rPr>
+        <w:t xml:space="preserve">; </w:t>
+      </w:r>
+      <w:r>
+        <w:rPr>
+          <w:lang w:val="pt_PT" w:bidi="pt_PT"/>
+        </w:rPr>
+        <w:t>Mateus 4.16</w:t>
+      </w:r>
+      <w:r>
+        <w:rPr>
+          <w:lang w:val="pt_PT" w:bidi="pt_PT"/>
+        </w:rPr>
+        <w:t xml:space="preserve">; </w:t>
+      </w:r>
+      <w:r>
+        <w:rPr>
+          <w:lang w:val="pt_PT" w:bidi="pt_PT"/>
+        </w:rPr>
+        <w:t>6.22–23</w:t>
+      </w:r>
+      <w:r>
+        <w:rPr>
+          <w:lang w:val="pt_PT" w:bidi="pt_PT"/>
+        </w:rPr>
+        <w:t xml:space="preserve">; </w:t>
+      </w:r>
+      <w:r>
+        <w:rPr>
+          <w:lang w:val="pt_PT" w:bidi="pt_PT"/>
+        </w:rPr>
+        <w:t>8.12</w:t>
+      </w:r>
+      <w:r>
+        <w:rPr>
+          <w:lang w:val="pt_PT" w:bidi="pt_PT"/>
+        </w:rPr>
+        <w:t xml:space="preserve">; </w:t>
+      </w:r>
+      <w:r>
+        <w:rPr>
+          <w:lang w:val="pt_PT" w:bidi="pt_PT"/>
+        </w:rPr>
+        <w:t>Lucas 1.78–79</w:t>
+      </w:r>
+      <w:r>
+        <w:rPr>
+          <w:lang w:val="pt_PT" w:bidi="pt_PT"/>
+        </w:rPr>
+        <w:t xml:space="preserve">; </w:t>
+      </w:r>
+      <w:r>
+        <w:rPr>
+          <w:lang w:val="pt_PT" w:bidi="pt_PT"/>
+        </w:rPr>
+        <w:t>2.32</w:t>
+      </w:r>
+      <w:r>
+        <w:rPr>
+          <w:lang w:val="pt_PT" w:bidi="pt_PT"/>
+        </w:rPr>
+        <w:t xml:space="preserve">; </w:t>
+      </w:r>
+      <w:r>
+        <w:rPr>
+          <w:lang w:val="pt_PT" w:bidi="pt_PT"/>
+        </w:rPr>
+        <w:t>João 1.4–9</w:t>
+      </w:r>
+      <w:r>
+        <w:rPr>
+          <w:lang w:val="pt_PT" w:bidi="pt_PT"/>
+        </w:rPr>
+        <w:t xml:space="preserve">; </w:t>
+      </w:r>
+      <w:r>
+        <w:rPr>
+          <w:lang w:val="pt_PT" w:bidi="pt_PT"/>
+        </w:rPr>
+        <w:t>8.12</w:t>
+      </w:r>
+      <w:r>
+        <w:rPr>
+          <w:lang w:val="pt_PT" w:bidi="pt_PT"/>
+        </w:rPr>
+        <w:t xml:space="preserve">; </w:t>
+      </w:r>
+      <w:r>
+        <w:rPr>
+          <w:lang w:val="pt_PT" w:bidi="pt_PT"/>
+        </w:rPr>
+        <w:t>9.5</w:t>
+      </w:r>
+      <w:r>
+        <w:rPr>
+          <w:lang w:val="pt_PT" w:bidi="pt_PT"/>
+        </w:rPr>
+        <w:t xml:space="preserve">; </w:t>
+      </w:r>
+      <w:r>
+        <w:rPr>
+          <w:lang w:val="pt_PT" w:bidi="pt_PT"/>
+        </w:rPr>
+        <w:t>12.35–36</w:t>
+      </w:r>
       <w:r>
         <w:rPr>
           <w:lang w:val="pt_PT" w:bidi="pt_PT"/>
         </w:rPr>
         <w:t>,</w:t>
       </w:r>
-      <w:hyperlink r:id="rId96">
-        <w:r>
-          <w:rPr>
-            <w:lang w:val="pt_PT" w:bidi="pt_PT"/>
-          </w:rPr>
-          <w:rPr>
-            <w:color w:val="0000EE"/>
-            <w:u w:val="single"/>
-          </w:rPr>
-          <w:t>46</w:t>
-        </w:r>
-      </w:hyperlink>
-      <w:r>
-        <w:rPr>
-          <w:lang w:val="pt_PT" w:bidi="pt_PT"/>
-        </w:rPr>
-        <w:t xml:space="preserve">; </w:t>
-      </w:r>
-      <w:hyperlink r:id="rId149">
-        <w:r>
-          <w:rPr>
-            <w:lang w:val="pt_PT" w:bidi="pt_PT"/>
-          </w:rPr>
-          <w:rPr>
-            <w:color w:val="0000EE"/>
-            <w:u w:val="single"/>
-          </w:rPr>
-          <w:t>Atos 13.47</w:t>
-        </w:r>
-      </w:hyperlink>
-      <w:r>
-        <w:rPr>
-          <w:lang w:val="pt_PT" w:bidi="pt_PT"/>
-        </w:rPr>
-        <w:t xml:space="preserve">; </w:t>
-      </w:r>
-      <w:hyperlink r:id="rId150">
-        <w:r>
-          <w:rPr>
-            <w:lang w:val="pt_PT" w:bidi="pt_PT"/>
-          </w:rPr>
-          <w:rPr>
-            <w:color w:val="0000EE"/>
-            <w:u w:val="single"/>
-          </w:rPr>
-          <w:t>26.18</w:t>
-        </w:r>
-      </w:hyperlink>
-      <w:r>
-        <w:rPr>
-          <w:lang w:val="pt_PT" w:bidi="pt_PT"/>
-        </w:rPr>
-        <w:t xml:space="preserve">; </w:t>
-      </w:r>
-      <w:hyperlink r:id="rId170">
-        <w:r>
-          <w:rPr>
-            <w:lang w:val="pt_PT" w:bidi="pt_PT"/>
-          </w:rPr>
-          <w:rPr>
-            <w:color w:val="0000EE"/>
-            <w:u w:val="single"/>
-          </w:rPr>
-          <w:t>Romanos 2.19–20</w:t>
-        </w:r>
-      </w:hyperlink>
-      <w:r>
-        <w:rPr>
-          <w:lang w:val="pt_PT" w:bidi="pt_PT"/>
-        </w:rPr>
-        <w:t xml:space="preserve">; </w:t>
-      </w:r>
-      <w:hyperlink r:id="rId171">
-        <w:r>
-          <w:rPr>
-            <w:lang w:val="pt_PT" w:bidi="pt_PT"/>
-          </w:rPr>
-          <w:rPr>
-            <w:color w:val="0000EE"/>
-            <w:u w:val="single"/>
-          </w:rPr>
-          <w:t>Efésios 5.7–14</w:t>
-        </w:r>
-      </w:hyperlink>
-      <w:r>
-        <w:rPr>
-          <w:lang w:val="pt_PT" w:bidi="pt_PT"/>
-        </w:rPr>
-        <w:t xml:space="preserve">; </w:t>
-      </w:r>
-      <w:hyperlink r:id="rId172">
-        <w:r>
-          <w:rPr>
-            <w:lang w:val="pt_PT" w:bidi="pt_PT"/>
-          </w:rPr>
-          <w:rPr>
-            <w:color w:val="0000EE"/>
-            <w:u w:val="single"/>
-          </w:rPr>
-          <w:t>1 Tessalonicenses 5.5–8</w:t>
-        </w:r>
-      </w:hyperlink>
-      <w:r>
-        <w:rPr>
-          <w:lang w:val="pt_PT" w:bidi="pt_PT"/>
-        </w:rPr>
-        <w:t xml:space="preserve">; </w:t>
-      </w:r>
-      <w:hyperlink r:id="rId142">
-        <w:r>
-          <w:rPr>
-            <w:lang w:val="pt_PT" w:bidi="pt_PT"/>
-          </w:rPr>
-          <w:rPr>
-            <w:color w:val="0000EE"/>
-            <w:u w:val="single"/>
-          </w:rPr>
-          <w:t>1 Timóteo 6.16</w:t>
-        </w:r>
-      </w:hyperlink>
-      <w:r>
-        <w:rPr>
-          <w:lang w:val="pt_PT" w:bidi="pt_PT"/>
-        </w:rPr>
-        <w:t xml:space="preserve">; </w:t>
-      </w:r>
-      <w:hyperlink r:id="rId125">
-        <w:r>
-          <w:rPr>
-            <w:lang w:val="pt_PT" w:bidi="pt_PT"/>
-          </w:rPr>
-          <w:rPr>
-            <w:color w:val="0000EE"/>
-            <w:u w:val="single"/>
-          </w:rPr>
-          <w:t>Tiago 1.17</w:t>
-        </w:r>
-      </w:hyperlink>
-      <w:r>
-        <w:rPr>
-          <w:lang w:val="pt_PT" w:bidi="pt_PT"/>
-        </w:rPr>
-        <w:t xml:space="preserve">; </w:t>
-      </w:r>
-      <w:hyperlink r:id="rId119">
-        <w:r>
-          <w:rPr>
-            <w:lang w:val="pt_PT" w:bidi="pt_PT"/>
-          </w:rPr>
-          <w:rPr>
-            <w:color w:val="0000EE"/>
-            <w:u w:val="single"/>
-          </w:rPr>
-          <w:t>2 Pedro 2.17</w:t>
-        </w:r>
-      </w:hyperlink>
-      <w:r>
-        <w:rPr>
-          <w:lang w:val="pt_PT" w:bidi="pt_PT"/>
-        </w:rPr>
-        <w:t xml:space="preserve">; </w:t>
-      </w:r>
-      <w:hyperlink r:id="rId173">
-        <w:r>
-          <w:rPr>
-            <w:lang w:val="pt_PT" w:bidi="pt_PT"/>
-          </w:rPr>
-          <w:rPr>
-            <w:color w:val="0000EE"/>
-            <w:u w:val="single"/>
-          </w:rPr>
-          <w:t>1 João 1.5–7</w:t>
-        </w:r>
-      </w:hyperlink>
-      <w:r>
-        <w:rPr>
-          <w:lang w:val="pt_PT" w:bidi="pt_PT"/>
-        </w:rPr>
-        <w:t xml:space="preserve">; </w:t>
-      </w:r>
-      <w:hyperlink r:id="rId174">
-        <w:r>
-          <w:rPr>
-            <w:lang w:val="pt_PT" w:bidi="pt_PT"/>
-          </w:rPr>
-          <w:rPr>
-            <w:color w:val="0000EE"/>
-            <w:u w:val="single"/>
-          </w:rPr>
-          <w:t>2.7–11.</w:t>
-        </w:r>
-      </w:hyperlink>
+      <w:r>
+        <w:rPr>
+          <w:lang w:val="pt_PT" w:bidi="pt_PT"/>
+        </w:rPr>
+        <w:t>46</w:t>
+      </w:r>
+      <w:r>
+        <w:rPr>
+          <w:lang w:val="pt_PT" w:bidi="pt_PT"/>
+        </w:rPr>
+        <w:t xml:space="preserve">; </w:t>
+      </w:r>
+      <w:r>
+        <w:rPr>
+          <w:lang w:val="pt_PT" w:bidi="pt_PT"/>
+        </w:rPr>
+        <w:t>Atos 13.47</w:t>
+      </w:r>
+      <w:r>
+        <w:rPr>
+          <w:lang w:val="pt_PT" w:bidi="pt_PT"/>
+        </w:rPr>
+        <w:t xml:space="preserve">; </w:t>
+      </w:r>
+      <w:r>
+        <w:rPr>
+          <w:lang w:val="pt_PT" w:bidi="pt_PT"/>
+        </w:rPr>
+        <w:t>26.18</w:t>
+      </w:r>
+      <w:r>
+        <w:rPr>
+          <w:lang w:val="pt_PT" w:bidi="pt_PT"/>
+        </w:rPr>
+        <w:t xml:space="preserve">; </w:t>
+      </w:r>
+      <w:r>
+        <w:rPr>
+          <w:lang w:val="pt_PT" w:bidi="pt_PT"/>
+        </w:rPr>
+        <w:t>Romanos 2.19–20</w:t>
+      </w:r>
+      <w:r>
+        <w:rPr>
+          <w:lang w:val="pt_PT" w:bidi="pt_PT"/>
+        </w:rPr>
+        <w:t xml:space="preserve">; </w:t>
+      </w:r>
+      <w:r>
+        <w:rPr>
+          <w:lang w:val="pt_PT" w:bidi="pt_PT"/>
+        </w:rPr>
+        <w:t>Efésios 5.7–14</w:t>
+      </w:r>
+      <w:r>
+        <w:rPr>
+          <w:lang w:val="pt_PT" w:bidi="pt_PT"/>
+        </w:rPr>
+        <w:t xml:space="preserve">; </w:t>
+      </w:r>
+      <w:r>
+        <w:rPr>
+          <w:lang w:val="pt_PT" w:bidi="pt_PT"/>
+        </w:rPr>
+        <w:t>1 Tessalonicenses 5.5–8</w:t>
+      </w:r>
+      <w:r>
+        <w:rPr>
+          <w:lang w:val="pt_PT" w:bidi="pt_PT"/>
+        </w:rPr>
+        <w:t xml:space="preserve">; </w:t>
+      </w:r>
+      <w:r>
+        <w:rPr>
+          <w:lang w:val="pt_PT" w:bidi="pt_PT"/>
+        </w:rPr>
+        <w:t>1 Timóteo 6.16</w:t>
+      </w:r>
+      <w:r>
+        <w:rPr>
+          <w:lang w:val="pt_PT" w:bidi="pt_PT"/>
+        </w:rPr>
+        <w:t xml:space="preserve">; </w:t>
+      </w:r>
+      <w:r>
+        <w:rPr>
+          <w:lang w:val="pt_PT" w:bidi="pt_PT"/>
+        </w:rPr>
+        <w:t>Tiago 1.17</w:t>
+      </w:r>
+      <w:r>
+        <w:rPr>
+          <w:lang w:val="pt_PT" w:bidi="pt_PT"/>
+        </w:rPr>
+        <w:t xml:space="preserve">; </w:t>
+      </w:r>
+      <w:r>
+        <w:rPr>
+          <w:lang w:val="pt_PT" w:bidi="pt_PT"/>
+        </w:rPr>
+        <w:t>2 Pedro 2.17</w:t>
+      </w:r>
+      <w:r>
+        <w:rPr>
+          <w:lang w:val="pt_PT" w:bidi="pt_PT"/>
+        </w:rPr>
+        <w:t xml:space="preserve">; </w:t>
+      </w:r>
+      <w:r>
+        <w:rPr>
+          <w:lang w:val="pt_PT" w:bidi="pt_PT"/>
+        </w:rPr>
+        <w:t>1 João 1.5–7</w:t>
+      </w:r>
+      <w:r>
+        <w:rPr>
+          <w:lang w:val="pt_PT" w:bidi="pt_PT"/>
+        </w:rPr>
+        <w:t xml:space="preserve">; </w:t>
+      </w:r>
+      <w:r>
+        <w:rPr>
+          <w:lang w:val="pt_PT" w:bidi="pt_PT"/>
+        </w:rPr>
+        <w:t>2.7–11.</w:t>
+      </w:r>
       <w:r>
         <w:rPr>
           <w:lang w:val="pt_PT" w:bidi="pt_PT"/>
@@ -5367,126 +4024,84 @@
         </w:rPr>
         <w:t>Na profecia de Jeremias, o primeiro sinal de esperança é o comando do Senhor para que Israel rejeite a idolatria e obedeça ao Senhor Deus e ao acordo especial (a aliança) feito no Monte Sinai (</w:t>
       </w:r>
-      <w:hyperlink r:id="rId175">
-        <w:r>
-          <w:rPr>
-            <w:lang w:val="pt_PT" w:bidi="pt_PT"/>
-          </w:rPr>
-          <w:rPr>
-            <w:color w:val="0000EE"/>
-            <w:u w:val="single"/>
-          </w:rPr>
-          <w:t>Jeremias 3.11–4.2</w:t>
-        </w:r>
-      </w:hyperlink>
+      <w:r>
+        <w:rPr>
+          <w:lang w:val="pt_PT" w:bidi="pt_PT"/>
+        </w:rPr>
+        <w:t>Jeremias 3.11–4.2</w:t>
+      </w:r>
       <w:r>
         <w:rPr>
           <w:lang w:val="pt_PT" w:bidi="pt_PT"/>
         </w:rPr>
         <w:t>). Se eles respondessem corretamente, haveria um futuro positivo para eles. Eles poderiam experimentar a salvação curativa (</w:t>
       </w:r>
-      <w:hyperlink r:id="rId176">
-        <w:r>
-          <w:rPr>
-            <w:lang w:val="pt_PT" w:bidi="pt_PT"/>
-          </w:rPr>
-          <w:rPr>
-            <w:color w:val="0000EE"/>
-            <w:u w:val="single"/>
-          </w:rPr>
-          <w:t>3.22–23</w:t>
-        </w:r>
-      </w:hyperlink>
+      <w:r>
+        <w:rPr>
+          <w:lang w:val="pt_PT" w:bidi="pt_PT"/>
+        </w:rPr>
+        <w:t>3.22–23</w:t>
+      </w:r>
       <w:r>
         <w:rPr>
           <w:lang w:val="pt_PT" w:bidi="pt_PT"/>
         </w:rPr>
         <w:t>). Israel se tornaria uma bênção para todas as nações (</w:t>
       </w:r>
-      <w:hyperlink r:id="rId177">
-        <w:r>
-          <w:rPr>
-            <w:lang w:val="pt_PT" w:bidi="pt_PT"/>
-          </w:rPr>
-          <w:rPr>
-            <w:color w:val="0000EE"/>
-            <w:u w:val="single"/>
-          </w:rPr>
-          <w:t>4.1–2</w:t>
-        </w:r>
-      </w:hyperlink>
+      <w:r>
+        <w:rPr>
+          <w:lang w:val="pt_PT" w:bidi="pt_PT"/>
+        </w:rPr>
+        <w:t>4.1–2</w:t>
+      </w:r>
       <w:r>
         <w:rPr>
           <w:lang w:val="pt_PT" w:bidi="pt_PT"/>
         </w:rPr>
         <w:t xml:space="preserve">). O arrependimento do povo acabaria com o castigo de Deus, e a nação não enfrentaria destruição. Mesmo durante as dificuldades antes da destruição de Jerusalém, Deus prometeu um futuro maravilhoso que deu esperança à nação (veja </w:t>
       </w:r>
-      <w:hyperlink r:id="rId178">
-        <w:r>
-          <w:rPr>
-            <w:lang w:val="pt_PT" w:bidi="pt_PT"/>
-          </w:rPr>
-          <w:rPr>
-            <w:color w:val="0000EE"/>
-            <w:u w:val="single"/>
-          </w:rPr>
-          <w:t>16.15</w:t>
-        </w:r>
-      </w:hyperlink>
-      <w:r>
-        <w:rPr>
-          <w:lang w:val="pt_PT" w:bidi="pt_PT"/>
-        </w:rPr>
-        <w:t xml:space="preserve">; </w:t>
-      </w:r>
-      <w:hyperlink r:id="rId179">
-        <w:r>
-          <w:rPr>
-            <w:lang w:val="pt_PT" w:bidi="pt_PT"/>
-          </w:rPr>
-          <w:rPr>
-            <w:color w:val="0000EE"/>
-            <w:u w:val="single"/>
-          </w:rPr>
-          <w:t>23.3–8</w:t>
-        </w:r>
-      </w:hyperlink>
-      <w:r>
-        <w:rPr>
-          <w:lang w:val="pt_PT" w:bidi="pt_PT"/>
-        </w:rPr>
-        <w:t xml:space="preserve">; </w:t>
-      </w:r>
-      <w:hyperlink r:id="rId180">
-        <w:r>
-          <w:rPr>
-            <w:lang w:val="pt_PT" w:bidi="pt_PT"/>
-          </w:rPr>
-          <w:rPr>
-            <w:color w:val="0000EE"/>
-            <w:u w:val="single"/>
-          </w:rPr>
-          <w:t>29.10–14</w:t>
-        </w:r>
-      </w:hyperlink>
-      <w:r>
-        <w:rPr>
-          <w:lang w:val="pt_PT" w:bidi="pt_PT"/>
-        </w:rPr>
-        <w:t xml:space="preserve">; </w:t>
-      </w:r>
-      <w:hyperlink r:id="rId181">
-        <w:r>
-          <w:rPr>
-            <w:lang w:val="pt_PT" w:bidi="pt_PT"/>
-          </w:rPr>
-          <w:rPr>
-            <w:color w:val="0000EE"/>
-            <w:u w:val="single"/>
-          </w:rPr>
-          <w:t>30.1–33.26</w:t>
-        </w:r>
-      </w:hyperlink>
+      <w:r>
+        <w:rPr>
+          <w:lang w:val="pt_PT" w:bidi="pt_PT"/>
+        </w:rPr>
+        <w:t>16.15</w:t>
+      </w:r>
+      <w:r>
+        <w:rPr>
+          <w:lang w:val="pt_PT" w:bidi="pt_PT"/>
+        </w:rPr>
+        <w:t xml:space="preserve">; </w:t>
+      </w:r>
+      <w:r>
+        <w:rPr>
+          <w:lang w:val="pt_PT" w:bidi="pt_PT"/>
+        </w:rPr>
+        <w:t>23.3–8</w:t>
+      </w:r>
+      <w:r>
+        <w:rPr>
+          <w:lang w:val="pt_PT" w:bidi="pt_PT"/>
+        </w:rPr>
+        <w:t xml:space="preserve">; </w:t>
+      </w:r>
+      <w:r>
+        <w:rPr>
+          <w:lang w:val="pt_PT" w:bidi="pt_PT"/>
+        </w:rPr>
+        <w:t>29.10–14</w:t>
+      </w:r>
+      <w:r>
+        <w:rPr>
+          <w:lang w:val="pt_PT" w:bidi="pt_PT"/>
+        </w:rPr>
+        <w:t xml:space="preserve">; </w:t>
+      </w:r>
+      <w:r>
+        <w:rPr>
+          <w:lang w:val="pt_PT" w:bidi="pt_PT"/>
+        </w:rPr>
+        <w:t>30.1–33.26</w:t>
+      </w:r>
       <w:r>
         <w:rPr>
           <w:lang w:val="pt_PT" w:bidi="pt_PT"/>
@@ -5507,36 +4122,24 @@
         </w:rPr>
         <w:t xml:space="preserve">Mesmo depois de Deus permitir a destruição de Jerusalém, Ele proporcionou esperança aos exilados na Babilônia. Após setenta anos, aqueles que obedecessem ao Senhor retornariam à Terra Prometida para reconstruir o templo e Jerusalém. Uma comunidade ativa experimentaria paz e prosperidade (veja </w:t>
       </w:r>
-      <w:hyperlink r:id="rId182">
-        <w:r>
-          <w:rPr>
-            <w:lang w:val="pt_PT" w:bidi="pt_PT"/>
-          </w:rPr>
-          <w:rPr>
-            <w:color w:val="0000EE"/>
-            <w:u w:val="single"/>
-          </w:rPr>
-          <w:t>Jeremias 46.27–28</w:t>
-        </w:r>
-      </w:hyperlink>
+      <w:r>
+        <w:rPr>
+          <w:lang w:val="pt_PT" w:bidi="pt_PT"/>
+        </w:rPr>
+        <w:t>Jeremias 46.27–28</w:t>
+      </w:r>
       <w:r>
         <w:rPr>
           <w:lang w:val="pt_PT" w:bidi="pt_PT"/>
         </w:rPr>
         <w:t xml:space="preserve">; capítulos </w:t>
       </w:r>
-      <w:hyperlink r:id="rId183">
-        <w:r>
-          <w:rPr>
-            <w:lang w:val="pt_PT" w:bidi="pt_PT"/>
-          </w:rPr>
-          <w:rPr>
-            <w:color w:val="0000EE"/>
-            <w:u w:val="single"/>
-          </w:rPr>
-          <w:t>50–51</w:t>
-        </w:r>
-      </w:hyperlink>
+      <w:r>
+        <w:rPr>
+          <w:lang w:val="pt_PT" w:bidi="pt_PT"/>
+        </w:rPr>
+        <w:t>50–51</w:t>
+      </w:r>
       <w:r>
         <w:rPr>
           <w:lang w:val="pt_PT" w:bidi="pt_PT"/>
@@ -5557,90 +4160,60 @@
         </w:rPr>
         <w:t>A esperança para o povo de Deus se estendeu muito no futuro, pois Deus prometeu um descendente justo do Rei Davi para governar sobre seu povo (</w:t>
       </w:r>
-      <w:hyperlink r:id="rId184">
-        <w:r>
-          <w:rPr>
-            <w:lang w:val="pt_PT" w:bidi="pt_PT"/>
-          </w:rPr>
-          <w:rPr>
-            <w:color w:val="0000EE"/>
-            <w:u w:val="single"/>
-          </w:rPr>
-          <w:t>Isaías 11.1–5</w:t>
-        </w:r>
-      </w:hyperlink>
-      <w:r>
-        <w:rPr>
-          <w:lang w:val="pt_PT" w:bidi="pt_PT"/>
-        </w:rPr>
-        <w:t xml:space="preserve">; </w:t>
-      </w:r>
-      <w:hyperlink r:id="rId185">
-        <w:r>
-          <w:rPr>
-            <w:lang w:val="pt_PT" w:bidi="pt_PT"/>
-          </w:rPr>
-          <w:rPr>
-            <w:color w:val="0000EE"/>
-            <w:u w:val="single"/>
-          </w:rPr>
-          <w:t>Jeremias 23.5–6</w:t>
-        </w:r>
-      </w:hyperlink>
-      <w:r>
-        <w:rPr>
-          <w:lang w:val="pt_PT" w:bidi="pt_PT"/>
-        </w:rPr>
-        <w:t xml:space="preserve">; </w:t>
-      </w:r>
-      <w:hyperlink r:id="rId186">
-        <w:r>
-          <w:rPr>
-            <w:lang w:val="pt_PT" w:bidi="pt_PT"/>
-          </w:rPr>
-          <w:rPr>
-            <w:color w:val="0000EE"/>
-            <w:u w:val="single"/>
-          </w:rPr>
-          <w:t>33.15–17</w:t>
-        </w:r>
-      </w:hyperlink>
+      <w:r>
+        <w:rPr>
+          <w:lang w:val="pt_PT" w:bidi="pt_PT"/>
+        </w:rPr>
+        <w:t>Isaías 11.1–5</w:t>
+      </w:r>
+      <w:r>
+        <w:rPr>
+          <w:lang w:val="pt_PT" w:bidi="pt_PT"/>
+        </w:rPr>
+        <w:t xml:space="preserve">; </w:t>
+      </w:r>
+      <w:r>
+        <w:rPr>
+          <w:lang w:val="pt_PT" w:bidi="pt_PT"/>
+        </w:rPr>
+        <w:t>Jeremias 23.5–6</w:t>
+      </w:r>
+      <w:r>
+        <w:rPr>
+          <w:lang w:val="pt_PT" w:bidi="pt_PT"/>
+        </w:rPr>
+        <w:t xml:space="preserve">; </w:t>
+      </w:r>
+      <w:r>
+        <w:rPr>
+          <w:lang w:val="pt_PT" w:bidi="pt_PT"/>
+        </w:rPr>
+        <w:t>33.15–17</w:t>
+      </w:r>
       <w:r>
         <w:rPr>
           <w:lang w:val="pt_PT" w:bidi="pt_PT"/>
         </w:rPr>
         <w:t>). Jesus Cristo é esse descendente justo. Através de sua morte na cruz, ele se tornou "o mediador de uma nova aliança" (</w:t>
       </w:r>
-      <w:hyperlink r:id="rId187">
-        <w:r>
-          <w:rPr>
-            <w:lang w:val="pt_PT" w:bidi="pt_PT"/>
-          </w:rPr>
-          <w:rPr>
-            <w:color w:val="0000EE"/>
-            <w:u w:val="single"/>
-          </w:rPr>
-          <w:t>Hebreus 9.13–15</w:t>
-        </w:r>
-      </w:hyperlink>
-      <w:r>
-        <w:rPr>
-          <w:lang w:val="pt_PT" w:bidi="pt_PT"/>
-        </w:rPr>
-        <w:t xml:space="preserve">; </w:t>
-      </w:r>
-      <w:hyperlink r:id="rId188">
-        <w:r>
-          <w:rPr>
-            <w:lang w:val="pt_PT" w:bidi="pt_PT"/>
-          </w:rPr>
-          <w:rPr>
-            <w:color w:val="0000EE"/>
-            <w:u w:val="single"/>
-          </w:rPr>
-          <w:t>12.22–24</w:t>
-        </w:r>
-      </w:hyperlink>
+      <w:r>
+        <w:rPr>
+          <w:lang w:val="pt_PT" w:bidi="pt_PT"/>
+        </w:rPr>
+        <w:t>Hebreus 9.13–15</w:t>
+      </w:r>
+      <w:r>
+        <w:rPr>
+          <w:lang w:val="pt_PT" w:bidi="pt_PT"/>
+        </w:rPr>
+        <w:t xml:space="preserve">; </w:t>
+      </w:r>
+      <w:r>
+        <w:rPr>
+          <w:lang w:val="pt_PT" w:bidi="pt_PT"/>
+        </w:rPr>
+        <w:t>12.22–24</w:t>
+      </w:r>
       <w:r>
         <w:rPr>
           <w:lang w:val="pt_PT" w:bidi="pt_PT"/>
@@ -5670,270 +4243,180 @@
           <w:lang w:val="pt_PT" w:bidi="pt_PT"/>
         </w:rPr>
       </w:r>
-      <w:hyperlink r:id="rId189">
-        <w:r>
-          <w:rPr>
-            <w:lang w:val="pt_PT" w:bidi="pt_PT"/>
-          </w:rPr>
-          <w:rPr>
-            <w:color w:val="0000EE"/>
-            <w:u w:val="single"/>
-          </w:rPr>
-          <w:t>Isaías 2.3–4</w:t>
-        </w:r>
-      </w:hyperlink>
-      <w:r>
-        <w:rPr>
-          <w:lang w:val="pt_PT" w:bidi="pt_PT"/>
-        </w:rPr>
-        <w:t xml:space="preserve">; </w:t>
-      </w:r>
-      <w:hyperlink r:id="rId190">
-        <w:r>
-          <w:rPr>
-            <w:lang w:val="pt_PT" w:bidi="pt_PT"/>
-          </w:rPr>
-          <w:rPr>
-            <w:color w:val="0000EE"/>
-            <w:u w:val="single"/>
-          </w:rPr>
-          <w:t>4.2</w:t>
-        </w:r>
-      </w:hyperlink>
-      <w:r>
-        <w:rPr>
-          <w:lang w:val="pt_PT" w:bidi="pt_PT"/>
-        </w:rPr>
-        <w:t xml:space="preserve">; </w:t>
-      </w:r>
-      <w:hyperlink r:id="rId191">
-        <w:r>
-          <w:rPr>
-            <w:lang w:val="pt_PT" w:bidi="pt_PT"/>
-          </w:rPr>
-          <w:rPr>
-            <w:color w:val="0000EE"/>
-            <w:u w:val="single"/>
-          </w:rPr>
-          <w:t>11.1–16</w:t>
-        </w:r>
-      </w:hyperlink>
-      <w:r>
-        <w:rPr>
-          <w:lang w:val="pt_PT" w:bidi="pt_PT"/>
-        </w:rPr>
-        <w:t xml:space="preserve">; </w:t>
-      </w:r>
-      <w:hyperlink r:id="rId192">
-        <w:r>
-          <w:rPr>
-            <w:lang w:val="pt_PT" w:bidi="pt_PT"/>
-          </w:rPr>
-          <w:rPr>
-            <w:color w:val="0000EE"/>
-            <w:u w:val="single"/>
-          </w:rPr>
-          <w:t>35.1–10</w:t>
-        </w:r>
-      </w:hyperlink>
-      <w:r>
-        <w:rPr>
-          <w:lang w:val="pt_PT" w:bidi="pt_PT"/>
-        </w:rPr>
-        <w:t xml:space="preserve">; </w:t>
-      </w:r>
-      <w:hyperlink r:id="rId193">
-        <w:r>
-          <w:rPr>
-            <w:lang w:val="pt_PT" w:bidi="pt_PT"/>
-          </w:rPr>
-          <w:rPr>
-            <w:color w:val="0000EE"/>
-            <w:u w:val="single"/>
-          </w:rPr>
-          <w:t>52.11–12</w:t>
-        </w:r>
-      </w:hyperlink>
-      <w:r>
-        <w:rPr>
-          <w:lang w:val="pt_PT" w:bidi="pt_PT"/>
-        </w:rPr>
-        <w:t xml:space="preserve">; </w:t>
-      </w:r>
-      <w:hyperlink r:id="rId175">
-        <w:r>
-          <w:rPr>
-            <w:lang w:val="pt_PT" w:bidi="pt_PT"/>
-          </w:rPr>
-          <w:rPr>
-            <w:color w:val="0000EE"/>
-            <w:u w:val="single"/>
-          </w:rPr>
-          <w:t>Jeremias 3.11–4.2</w:t>
-        </w:r>
-      </w:hyperlink>
-      <w:r>
-        <w:rPr>
-          <w:lang w:val="pt_PT" w:bidi="pt_PT"/>
-        </w:rPr>
-        <w:t xml:space="preserve">; </w:t>
-      </w:r>
-      <w:hyperlink r:id="rId194">
-        <w:r>
-          <w:rPr>
-            <w:lang w:val="pt_PT" w:bidi="pt_PT"/>
-          </w:rPr>
-          <w:rPr>
-            <w:color w:val="0000EE"/>
-            <w:u w:val="single"/>
-          </w:rPr>
-          <w:t>16.14–15</w:t>
-        </w:r>
-      </w:hyperlink>
-      <w:r>
-        <w:rPr>
-          <w:lang w:val="pt_PT" w:bidi="pt_PT"/>
-        </w:rPr>
-        <w:t xml:space="preserve">; </w:t>
-      </w:r>
-      <w:hyperlink r:id="rId179">
-        <w:r>
-          <w:rPr>
-            <w:lang w:val="pt_PT" w:bidi="pt_PT"/>
-          </w:rPr>
-          <w:rPr>
-            <w:color w:val="0000EE"/>
-            <w:u w:val="single"/>
-          </w:rPr>
-          <w:t>23.3–8</w:t>
-        </w:r>
-      </w:hyperlink>
-      <w:r>
-        <w:rPr>
-          <w:lang w:val="pt_PT" w:bidi="pt_PT"/>
-        </w:rPr>
-        <w:t xml:space="preserve">; </w:t>
-      </w:r>
-      <w:hyperlink r:id="rId180">
-        <w:r>
-          <w:rPr>
-            <w:lang w:val="pt_PT" w:bidi="pt_PT"/>
-          </w:rPr>
-          <w:rPr>
-            <w:color w:val="0000EE"/>
-            <w:u w:val="single"/>
-          </w:rPr>
-          <w:t>29.10–14</w:t>
-        </w:r>
-      </w:hyperlink>
-      <w:r>
-        <w:rPr>
-          <w:lang w:val="pt_PT" w:bidi="pt_PT"/>
-        </w:rPr>
-        <w:t xml:space="preserve">; </w:t>
-      </w:r>
-      <w:hyperlink r:id="rId181">
-        <w:r>
-          <w:rPr>
-            <w:lang w:val="pt_PT" w:bidi="pt_PT"/>
-          </w:rPr>
-          <w:rPr>
-            <w:color w:val="0000EE"/>
-            <w:u w:val="single"/>
-          </w:rPr>
-          <w:t>30.1–33.26</w:t>
-        </w:r>
-      </w:hyperlink>
-      <w:r>
-        <w:rPr>
-          <w:lang w:val="pt_PT" w:bidi="pt_PT"/>
-        </w:rPr>
-        <w:t xml:space="preserve">; </w:t>
-      </w:r>
-      <w:hyperlink r:id="rId195">
-        <w:r>
-          <w:rPr>
-            <w:lang w:val="pt_PT" w:bidi="pt_PT"/>
-          </w:rPr>
-          <w:rPr>
-            <w:color w:val="0000EE"/>
-            <w:u w:val="single"/>
-          </w:rPr>
-          <w:t>46.27</w:t>
-        </w:r>
-      </w:hyperlink>
-      <w:r>
-        <w:rPr>
-          <w:lang w:val="pt_PT" w:bidi="pt_PT"/>
-        </w:rPr>
-        <w:t xml:space="preserve">; </w:t>
-      </w:r>
-      <w:hyperlink r:id="rId196">
-        <w:r>
-          <w:rPr>
-            <w:lang w:val="pt_PT" w:bidi="pt_PT"/>
-          </w:rPr>
-          <w:rPr>
-            <w:color w:val="0000EE"/>
-            <w:u w:val="single"/>
-          </w:rPr>
-          <w:t>Oseias 3.4–5</w:t>
-        </w:r>
-      </w:hyperlink>
-      <w:r>
-        <w:rPr>
-          <w:lang w:val="pt_PT" w:bidi="pt_PT"/>
-        </w:rPr>
-        <w:t xml:space="preserve">; </w:t>
-      </w:r>
-      <w:hyperlink r:id="rId197">
-        <w:r>
-          <w:rPr>
-            <w:lang w:val="pt_PT" w:bidi="pt_PT"/>
-          </w:rPr>
-          <w:rPr>
-            <w:color w:val="0000EE"/>
-            <w:u w:val="single"/>
-          </w:rPr>
-          <w:t>Amós 9.11–15</w:t>
-        </w:r>
-      </w:hyperlink>
-      <w:r>
-        <w:rPr>
-          <w:lang w:val="pt_PT" w:bidi="pt_PT"/>
-        </w:rPr>
-        <w:t xml:space="preserve">; </w:t>
-      </w:r>
-      <w:hyperlink r:id="rId187">
-        <w:r>
-          <w:rPr>
-            <w:lang w:val="pt_PT" w:bidi="pt_PT"/>
-          </w:rPr>
-          <w:rPr>
-            <w:color w:val="0000EE"/>
-            <w:u w:val="single"/>
-          </w:rPr>
-          <w:t>Hebreus 9.13–15</w:t>
-        </w:r>
-      </w:hyperlink>
-      <w:r>
-        <w:rPr>
-          <w:lang w:val="pt_PT" w:bidi="pt_PT"/>
-        </w:rPr>
-        <w:t xml:space="preserve">; </w:t>
-      </w:r>
-      <w:hyperlink r:id="rId188">
-        <w:r>
-          <w:rPr>
-            <w:lang w:val="pt_PT" w:bidi="pt_PT"/>
-          </w:rPr>
-          <w:rPr>
-            <w:color w:val="0000EE"/>
-            <w:u w:val="single"/>
-          </w:rPr>
-          <w:t>12.22–24</w:t>
-        </w:r>
-      </w:hyperlink>
+      <w:r>
+        <w:rPr>
+          <w:lang w:val="pt_PT" w:bidi="pt_PT"/>
+        </w:rPr>
+        <w:t>Isaías 2.3–4</w:t>
+      </w:r>
+      <w:r>
+        <w:rPr>
+          <w:lang w:val="pt_PT" w:bidi="pt_PT"/>
+        </w:rPr>
+        <w:t xml:space="preserve">; </w:t>
+      </w:r>
+      <w:r>
+        <w:rPr>
+          <w:lang w:val="pt_PT" w:bidi="pt_PT"/>
+        </w:rPr>
+        <w:t>4.2</w:t>
+      </w:r>
+      <w:r>
+        <w:rPr>
+          <w:lang w:val="pt_PT" w:bidi="pt_PT"/>
+        </w:rPr>
+        <w:t xml:space="preserve">; </w:t>
+      </w:r>
+      <w:r>
+        <w:rPr>
+          <w:lang w:val="pt_PT" w:bidi="pt_PT"/>
+        </w:rPr>
+        <w:t>11.1–16</w:t>
+      </w:r>
+      <w:r>
+        <w:rPr>
+          <w:lang w:val="pt_PT" w:bidi="pt_PT"/>
+        </w:rPr>
+        <w:t xml:space="preserve">; </w:t>
+      </w:r>
+      <w:r>
+        <w:rPr>
+          <w:lang w:val="pt_PT" w:bidi="pt_PT"/>
+        </w:rPr>
+        <w:t>35.1–10</w:t>
+      </w:r>
+      <w:r>
+        <w:rPr>
+          <w:lang w:val="pt_PT" w:bidi="pt_PT"/>
+        </w:rPr>
+        <w:t xml:space="preserve">; </w:t>
+      </w:r>
+      <w:r>
+        <w:rPr>
+          <w:lang w:val="pt_PT" w:bidi="pt_PT"/>
+        </w:rPr>
+        <w:t>52.11–12</w:t>
+      </w:r>
+      <w:r>
+        <w:rPr>
+          <w:lang w:val="pt_PT" w:bidi="pt_PT"/>
+        </w:rPr>
+        <w:t xml:space="preserve">; </w:t>
+      </w:r>
+      <w:r>
+        <w:rPr>
+          <w:lang w:val="pt_PT" w:bidi="pt_PT"/>
+        </w:rPr>
+        <w:t>Jeremias 3.11–4.2</w:t>
+      </w:r>
+      <w:r>
+        <w:rPr>
+          <w:lang w:val="pt_PT" w:bidi="pt_PT"/>
+        </w:rPr>
+        <w:t xml:space="preserve">; </w:t>
+      </w:r>
+      <w:r>
+        <w:rPr>
+          <w:lang w:val="pt_PT" w:bidi="pt_PT"/>
+        </w:rPr>
+        <w:t>16.14–15</w:t>
+      </w:r>
+      <w:r>
+        <w:rPr>
+          <w:lang w:val="pt_PT" w:bidi="pt_PT"/>
+        </w:rPr>
+        <w:t xml:space="preserve">; </w:t>
+      </w:r>
+      <w:r>
+        <w:rPr>
+          <w:lang w:val="pt_PT" w:bidi="pt_PT"/>
+        </w:rPr>
+        <w:t>23.3–8</w:t>
+      </w:r>
+      <w:r>
+        <w:rPr>
+          <w:lang w:val="pt_PT" w:bidi="pt_PT"/>
+        </w:rPr>
+        <w:t xml:space="preserve">; </w:t>
+      </w:r>
+      <w:r>
+        <w:rPr>
+          <w:lang w:val="pt_PT" w:bidi="pt_PT"/>
+        </w:rPr>
+        <w:t>29.10–14</w:t>
+      </w:r>
+      <w:r>
+        <w:rPr>
+          <w:lang w:val="pt_PT" w:bidi="pt_PT"/>
+        </w:rPr>
+        <w:t xml:space="preserve">; </w:t>
+      </w:r>
+      <w:r>
+        <w:rPr>
+          <w:lang w:val="pt_PT" w:bidi="pt_PT"/>
+        </w:rPr>
+        <w:t>30.1–33.26</w:t>
+      </w:r>
+      <w:r>
+        <w:rPr>
+          <w:lang w:val="pt_PT" w:bidi="pt_PT"/>
+        </w:rPr>
+        <w:t xml:space="preserve">; </w:t>
+      </w:r>
+      <w:r>
+        <w:rPr>
+          <w:lang w:val="pt_PT" w:bidi="pt_PT"/>
+        </w:rPr>
+        <w:t>46.27</w:t>
+      </w:r>
+      <w:r>
+        <w:rPr>
+          <w:lang w:val="pt_PT" w:bidi="pt_PT"/>
+        </w:rPr>
+        <w:t xml:space="preserve">; </w:t>
+      </w:r>
+      <w:r>
+        <w:rPr>
+          <w:lang w:val="pt_PT" w:bidi="pt_PT"/>
+        </w:rPr>
+        <w:t>Oseias 3.4–5</w:t>
+      </w:r>
+      <w:r>
+        <w:rPr>
+          <w:lang w:val="pt_PT" w:bidi="pt_PT"/>
+        </w:rPr>
+        <w:t xml:space="preserve">; </w:t>
+      </w:r>
+      <w:r>
+        <w:rPr>
+          <w:lang w:val="pt_PT" w:bidi="pt_PT"/>
+        </w:rPr>
+        <w:t>Amós 9.11–15</w:t>
+      </w:r>
+      <w:r>
+        <w:rPr>
+          <w:lang w:val="pt_PT" w:bidi="pt_PT"/>
+        </w:rPr>
+        <w:t xml:space="preserve">; </w:t>
+      </w:r>
+      <w:r>
+        <w:rPr>
+          <w:lang w:val="pt_PT" w:bidi="pt_PT"/>
+        </w:rPr>
+        <w:t>Hebreus 9.13–15</w:t>
+      </w:r>
+      <w:r>
+        <w:rPr>
+          <w:lang w:val="pt_PT" w:bidi="pt_PT"/>
+        </w:rPr>
+        <w:t xml:space="preserve">; </w:t>
+      </w:r>
+      <w:r>
+        <w:rPr>
+          <w:lang w:val="pt_PT" w:bidi="pt_PT"/>
+        </w:rPr>
+        <w:t>12.22–24</w:t>
+      </w:r>
       <w:r>
         <w:rPr>
           <w:lang w:val="pt_PT" w:bidi="pt_PT"/>
@@ -6010,108 +4493,72 @@
         </w:rPr>
         <w:t xml:space="preserve">Muitas pessoas esperavam por um rei da linhagem da família de Davi para restaurar a dinastia de Davi e governar com retidão e justiça em Jerusalém. Essa esperança veio do acordo especial (a aliança) que Deus fez em </w:t>
       </w:r>
-      <w:hyperlink r:id="rId198">
-        <w:r>
-          <w:rPr>
-            <w:lang w:val="pt_PT" w:bidi="pt_PT"/>
-          </w:rPr>
-          <w:rPr>
-            <w:color w:val="0000EE"/>
-            <w:u w:val="single"/>
-          </w:rPr>
-          <w:t>2 Samuel 7.11–16</w:t>
-        </w:r>
-      </w:hyperlink>
+      <w:r>
+        <w:rPr>
+          <w:lang w:val="pt_PT" w:bidi="pt_PT"/>
+        </w:rPr>
+        <w:t>2 Samuel 7.11–16</w:t>
+      </w:r>
       <w:r>
         <w:rPr>
           <w:lang w:val="pt_PT" w:bidi="pt_PT"/>
         </w:rPr>
         <w:t>. Deus prometeu ao Rei Davi que seus descendentes governariam para sempre. À medida que o reino de Israel diminuía e eventualmente terminava, os profetas do Antigo Testamento previram a vinda do Cristo (</w:t>
       </w:r>
-      <w:hyperlink r:id="rId199">
-        <w:r>
-          <w:rPr>
-            <w:lang w:val="pt_PT" w:bidi="pt_PT"/>
-          </w:rPr>
-          <w:rPr>
-            <w:color w:val="0000EE"/>
-            <w:u w:val="single"/>
-          </w:rPr>
-          <w:t>Isaías 9.6–7</w:t>
-        </w:r>
-      </w:hyperlink>
-      <w:r>
-        <w:rPr>
-          <w:lang w:val="pt_PT" w:bidi="pt_PT"/>
-        </w:rPr>
-        <w:t xml:space="preserve">; </w:t>
-      </w:r>
-      <w:hyperlink r:id="rId184">
-        <w:r>
-          <w:rPr>
-            <w:lang w:val="pt_PT" w:bidi="pt_PT"/>
-          </w:rPr>
-          <w:rPr>
-            <w:color w:val="0000EE"/>
-            <w:u w:val="single"/>
-          </w:rPr>
-          <w:t>11.1–5</w:t>
-        </w:r>
-      </w:hyperlink>
-      <w:r>
-        <w:rPr>
-          <w:lang w:val="pt_PT" w:bidi="pt_PT"/>
-        </w:rPr>
-        <w:t xml:space="preserve">; </w:t>
-      </w:r>
-      <w:hyperlink r:id="rId185">
-        <w:r>
-          <w:rPr>
-            <w:lang w:val="pt_PT" w:bidi="pt_PT"/>
-          </w:rPr>
-          <w:rPr>
-            <w:color w:val="0000EE"/>
-            <w:u w:val="single"/>
-          </w:rPr>
-          <w:t>Jeremias 23.5–6</w:t>
-        </w:r>
-      </w:hyperlink>
-      <w:r>
-        <w:rPr>
-          <w:lang w:val="pt_PT" w:bidi="pt_PT"/>
-        </w:rPr>
-        <w:t xml:space="preserve">; </w:t>
-      </w:r>
-      <w:hyperlink r:id="rId200">
-        <w:r>
-          <w:rPr>
-            <w:lang w:val="pt_PT" w:bidi="pt_PT"/>
-          </w:rPr>
-          <w:rPr>
-            <w:color w:val="0000EE"/>
-            <w:u w:val="single"/>
-          </w:rPr>
-          <w:t>33.15–16</w:t>
-        </w:r>
-      </w:hyperlink>
-      <w:r>
-        <w:rPr>
-          <w:lang w:val="pt_PT" w:bidi="pt_PT"/>
-        </w:rPr>
-        <w:t xml:space="preserve">; </w:t>
-      </w:r>
-      <w:hyperlink r:id="rId201">
-        <w:r>
-          <w:rPr>
-            <w:lang w:val="pt_PT" w:bidi="pt_PT"/>
-          </w:rPr>
-          <w:rPr>
-            <w:color w:val="0000EE"/>
-            <w:u w:val="single"/>
-          </w:rPr>
-          <w:t>Ezequiel 37.24–25</w:t>
-        </w:r>
-      </w:hyperlink>
+      <w:r>
+        <w:rPr>
+          <w:lang w:val="pt_PT" w:bidi="pt_PT"/>
+        </w:rPr>
+        <w:t>Isaías 9.6–7</w:t>
+      </w:r>
+      <w:r>
+        <w:rPr>
+          <w:lang w:val="pt_PT" w:bidi="pt_PT"/>
+        </w:rPr>
+        <w:t xml:space="preserve">; </w:t>
+      </w:r>
+      <w:r>
+        <w:rPr>
+          <w:lang w:val="pt_PT" w:bidi="pt_PT"/>
+        </w:rPr>
+        <w:t>11.1–5</w:t>
+      </w:r>
+      <w:r>
+        <w:rPr>
+          <w:lang w:val="pt_PT" w:bidi="pt_PT"/>
+        </w:rPr>
+        <w:t xml:space="preserve">; </w:t>
+      </w:r>
+      <w:r>
+        <w:rPr>
+          <w:lang w:val="pt_PT" w:bidi="pt_PT"/>
+        </w:rPr>
+        <w:t>Jeremias 23.5–6</w:t>
+      </w:r>
+      <w:r>
+        <w:rPr>
+          <w:lang w:val="pt_PT" w:bidi="pt_PT"/>
+        </w:rPr>
+        <w:t xml:space="preserve">; </w:t>
+      </w:r>
+      <w:r>
+        <w:rPr>
+          <w:lang w:val="pt_PT" w:bidi="pt_PT"/>
+        </w:rPr>
+        <w:t>33.15–16</w:t>
+      </w:r>
+      <w:r>
+        <w:rPr>
+          <w:lang w:val="pt_PT" w:bidi="pt_PT"/>
+        </w:rPr>
+        <w:t xml:space="preserve">; </w:t>
+      </w:r>
+      <w:r>
+        <w:rPr>
+          <w:lang w:val="pt_PT" w:bidi="pt_PT"/>
+        </w:rPr>
+        <w:t>Ezequiel 37.24–25</w:t>
+      </w:r>
       <w:r>
         <w:rPr>
           <w:lang w:val="pt_PT" w:bidi="pt_PT"/>
@@ -6132,144 +4579,96 @@
         </w:rPr>
         <w:t xml:space="preserve">Os escritores dos evangelhos se concentram em mostrar que Jesus é o Cristo Prometido (veja, por exemplo, </w:t>
       </w:r>
-      <w:hyperlink r:id="rId202">
-        <w:r>
-          <w:rPr>
-            <w:lang w:val="pt_PT" w:bidi="pt_PT"/>
-          </w:rPr>
-          <w:rPr>
-            <w:color w:val="0000EE"/>
-            <w:u w:val="single"/>
-          </w:rPr>
-          <w:t>Mateus 1.21–23</w:t>
-        </w:r>
-      </w:hyperlink>
-      <w:r>
-        <w:rPr>
-          <w:lang w:val="pt_PT" w:bidi="pt_PT"/>
-        </w:rPr>
-        <w:t xml:space="preserve">; </w:t>
-      </w:r>
-      <w:hyperlink r:id="rId203">
-        <w:r>
-          <w:rPr>
-            <w:lang w:val="pt_PT" w:bidi="pt_PT"/>
-          </w:rPr>
-          <w:rPr>
-            <w:color w:val="0000EE"/>
-            <w:u w:val="single"/>
-          </w:rPr>
-          <w:t>Lucas 1.32–33</w:t>
-        </w:r>
-      </w:hyperlink>
+      <w:r>
+        <w:rPr>
+          <w:lang w:val="pt_PT" w:bidi="pt_PT"/>
+        </w:rPr>
+        <w:t>Mateus 1.21–23</w:t>
+      </w:r>
+      <w:r>
+        <w:rPr>
+          <w:lang w:val="pt_PT" w:bidi="pt_PT"/>
+        </w:rPr>
+        <w:t xml:space="preserve">; </w:t>
+      </w:r>
+      <w:r>
+        <w:rPr>
+          <w:lang w:val="pt_PT" w:bidi="pt_PT"/>
+        </w:rPr>
+        <w:t>Lucas 1.32–33</w:t>
+      </w:r>
       <w:r>
         <w:rPr>
           <w:lang w:val="pt_PT" w:bidi="pt_PT"/>
         </w:rPr>
         <w:t>,</w:t>
       </w:r>
-      <w:hyperlink r:id="rId204">
-        <w:r>
-          <w:rPr>
-            <w:lang w:val="pt_PT" w:bidi="pt_PT"/>
-          </w:rPr>
-          <w:rPr>
-            <w:color w:val="0000EE"/>
-            <w:u w:val="single"/>
-          </w:rPr>
-          <w:t>69–70</w:t>
-        </w:r>
-      </w:hyperlink>
+      <w:r>
+        <w:rPr>
+          <w:lang w:val="pt_PT" w:bidi="pt_PT"/>
+        </w:rPr>
+        <w:t>69–70</w:t>
+      </w:r>
       <w:r>
         <w:rPr>
           <w:lang w:val="pt_PT" w:bidi="pt_PT"/>
         </w:rPr>
         <w:t>). No entanto, ele cumpriu essas promessas de uma maneira inesperada. Depois que Pedro disse que Jesus é “O Cristo de Deus”, Jesus começou a ensinar sobre o sofrimento do Cristo (</w:t>
       </w:r>
-      <w:hyperlink r:id="rId205">
-        <w:r>
-          <w:rPr>
-            <w:lang w:val="pt_PT" w:bidi="pt_PT"/>
-          </w:rPr>
-          <w:rPr>
-            <w:color w:val="0000EE"/>
-            <w:u w:val="single"/>
-          </w:rPr>
-          <w:t>Lucas 9.20–22</w:t>
-        </w:r>
-      </w:hyperlink>
+      <w:r>
+        <w:rPr>
+          <w:lang w:val="pt_PT" w:bidi="pt_PT"/>
+        </w:rPr>
+        <w:t>Lucas 9.20–22</w:t>
+      </w:r>
       <w:r>
         <w:rPr>
           <w:lang w:val="pt_PT" w:bidi="pt_PT"/>
         </w:rPr>
         <w:t>). Quando Jesus se aproximava de Jerusalém pela última vez, as pessoas o reconheceram como, "o Rei que vem em nome do Senhor" (</w:t>
       </w:r>
-      <w:hyperlink r:id="rId206">
-        <w:r>
-          <w:rPr>
-            <w:lang w:val="pt_PT" w:bidi="pt_PT"/>
-          </w:rPr>
-          <w:rPr>
-            <w:color w:val="0000EE"/>
-            <w:u w:val="single"/>
-          </w:rPr>
-          <w:t>Lucas 18.36–38</w:t>
-        </w:r>
-      </w:hyperlink>
-      <w:r>
-        <w:rPr>
-          <w:lang w:val="pt_PT" w:bidi="pt_PT"/>
-        </w:rPr>
-        <w:t xml:space="preserve">; </w:t>
-      </w:r>
-      <w:hyperlink r:id="rId207">
-        <w:r>
-          <w:rPr>
-            <w:lang w:val="pt_PT" w:bidi="pt_PT"/>
-          </w:rPr>
-          <w:rPr>
-            <w:color w:val="0000EE"/>
-            <w:u w:val="single"/>
-          </w:rPr>
-          <w:t>19.36–38</w:t>
-        </w:r>
-      </w:hyperlink>
+      <w:r>
+        <w:rPr>
+          <w:lang w:val="pt_PT" w:bidi="pt_PT"/>
+        </w:rPr>
+        <w:t>Lucas 18.36–38</w:t>
+      </w:r>
+      <w:r>
+        <w:rPr>
+          <w:lang w:val="pt_PT" w:bidi="pt_PT"/>
+        </w:rPr>
+        <w:t xml:space="preserve">; </w:t>
+      </w:r>
+      <w:r>
+        <w:rPr>
+          <w:lang w:val="pt_PT" w:bidi="pt_PT"/>
+        </w:rPr>
+        <w:t>19.36–38</w:t>
+      </w:r>
       <w:r>
         <w:rPr>
           <w:lang w:val="pt_PT" w:bidi="pt_PT"/>
         </w:rPr>
         <w:t>). No entanto, mais tarde essas mesmas pessoas o rejeitaram (</w:t>
       </w:r>
-      <w:hyperlink r:id="rId208">
-        <w:r>
-          <w:rPr>
-            <w:lang w:val="pt_PT" w:bidi="pt_PT"/>
-          </w:rPr>
-          <w:rPr>
-            <w:color w:val="0000EE"/>
-            <w:u w:val="single"/>
-          </w:rPr>
-          <w:t>Lucas 22.66–71</w:t>
-        </w:r>
-      </w:hyperlink>
+      <w:r>
+        <w:rPr>
+          <w:lang w:val="pt_PT" w:bidi="pt_PT"/>
+        </w:rPr>
+        <w:t>Lucas 22.66–71</w:t>
+      </w:r>
       <w:r>
         <w:rPr>
           <w:lang w:val="pt_PT" w:bidi="pt_PT"/>
         </w:rPr>
         <w:t>). Eles o crucificaram e zombaram dele como “O REI DOS JUDEUS” e “o Cristo de Deus” (</w:t>
       </w:r>
-      <w:hyperlink r:id="rId209">
-        <w:r>
-          <w:rPr>
-            <w:lang w:val="pt_PT" w:bidi="pt_PT"/>
-          </w:rPr>
-          <w:rPr>
-            <w:color w:val="0000EE"/>
-            <w:u w:val="single"/>
-          </w:rPr>
-          <w:t>Lucas 23.35–39</w:t>
-        </w:r>
-      </w:hyperlink>
+      <w:r>
+        <w:rPr>
+          <w:lang w:val="pt_PT" w:bidi="pt_PT"/>
+        </w:rPr>
+        <w:t>Lucas 23.35–39</w:t>
+      </w:r>
       <w:r>
         <w:rPr>
           <w:lang w:val="pt_PT" w:bidi="pt_PT"/>
@@ -6290,36 +4689,24 @@
         </w:rPr>
         <w:t>No terceiro dia, Jesus ressuscitou dos mortos, assim como ele disse que faria. Durante suas aparições aos discípulos, ele explicou que as Escrituras sempre profetizaram que o Cristo (ou Messias) teria que "sofrer essas coisas e então entrar em Sua glória" (</w:t>
       </w:r>
-      <w:hyperlink r:id="rId210">
-        <w:r>
-          <w:rPr>
-            <w:lang w:val="pt_PT" w:bidi="pt_PT"/>
-          </w:rPr>
-          <w:rPr>
-            <w:color w:val="0000EE"/>
-            <w:u w:val="single"/>
-          </w:rPr>
-          <w:t>Lucas 24.26</w:t>
-        </w:r>
-      </w:hyperlink>
+      <w:r>
+        <w:rPr>
+          <w:lang w:val="pt_PT" w:bidi="pt_PT"/>
+        </w:rPr>
+        <w:t>Lucas 24.26</w:t>
+      </w:r>
       <w:r>
         <w:rPr>
           <w:lang w:val="pt_PT" w:bidi="pt_PT"/>
         </w:rPr>
         <w:t>). A morte e ressurreição de Jesus confirmam que ele é verdadeiramente o Cristo. Sua morte traz "arrependimento e perdão dos pecados" (</w:t>
       </w:r>
-      <w:hyperlink r:id="rId211">
-        <w:r>
-          <w:rPr>
-            <w:lang w:val="pt_PT" w:bidi="pt_PT"/>
-          </w:rPr>
-          <w:rPr>
-            <w:color w:val="0000EE"/>
-            <w:u w:val="single"/>
-          </w:rPr>
-          <w:t>24.46–47</w:t>
-        </w:r>
-      </w:hyperlink>
+      <w:r>
+        <w:rPr>
+          <w:lang w:val="pt_PT" w:bidi="pt_PT"/>
+        </w:rPr>
+        <w:t>24.46–47</w:t>
+      </w:r>
       <w:r>
         <w:rPr>
           <w:lang w:val="pt_PT" w:bidi="pt_PT"/>
@@ -6349,144 +4736,96 @@
           <w:lang w:val="pt_PT" w:bidi="pt_PT"/>
         </w:rPr>
       </w:r>
-      <w:hyperlink r:id="rId198">
-        <w:r>
-          <w:rPr>
-            <w:lang w:val="pt_PT" w:bidi="pt_PT"/>
-          </w:rPr>
-          <w:rPr>
-            <w:color w:val="0000EE"/>
-            <w:u w:val="single"/>
-          </w:rPr>
-          <w:t>2 Samuel 7.11–16</w:t>
-        </w:r>
-      </w:hyperlink>
-      <w:r>
-        <w:rPr>
-          <w:lang w:val="pt_PT" w:bidi="pt_PT"/>
-        </w:rPr>
-        <w:t xml:space="preserve">; </w:t>
-      </w:r>
-      <w:hyperlink r:id="rId199">
-        <w:r>
-          <w:rPr>
-            <w:lang w:val="pt_PT" w:bidi="pt_PT"/>
-          </w:rPr>
-          <w:rPr>
-            <w:color w:val="0000EE"/>
-            <w:u w:val="single"/>
-          </w:rPr>
-          <w:t>Isaías 9.6–7</w:t>
-        </w:r>
-      </w:hyperlink>
-      <w:r>
-        <w:rPr>
-          <w:lang w:val="pt_PT" w:bidi="pt_PT"/>
-        </w:rPr>
-        <w:t xml:space="preserve">; </w:t>
-      </w:r>
-      <w:hyperlink r:id="rId184">
-        <w:r>
-          <w:rPr>
-            <w:lang w:val="pt_PT" w:bidi="pt_PT"/>
-          </w:rPr>
-          <w:rPr>
-            <w:color w:val="0000EE"/>
-            <w:u w:val="single"/>
-          </w:rPr>
-          <w:t>11.1–5</w:t>
-        </w:r>
-      </w:hyperlink>
-      <w:r>
-        <w:rPr>
-          <w:lang w:val="pt_PT" w:bidi="pt_PT"/>
-        </w:rPr>
-        <w:t xml:space="preserve">; </w:t>
-      </w:r>
-      <w:hyperlink r:id="rId185">
-        <w:r>
-          <w:rPr>
-            <w:lang w:val="pt_PT" w:bidi="pt_PT"/>
-          </w:rPr>
-          <w:rPr>
-            <w:color w:val="0000EE"/>
-            <w:u w:val="single"/>
-          </w:rPr>
-          <w:t>Jeremias 23.5–6</w:t>
-        </w:r>
-      </w:hyperlink>
-      <w:r>
-        <w:rPr>
-          <w:lang w:val="pt_PT" w:bidi="pt_PT"/>
-        </w:rPr>
-        <w:t xml:space="preserve">; </w:t>
-      </w:r>
-      <w:hyperlink r:id="rId200">
-        <w:r>
-          <w:rPr>
-            <w:lang w:val="pt_PT" w:bidi="pt_PT"/>
-          </w:rPr>
-          <w:rPr>
-            <w:color w:val="0000EE"/>
-            <w:u w:val="single"/>
-          </w:rPr>
-          <w:t>33.15–16</w:t>
-        </w:r>
-      </w:hyperlink>
-      <w:r>
-        <w:rPr>
-          <w:lang w:val="pt_PT" w:bidi="pt_PT"/>
-        </w:rPr>
-        <w:t xml:space="preserve">; </w:t>
-      </w:r>
-      <w:hyperlink r:id="rId201">
-        <w:r>
-          <w:rPr>
-            <w:lang w:val="pt_PT" w:bidi="pt_PT"/>
-          </w:rPr>
-          <w:rPr>
-            <w:color w:val="0000EE"/>
-            <w:u w:val="single"/>
-          </w:rPr>
-          <w:t>Ezequiel 37.24–25</w:t>
-        </w:r>
-      </w:hyperlink>
-      <w:r>
-        <w:rPr>
-          <w:lang w:val="pt_PT" w:bidi="pt_PT"/>
-        </w:rPr>
-        <w:t xml:space="preserve">; </w:t>
-      </w:r>
-      <w:hyperlink r:id="rId212">
-        <w:r>
-          <w:rPr>
-            <w:lang w:val="pt_PT" w:bidi="pt_PT"/>
-          </w:rPr>
-          <w:rPr>
-            <w:color w:val="0000EE"/>
-            <w:u w:val="single"/>
-          </w:rPr>
-          <w:t>Lucas 2.25–32</w:t>
-        </w:r>
-      </w:hyperlink>
-      <w:r>
-        <w:rPr>
-          <w:lang w:val="pt_PT" w:bidi="pt_PT"/>
-        </w:rPr>
-        <w:t xml:space="preserve">; </w:t>
-      </w:r>
-      <w:hyperlink r:id="rId213">
-        <w:r>
-          <w:rPr>
-            <w:lang w:val="pt_PT" w:bidi="pt_PT"/>
-          </w:rPr>
-          <w:rPr>
-            <w:color w:val="0000EE"/>
-            <w:u w:val="single"/>
-          </w:rPr>
-          <w:t>3.15</w:t>
-        </w:r>
-      </w:hyperlink>
+      <w:r>
+        <w:rPr>
+          <w:lang w:val="pt_PT" w:bidi="pt_PT"/>
+        </w:rPr>
+        <w:t>2 Samuel 7.11–16</w:t>
+      </w:r>
+      <w:r>
+        <w:rPr>
+          <w:lang w:val="pt_PT" w:bidi="pt_PT"/>
+        </w:rPr>
+        <w:t xml:space="preserve">; </w:t>
+      </w:r>
+      <w:r>
+        <w:rPr>
+          <w:lang w:val="pt_PT" w:bidi="pt_PT"/>
+        </w:rPr>
+        <w:t>Isaías 9.6–7</w:t>
+      </w:r>
+      <w:r>
+        <w:rPr>
+          <w:lang w:val="pt_PT" w:bidi="pt_PT"/>
+        </w:rPr>
+        <w:t xml:space="preserve">; </w:t>
+      </w:r>
+      <w:r>
+        <w:rPr>
+          <w:lang w:val="pt_PT" w:bidi="pt_PT"/>
+        </w:rPr>
+        <w:t>11.1–5</w:t>
+      </w:r>
+      <w:r>
+        <w:rPr>
+          <w:lang w:val="pt_PT" w:bidi="pt_PT"/>
+        </w:rPr>
+        <w:t xml:space="preserve">; </w:t>
+      </w:r>
+      <w:r>
+        <w:rPr>
+          <w:lang w:val="pt_PT" w:bidi="pt_PT"/>
+        </w:rPr>
+        <w:t>Jeremias 23.5–6</w:t>
+      </w:r>
+      <w:r>
+        <w:rPr>
+          <w:lang w:val="pt_PT" w:bidi="pt_PT"/>
+        </w:rPr>
+        <w:t xml:space="preserve">; </w:t>
+      </w:r>
+      <w:r>
+        <w:rPr>
+          <w:lang w:val="pt_PT" w:bidi="pt_PT"/>
+        </w:rPr>
+        <w:t>33.15–16</w:t>
+      </w:r>
+      <w:r>
+        <w:rPr>
+          <w:lang w:val="pt_PT" w:bidi="pt_PT"/>
+        </w:rPr>
+        <w:t xml:space="preserve">; </w:t>
+      </w:r>
+      <w:r>
+        <w:rPr>
+          <w:lang w:val="pt_PT" w:bidi="pt_PT"/>
+        </w:rPr>
+        <w:t>Ezequiel 37.24–25</w:t>
+      </w:r>
+      <w:r>
+        <w:rPr>
+          <w:lang w:val="pt_PT" w:bidi="pt_PT"/>
+        </w:rPr>
+        <w:t xml:space="preserve">; </w:t>
+      </w:r>
+      <w:r>
+        <w:rPr>
+          <w:lang w:val="pt_PT" w:bidi="pt_PT"/>
+        </w:rPr>
+        <w:t>Lucas 2.25–32</w:t>
+      </w:r>
+      <w:r>
+        <w:rPr>
+          <w:lang w:val="pt_PT" w:bidi="pt_PT"/>
+        </w:rPr>
+        <w:t xml:space="preserve">; </w:t>
+      </w:r>
+      <w:r>
+        <w:rPr>
+          <w:lang w:val="pt_PT" w:bidi="pt_PT"/>
+        </w:rPr>
+        <w:t>3.15</w:t>
+      </w:r>
       <w:r>
         <w:rPr>
           <w:lang w:val="pt_PT" w:bidi="pt_PT"/>
@@ -6529,36 +4868,24 @@
           <w:lang w:val="pt_PT" w:bidi="pt_PT"/>
         </w:rPr>
       </w:r>
-      <w:hyperlink r:id="rId214">
-        <w:r>
-          <w:rPr>
-            <w:lang w:val="pt_PT" w:bidi="pt_PT"/>
-          </w:rPr>
-          <w:rPr>
-            <w:color w:val="0000EE"/>
-            <w:u w:val="single"/>
-          </w:rPr>
-          <w:t>Levítico 16</w:t>
-        </w:r>
-      </w:hyperlink>
+      <w:r>
+        <w:rPr>
+          <w:lang w:val="pt_PT" w:bidi="pt_PT"/>
+        </w:rPr>
+        <w:t>Levítico 16</w:t>
+      </w:r>
       <w:r>
         <w:rPr>
           <w:lang w:val="pt_PT" w:bidi="pt_PT"/>
         </w:rPr>
         <w:t xml:space="preserve"> explica o Dia da Expiação. Nesse dia, o sumo sacerdote apresentava os pecados da comunidade ao Senhor. Adorar um Deus santo requer a remoção de qualquer impureza cerimonial ou pecado. A graça de Deus aceitava a morte de um animal em vez da vida do pecador. Nessas ofertas, o sacrifício representava a vida do adorador. Eles sacrificavam o animal para que o adorador pudesse viver. O sangue representa a vida. Deus escolheu o sangue do sacrifício "que faz expiação" (</w:t>
       </w:r>
-      <w:hyperlink r:id="rId215">
-        <w:r>
-          <w:rPr>
-            <w:lang w:val="pt_PT" w:bidi="pt_PT"/>
-          </w:rPr>
-          <w:rPr>
-            <w:color w:val="0000EE"/>
-            <w:u w:val="single"/>
-          </w:rPr>
-          <w:t>Levítico 17.11</w:t>
-        </w:r>
-      </w:hyperlink>
+      <w:r>
+        <w:rPr>
+          <w:lang w:val="pt_PT" w:bidi="pt_PT"/>
+        </w:rPr>
+        <w:t>Levítico 17.11</w:t>
+      </w:r>
       <w:r>
         <w:rPr>
           <w:lang w:val="pt_PT" w:bidi="pt_PT"/>
@@ -6618,18 +4945,12 @@
         </w:rPr>
         <w:t xml:space="preserve"> significa pagar o que é devido. Por exemplo, a oferta pela culpa envolve danos ou perda de propriedade, que devem ser reembolsados com uma cobrança extra de 20 por cento (</w:t>
       </w:r>
-      <w:hyperlink r:id="rId216">
-        <w:r>
-          <w:rPr>
-            <w:lang w:val="pt_PT" w:bidi="pt_PT"/>
-          </w:rPr>
-          <w:rPr>
-            <w:color w:val="0000EE"/>
-            <w:u w:val="single"/>
-          </w:rPr>
-          <w:t>5.14–6.7</w:t>
-        </w:r>
-      </w:hyperlink>
+      <w:r>
+        <w:rPr>
+          <w:lang w:val="pt_PT" w:bidi="pt_PT"/>
+        </w:rPr>
+        <w:t>5.14–6.7</w:t>
+      </w:r>
       <w:r>
         <w:rPr>
           <w:lang w:val="pt_PT" w:bidi="pt_PT"/>
@@ -6649,36 +4970,24 @@
         </w:rPr>
         <w:t xml:space="preserve"> significa apaziguar ou reconciliar-se com uma pessoa ou grupo ofendido. Por exemplo, a oferta queimada e a oferta pelo pecado não exigem um pagamento de dívida simples (</w:t>
       </w:r>
-      <w:hyperlink r:id="rId217">
-        <w:r>
-          <w:rPr>
-            <w:lang w:val="pt_PT" w:bidi="pt_PT"/>
-          </w:rPr>
-          <w:rPr>
-            <w:color w:val="0000EE"/>
-            <w:u w:val="single"/>
-          </w:rPr>
-          <w:t>1.1–17</w:t>
-        </w:r>
-      </w:hyperlink>
-      <w:r>
-        <w:rPr>
-          <w:lang w:val="pt_PT" w:bidi="pt_PT"/>
-        </w:rPr>
-        <w:t xml:space="preserve">; </w:t>
-      </w:r>
-      <w:hyperlink r:id="rId218">
-        <w:r>
-          <w:rPr>
-            <w:lang w:val="pt_PT" w:bidi="pt_PT"/>
-          </w:rPr>
-          <w:rPr>
-            <w:color w:val="0000EE"/>
-            <w:u w:val="single"/>
-          </w:rPr>
-          <w:t>4.1–5.13</w:t>
-        </w:r>
-      </w:hyperlink>
+      <w:r>
+        <w:rPr>
+          <w:lang w:val="pt_PT" w:bidi="pt_PT"/>
+        </w:rPr>
+        <w:t>1.1–17</w:t>
+      </w:r>
+      <w:r>
+        <w:rPr>
+          <w:lang w:val="pt_PT" w:bidi="pt_PT"/>
+        </w:rPr>
+        <w:t xml:space="preserve">; </w:t>
+      </w:r>
+      <w:r>
+        <w:rPr>
+          <w:lang w:val="pt_PT" w:bidi="pt_PT"/>
+        </w:rPr>
+        <w:t>4.1–5.13</w:t>
+      </w:r>
       <w:r>
         <w:rPr>
           <w:lang w:val="pt_PT" w:bidi="pt_PT"/>
@@ -6699,72 +5008,48 @@
         </w:rPr>
         <w:t>Nos sacrifícios expiatórios que fazem as pazes com Deus, impor as mãos sobre o animal mostra a conexão do adorador com o animal (</w:t>
       </w:r>
-      <w:hyperlink r:id="rId219">
-        <w:r>
-          <w:rPr>
-            <w:lang w:val="pt_PT" w:bidi="pt_PT"/>
-          </w:rPr>
-          <w:rPr>
-            <w:color w:val="0000EE"/>
-            <w:u w:val="single"/>
-          </w:rPr>
-          <w:t>4.4–35</w:t>
-        </w:r>
-      </w:hyperlink>
-      <w:r>
-        <w:rPr>
-          <w:lang w:val="pt_PT" w:bidi="pt_PT"/>
-        </w:rPr>
-        <w:t xml:space="preserve">; </w:t>
-      </w:r>
-      <w:hyperlink r:id="rId220">
-        <w:r>
-          <w:rPr>
-            <w:lang w:val="pt_PT" w:bidi="pt_PT"/>
-          </w:rPr>
-          <w:rPr>
-            <w:color w:val="0000EE"/>
-            <w:u w:val="single"/>
-          </w:rPr>
-          <w:t>16.21</w:t>
-        </w:r>
-      </w:hyperlink>
+      <w:r>
+        <w:rPr>
+          <w:lang w:val="pt_PT" w:bidi="pt_PT"/>
+        </w:rPr>
+        <w:t>4.4–35</w:t>
+      </w:r>
+      <w:r>
+        <w:rPr>
+          <w:lang w:val="pt_PT" w:bidi="pt_PT"/>
+        </w:rPr>
+        <w:t xml:space="preserve">; </w:t>
+      </w:r>
+      <w:r>
+        <w:rPr>
+          <w:lang w:val="pt_PT" w:bidi="pt_PT"/>
+        </w:rPr>
+        <w:t>16.21</w:t>
+      </w:r>
       <w:r>
         <w:rPr>
           <w:lang w:val="pt_PT" w:bidi="pt_PT"/>
         </w:rPr>
         <w:t>). O sangue representa a vida do animal (</w:t>
       </w:r>
-      <w:hyperlink r:id="rId221">
-        <w:r>
-          <w:rPr>
-            <w:lang w:val="pt_PT" w:bidi="pt_PT"/>
-          </w:rPr>
-          <w:rPr>
-            <w:color w:val="0000EE"/>
-            <w:u w:val="single"/>
-          </w:rPr>
-          <w:t>17.14</w:t>
-        </w:r>
-      </w:hyperlink>
+      <w:r>
+        <w:rPr>
+          <w:lang w:val="pt_PT" w:bidi="pt_PT"/>
+        </w:rPr>
+        <w:t>17.14</w:t>
+      </w:r>
       <w:r>
         <w:rPr>
           <w:lang w:val="pt_PT" w:bidi="pt_PT"/>
         </w:rPr>
         <w:t>). Ele substitui a vida do adorador (</w:t>
       </w:r>
-      <w:hyperlink r:id="rId215">
-        <w:r>
-          <w:rPr>
-            <w:lang w:val="pt_PT" w:bidi="pt_PT"/>
-          </w:rPr>
-          <w:rPr>
-            <w:color w:val="0000EE"/>
-            <w:u w:val="single"/>
-          </w:rPr>
-          <w:t>17.11</w:t>
-        </w:r>
-      </w:hyperlink>
+      <w:r>
+        <w:rPr>
+          <w:lang w:val="pt_PT" w:bidi="pt_PT"/>
+        </w:rPr>
+        <w:t>17.11</w:t>
+      </w:r>
       <w:r>
         <w:rPr>
           <w:lang w:val="pt_PT" w:bidi="pt_PT"/>
@@ -6785,90 +5070,60 @@
         </w:rPr>
         <w:t>O sangue de Jesus proporciona expiação (</w:t>
       </w:r>
-      <w:hyperlink r:id="rId222">
-        <w:r>
-          <w:rPr>
-            <w:lang w:val="pt_PT" w:bidi="pt_PT"/>
-          </w:rPr>
-          <w:rPr>
-            <w:color w:val="0000EE"/>
-            <w:u w:val="single"/>
-          </w:rPr>
-          <w:t>Efésios 1.7</w:t>
-        </w:r>
-      </w:hyperlink>
-      <w:r>
-        <w:rPr>
-          <w:lang w:val="pt_PT" w:bidi="pt_PT"/>
-        </w:rPr>
-        <w:t xml:space="preserve">; </w:t>
-      </w:r>
-      <w:hyperlink r:id="rId223">
-        <w:r>
-          <w:rPr>
-            <w:lang w:val="pt_PT" w:bidi="pt_PT"/>
-          </w:rPr>
-          <w:rPr>
-            <w:color w:val="0000EE"/>
-            <w:u w:val="single"/>
-          </w:rPr>
-          <w:t>Colossenses 1.20</w:t>
-        </w:r>
-      </w:hyperlink>
+      <w:r>
+        <w:rPr>
+          <w:lang w:val="pt_PT" w:bidi="pt_PT"/>
+        </w:rPr>
+        <w:t>Efésios 1.7</w:t>
+      </w:r>
+      <w:r>
+        <w:rPr>
+          <w:lang w:val="pt_PT" w:bidi="pt_PT"/>
+        </w:rPr>
+        <w:t xml:space="preserve">; </w:t>
+      </w:r>
+      <w:r>
+        <w:rPr>
+          <w:lang w:val="pt_PT" w:bidi="pt_PT"/>
+        </w:rPr>
+        <w:t>Colossenses 1.20</w:t>
+      </w:r>
       <w:r>
         <w:rPr>
           <w:lang w:val="pt_PT" w:bidi="pt_PT"/>
         </w:rPr>
         <w:t>). Ele garante "redenção eterna" para os cristãos (</w:t>
       </w:r>
-      <w:hyperlink r:id="rId224">
-        <w:r>
-          <w:rPr>
-            <w:lang w:val="pt_PT" w:bidi="pt_PT"/>
-          </w:rPr>
-          <w:rPr>
-            <w:color w:val="0000EE"/>
-            <w:u w:val="single"/>
-          </w:rPr>
-          <w:t>Hebreus 9.12</w:t>
-        </w:r>
-      </w:hyperlink>
+      <w:r>
+        <w:rPr>
+          <w:lang w:val="pt_PT" w:bidi="pt_PT"/>
+        </w:rPr>
+        <w:t>Hebreus 9.12</w:t>
+      </w:r>
       <w:r>
         <w:rPr>
           <w:lang w:val="pt_PT" w:bidi="pt_PT"/>
         </w:rPr>
         <w:t>). Jesus, o "Cordeiro" de Deus, nos reconcilia com Deus (</w:t>
       </w:r>
-      <w:hyperlink r:id="rId225">
-        <w:r>
-          <w:rPr>
-            <w:lang w:val="pt_PT" w:bidi="pt_PT"/>
-          </w:rPr>
-          <w:rPr>
-            <w:color w:val="0000EE"/>
-            <w:u w:val="single"/>
-          </w:rPr>
-          <w:t>João 1.29</w:t>
-        </w:r>
-      </w:hyperlink>
-      <w:r>
-        <w:rPr>
-          <w:lang w:val="pt_PT" w:bidi="pt_PT"/>
-        </w:rPr>
-        <w:t xml:space="preserve">; </w:t>
-      </w:r>
-      <w:hyperlink r:id="rId226">
-        <w:r>
-          <w:rPr>
-            <w:lang w:val="pt_PT" w:bidi="pt_PT"/>
-          </w:rPr>
-          <w:rPr>
-            <w:color w:val="0000EE"/>
-            <w:u w:val="single"/>
-          </w:rPr>
-          <w:t>Hebreus 9.14</w:t>
-        </w:r>
-      </w:hyperlink>
+      <w:r>
+        <w:rPr>
+          <w:lang w:val="pt_PT" w:bidi="pt_PT"/>
+        </w:rPr>
+        <w:t>João 1.29</w:t>
+      </w:r>
+      <w:r>
+        <w:rPr>
+          <w:lang w:val="pt_PT" w:bidi="pt_PT"/>
+        </w:rPr>
+        <w:t xml:space="preserve">; </w:t>
+      </w:r>
+      <w:r>
+        <w:rPr>
+          <w:lang w:val="pt_PT" w:bidi="pt_PT"/>
+        </w:rPr>
+        <w:t>Hebreus 9.14</w:t>
+      </w:r>
       <w:r>
         <w:rPr>
           <w:lang w:val="pt_PT" w:bidi="pt_PT"/>
@@ -6898,324 +5153,216 @@
           <w:lang w:val="pt_PT" w:bidi="pt_PT"/>
         </w:rPr>
       </w:r>
-      <w:hyperlink r:id="rId227">
-        <w:r>
-          <w:rPr>
-            <w:lang w:val="pt_PT" w:bidi="pt_PT"/>
-          </w:rPr>
-          <w:rPr>
-            <w:color w:val="0000EE"/>
-            <w:u w:val="single"/>
-          </w:rPr>
-          <w:t>Êxodo 25.17–22</w:t>
-        </w:r>
-      </w:hyperlink>
-      <w:r>
-        <w:rPr>
-          <w:lang w:val="pt_PT" w:bidi="pt_PT"/>
-        </w:rPr>
-        <w:t xml:space="preserve">; </w:t>
-      </w:r>
-      <w:hyperlink r:id="rId228">
-        <w:r>
-          <w:rPr>
-            <w:lang w:val="pt_PT" w:bidi="pt_PT"/>
-          </w:rPr>
-          <w:rPr>
-            <w:color w:val="0000EE"/>
-            <w:u w:val="single"/>
-          </w:rPr>
-          <w:t>30.10–16</w:t>
-        </w:r>
-      </w:hyperlink>
-      <w:r>
-        <w:rPr>
-          <w:lang w:val="pt_PT" w:bidi="pt_PT"/>
-        </w:rPr>
-        <w:t xml:space="preserve">; </w:t>
-      </w:r>
-      <w:hyperlink r:id="rId217">
-        <w:r>
-          <w:rPr>
-            <w:lang w:val="pt_PT" w:bidi="pt_PT"/>
-          </w:rPr>
-          <w:rPr>
-            <w:color w:val="0000EE"/>
-            <w:u w:val="single"/>
-          </w:rPr>
-          <w:t>Levítico 1.1–17</w:t>
-        </w:r>
-      </w:hyperlink>
-      <w:r>
-        <w:rPr>
-          <w:lang w:val="pt_PT" w:bidi="pt_PT"/>
-        </w:rPr>
-        <w:t xml:space="preserve">; </w:t>
-      </w:r>
-      <w:hyperlink r:id="rId229">
-        <w:r>
-          <w:rPr>
-            <w:lang w:val="pt_PT" w:bidi="pt_PT"/>
-          </w:rPr>
-          <w:rPr>
-            <w:color w:val="0000EE"/>
-            <w:u w:val="single"/>
-          </w:rPr>
-          <w:t>4.1–6.7</w:t>
-        </w:r>
-      </w:hyperlink>
-      <w:r>
-        <w:rPr>
-          <w:lang w:val="pt_PT" w:bidi="pt_PT"/>
-        </w:rPr>
-        <w:t xml:space="preserve">; </w:t>
-      </w:r>
-      <w:hyperlink r:id="rId214">
-        <w:r>
-          <w:rPr>
-            <w:lang w:val="pt_PT" w:bidi="pt_PT"/>
-          </w:rPr>
-          <w:rPr>
-            <w:color w:val="0000EE"/>
-            <w:u w:val="single"/>
-          </w:rPr>
-          <w:t>16.1–34</w:t>
-        </w:r>
-      </w:hyperlink>
-      <w:r>
-        <w:rPr>
-          <w:lang w:val="pt_PT" w:bidi="pt_PT"/>
-        </w:rPr>
-        <w:t xml:space="preserve">; </w:t>
-      </w:r>
-      <w:hyperlink r:id="rId230">
-        <w:r>
-          <w:rPr>
-            <w:lang w:val="pt_PT" w:bidi="pt_PT"/>
-          </w:rPr>
-          <w:rPr>
-            <w:color w:val="0000EE"/>
-            <w:u w:val="single"/>
-          </w:rPr>
-          <w:t>17.10–14</w:t>
-        </w:r>
-      </w:hyperlink>
-      <w:r>
-        <w:rPr>
-          <w:lang w:val="pt_PT" w:bidi="pt_PT"/>
-        </w:rPr>
-        <w:t xml:space="preserve">; </w:t>
-      </w:r>
-      <w:hyperlink r:id="rId231">
-        <w:r>
-          <w:rPr>
-            <w:lang w:val="pt_PT" w:bidi="pt_PT"/>
-          </w:rPr>
-          <w:rPr>
-            <w:color w:val="0000EE"/>
-            <w:u w:val="single"/>
-          </w:rPr>
-          <w:t>23.26–32</w:t>
-        </w:r>
-      </w:hyperlink>
-      <w:r>
-        <w:rPr>
-          <w:lang w:val="pt_PT" w:bidi="pt_PT"/>
-        </w:rPr>
-        <w:t xml:space="preserve">; </w:t>
-      </w:r>
-      <w:hyperlink r:id="rId232">
-        <w:r>
-          <w:rPr>
-            <w:lang w:val="pt_PT" w:bidi="pt_PT"/>
-          </w:rPr>
-          <w:rPr>
-            <w:color w:val="0000EE"/>
-            <w:u w:val="single"/>
-          </w:rPr>
-          <w:t>Números 15.22–29</w:t>
-        </w:r>
-      </w:hyperlink>
-      <w:r>
-        <w:rPr>
-          <w:lang w:val="pt_PT" w:bidi="pt_PT"/>
-        </w:rPr>
-        <w:t xml:space="preserve">; </w:t>
-      </w:r>
-      <w:hyperlink r:id="rId233">
-        <w:r>
-          <w:rPr>
-            <w:lang w:val="pt_PT" w:bidi="pt_PT"/>
-          </w:rPr>
-          <w:rPr>
-            <w:color w:val="0000EE"/>
-            <w:u w:val="single"/>
-          </w:rPr>
-          <w:t>29.7–11</w:t>
-        </w:r>
-      </w:hyperlink>
-      <w:r>
-        <w:rPr>
-          <w:lang w:val="pt_PT" w:bidi="pt_PT"/>
-        </w:rPr>
-        <w:t xml:space="preserve">; </w:t>
-      </w:r>
-      <w:hyperlink r:id="rId234">
-        <w:r>
-          <w:rPr>
-            <w:lang w:val="pt_PT" w:bidi="pt_PT"/>
-          </w:rPr>
-          <w:rPr>
-            <w:color w:val="0000EE"/>
-            <w:u w:val="single"/>
-          </w:rPr>
-          <w:t>Salmo 51.7</w:t>
-        </w:r>
-      </w:hyperlink>
-      <w:r>
-        <w:rPr>
-          <w:lang w:val="pt_PT" w:bidi="pt_PT"/>
-        </w:rPr>
-        <w:t xml:space="preserve">; </w:t>
-      </w:r>
-      <w:hyperlink r:id="rId235">
-        <w:r>
-          <w:rPr>
-            <w:lang w:val="pt_PT" w:bidi="pt_PT"/>
-          </w:rPr>
-          <w:rPr>
-            <w:color w:val="0000EE"/>
-            <w:u w:val="single"/>
-          </w:rPr>
-          <w:t>Provérbios 16.6</w:t>
-        </w:r>
-      </w:hyperlink>
-      <w:r>
-        <w:rPr>
-          <w:lang w:val="pt_PT" w:bidi="pt_PT"/>
-        </w:rPr>
-        <w:t xml:space="preserve">; </w:t>
-      </w:r>
-      <w:hyperlink r:id="rId236">
-        <w:r>
-          <w:rPr>
-            <w:lang w:val="pt_PT" w:bidi="pt_PT"/>
-          </w:rPr>
-          <w:rPr>
-            <w:color w:val="0000EE"/>
-            <w:u w:val="single"/>
-          </w:rPr>
-          <w:t>Ezequiel 43.18–27</w:t>
-        </w:r>
-      </w:hyperlink>
-      <w:r>
-        <w:rPr>
-          <w:lang w:val="pt_PT" w:bidi="pt_PT"/>
-        </w:rPr>
-        <w:t xml:space="preserve">; </w:t>
-      </w:r>
-      <w:hyperlink r:id="rId237">
-        <w:r>
-          <w:rPr>
-            <w:lang w:val="pt_PT" w:bidi="pt_PT"/>
-          </w:rPr>
-          <w:rPr>
-            <w:color w:val="0000EE"/>
-            <w:u w:val="single"/>
-          </w:rPr>
-          <w:t>Daniel 9.24</w:t>
-        </w:r>
-      </w:hyperlink>
-      <w:r>
-        <w:rPr>
-          <w:lang w:val="pt_PT" w:bidi="pt_PT"/>
-        </w:rPr>
-        <w:t xml:space="preserve">; </w:t>
-      </w:r>
-      <w:hyperlink r:id="rId225">
-        <w:r>
-          <w:rPr>
-            <w:lang w:val="pt_PT" w:bidi="pt_PT"/>
-          </w:rPr>
-          <w:rPr>
-            <w:color w:val="0000EE"/>
-            <w:u w:val="single"/>
-          </w:rPr>
-          <w:t>João 1.29</w:t>
-        </w:r>
-      </w:hyperlink>
-      <w:r>
-        <w:rPr>
-          <w:lang w:val="pt_PT" w:bidi="pt_PT"/>
-        </w:rPr>
-        <w:t xml:space="preserve">; </w:t>
-      </w:r>
-      <w:hyperlink r:id="rId222">
-        <w:r>
-          <w:rPr>
-            <w:lang w:val="pt_PT" w:bidi="pt_PT"/>
-          </w:rPr>
-          <w:rPr>
-            <w:color w:val="0000EE"/>
-            <w:u w:val="single"/>
-          </w:rPr>
-          <w:t>Efésios 1.7</w:t>
-        </w:r>
-      </w:hyperlink>
-      <w:r>
-        <w:rPr>
-          <w:lang w:val="pt_PT" w:bidi="pt_PT"/>
-        </w:rPr>
-        <w:t xml:space="preserve">; </w:t>
-      </w:r>
-      <w:hyperlink r:id="rId223">
-        <w:r>
-          <w:rPr>
-            <w:lang w:val="pt_PT" w:bidi="pt_PT"/>
-          </w:rPr>
-          <w:rPr>
-            <w:color w:val="0000EE"/>
-            <w:u w:val="single"/>
-          </w:rPr>
-          <w:t>Colossenses 1.20</w:t>
-        </w:r>
-      </w:hyperlink>
-      <w:r>
-        <w:rPr>
-          <w:lang w:val="pt_PT" w:bidi="pt_PT"/>
-        </w:rPr>
-        <w:t xml:space="preserve">; </w:t>
-      </w:r>
-      <w:hyperlink r:id="rId238">
-        <w:r>
-          <w:rPr>
-            <w:lang w:val="pt_PT" w:bidi="pt_PT"/>
-          </w:rPr>
-          <w:rPr>
-            <w:color w:val="0000EE"/>
-            <w:u w:val="single"/>
-          </w:rPr>
-          <w:t>Hebreus 2.16–17</w:t>
-        </w:r>
-      </w:hyperlink>
-      <w:r>
-        <w:rPr>
-          <w:lang w:val="pt_PT" w:bidi="pt_PT"/>
-        </w:rPr>
-        <w:t xml:space="preserve">; </w:t>
-      </w:r>
-      <w:hyperlink r:id="rId239">
-        <w:r>
-          <w:rPr>
-            <w:lang w:val="pt_PT" w:bidi="pt_PT"/>
-          </w:rPr>
-          <w:rPr>
-            <w:color w:val="0000EE"/>
-            <w:u w:val="single"/>
-          </w:rPr>
-          <w:t>9.12–14.</w:t>
-        </w:r>
-      </w:hyperlink>
+      <w:r>
+        <w:rPr>
+          <w:lang w:val="pt_PT" w:bidi="pt_PT"/>
+        </w:rPr>
+        <w:t>Êxodo 25.17–22</w:t>
+      </w:r>
+      <w:r>
+        <w:rPr>
+          <w:lang w:val="pt_PT" w:bidi="pt_PT"/>
+        </w:rPr>
+        <w:t xml:space="preserve">; </w:t>
+      </w:r>
+      <w:r>
+        <w:rPr>
+          <w:lang w:val="pt_PT" w:bidi="pt_PT"/>
+        </w:rPr>
+        <w:t>30.10–16</w:t>
+      </w:r>
+      <w:r>
+        <w:rPr>
+          <w:lang w:val="pt_PT" w:bidi="pt_PT"/>
+        </w:rPr>
+        <w:t xml:space="preserve">; </w:t>
+      </w:r>
+      <w:r>
+        <w:rPr>
+          <w:lang w:val="pt_PT" w:bidi="pt_PT"/>
+        </w:rPr>
+        <w:t>Levítico 1.1–17</w:t>
+      </w:r>
+      <w:r>
+        <w:rPr>
+          <w:lang w:val="pt_PT" w:bidi="pt_PT"/>
+        </w:rPr>
+        <w:t xml:space="preserve">; </w:t>
+      </w:r>
+      <w:r>
+        <w:rPr>
+          <w:lang w:val="pt_PT" w:bidi="pt_PT"/>
+        </w:rPr>
+        <w:t>4.1–6.7</w:t>
+      </w:r>
+      <w:r>
+        <w:rPr>
+          <w:lang w:val="pt_PT" w:bidi="pt_PT"/>
+        </w:rPr>
+        <w:t xml:space="preserve">; </w:t>
+      </w:r>
+      <w:r>
+        <w:rPr>
+          <w:lang w:val="pt_PT" w:bidi="pt_PT"/>
+        </w:rPr>
+        <w:t>16.1–34</w:t>
+      </w:r>
+      <w:r>
+        <w:rPr>
+          <w:lang w:val="pt_PT" w:bidi="pt_PT"/>
+        </w:rPr>
+        <w:t xml:space="preserve">; </w:t>
+      </w:r>
+      <w:r>
+        <w:rPr>
+          <w:lang w:val="pt_PT" w:bidi="pt_PT"/>
+        </w:rPr>
+        <w:t>17.10–14</w:t>
+      </w:r>
+      <w:r>
+        <w:rPr>
+          <w:lang w:val="pt_PT" w:bidi="pt_PT"/>
+        </w:rPr>
+        <w:t xml:space="preserve">; </w:t>
+      </w:r>
+      <w:r>
+        <w:rPr>
+          <w:lang w:val="pt_PT" w:bidi="pt_PT"/>
+        </w:rPr>
+        <w:t>23.26–32</w:t>
+      </w:r>
+      <w:r>
+        <w:rPr>
+          <w:lang w:val="pt_PT" w:bidi="pt_PT"/>
+        </w:rPr>
+        <w:t xml:space="preserve">; </w:t>
+      </w:r>
+      <w:r>
+        <w:rPr>
+          <w:lang w:val="pt_PT" w:bidi="pt_PT"/>
+        </w:rPr>
+        <w:t>Números 15.22–29</w:t>
+      </w:r>
+      <w:r>
+        <w:rPr>
+          <w:lang w:val="pt_PT" w:bidi="pt_PT"/>
+        </w:rPr>
+        <w:t xml:space="preserve">; </w:t>
+      </w:r>
+      <w:r>
+        <w:rPr>
+          <w:lang w:val="pt_PT" w:bidi="pt_PT"/>
+        </w:rPr>
+        <w:t>29.7–11</w:t>
+      </w:r>
+      <w:r>
+        <w:rPr>
+          <w:lang w:val="pt_PT" w:bidi="pt_PT"/>
+        </w:rPr>
+        <w:t xml:space="preserve">; </w:t>
+      </w:r>
+      <w:r>
+        <w:rPr>
+          <w:lang w:val="pt_PT" w:bidi="pt_PT"/>
+        </w:rPr>
+        <w:t>Salmo 51.7</w:t>
+      </w:r>
+      <w:r>
+        <w:rPr>
+          <w:lang w:val="pt_PT" w:bidi="pt_PT"/>
+        </w:rPr>
+        <w:t xml:space="preserve">; </w:t>
+      </w:r>
+      <w:r>
+        <w:rPr>
+          <w:lang w:val="pt_PT" w:bidi="pt_PT"/>
+        </w:rPr>
+        <w:t>Provérbios 16.6</w:t>
+      </w:r>
+      <w:r>
+        <w:rPr>
+          <w:lang w:val="pt_PT" w:bidi="pt_PT"/>
+        </w:rPr>
+        <w:t xml:space="preserve">; </w:t>
+      </w:r>
+      <w:r>
+        <w:rPr>
+          <w:lang w:val="pt_PT" w:bidi="pt_PT"/>
+        </w:rPr>
+        <w:t>Ezequiel 43.18–27</w:t>
+      </w:r>
+      <w:r>
+        <w:rPr>
+          <w:lang w:val="pt_PT" w:bidi="pt_PT"/>
+        </w:rPr>
+        <w:t xml:space="preserve">; </w:t>
+      </w:r>
+      <w:r>
+        <w:rPr>
+          <w:lang w:val="pt_PT" w:bidi="pt_PT"/>
+        </w:rPr>
+        <w:t>Daniel 9.24</w:t>
+      </w:r>
+      <w:r>
+        <w:rPr>
+          <w:lang w:val="pt_PT" w:bidi="pt_PT"/>
+        </w:rPr>
+        <w:t xml:space="preserve">; </w:t>
+      </w:r>
+      <w:r>
+        <w:rPr>
+          <w:lang w:val="pt_PT" w:bidi="pt_PT"/>
+        </w:rPr>
+        <w:t>João 1.29</w:t>
+      </w:r>
+      <w:r>
+        <w:rPr>
+          <w:lang w:val="pt_PT" w:bidi="pt_PT"/>
+        </w:rPr>
+        <w:t xml:space="preserve">; </w:t>
+      </w:r>
+      <w:r>
+        <w:rPr>
+          <w:lang w:val="pt_PT" w:bidi="pt_PT"/>
+        </w:rPr>
+        <w:t>Efésios 1.7</w:t>
+      </w:r>
+      <w:r>
+        <w:rPr>
+          <w:lang w:val="pt_PT" w:bidi="pt_PT"/>
+        </w:rPr>
+        <w:t xml:space="preserve">; </w:t>
+      </w:r>
+      <w:r>
+        <w:rPr>
+          <w:lang w:val="pt_PT" w:bidi="pt_PT"/>
+        </w:rPr>
+        <w:t>Colossenses 1.20</w:t>
+      </w:r>
+      <w:r>
+        <w:rPr>
+          <w:lang w:val="pt_PT" w:bidi="pt_PT"/>
+        </w:rPr>
+        <w:t xml:space="preserve">; </w:t>
+      </w:r>
+      <w:r>
+        <w:rPr>
+          <w:lang w:val="pt_PT" w:bidi="pt_PT"/>
+        </w:rPr>
+        <w:t>Hebreus 2.16–17</w:t>
+      </w:r>
+      <w:r>
+        <w:rPr>
+          <w:lang w:val="pt_PT" w:bidi="pt_PT"/>
+        </w:rPr>
+        <w:t xml:space="preserve">; </w:t>
+      </w:r>
+      <w:r>
+        <w:rPr>
+          <w:lang w:val="pt_PT" w:bidi="pt_PT"/>
+        </w:rPr>
+        <w:t>9.12–14.</w:t>
+      </w:r>
       <w:r>
         <w:rPr>
           <w:lang w:val="pt_PT" w:bidi="pt_PT"/>
